--- a/Program-Description.docx
+++ b/Program-Description.docx
@@ -492,7 +492,7 @@
           <w:lang w:val="en-US"/>
         </w:rPr>
         <w:drawing>
-          <wp:inline distT="0" distB="0" distL="0" distR="0" wp14:anchorId="35437626" wp14:editId="470C062C">
+          <wp:inline distT="0" distB="0" distL="0" distR="0" wp14:anchorId="35437626" wp14:editId="6C6954DD">
             <wp:extent cx="5731510" cy="358140"/>
             <wp:effectExtent l="0" t="0" r="2540" b="3810"/>
             <wp:docPr id="1590484867" name="Picture 4"/>
@@ -539,7 +539,7 @@
           <w:lang w:val="en-US"/>
         </w:rPr>
         <w:drawing>
-          <wp:inline distT="0" distB="0" distL="0" distR="0" wp14:anchorId="4102BEB5" wp14:editId="01F5A01C">
+          <wp:inline distT="0" distB="0" distL="0" distR="0" wp14:anchorId="4102BEB5" wp14:editId="3EC02572">
             <wp:extent cx="5731510" cy="358140"/>
             <wp:effectExtent l="0" t="0" r="2540" b="3810"/>
             <wp:docPr id="2036133162" name="Picture 3"/>
@@ -587,7 +587,7 @@
         </w:rPr>
         <w:lastRenderedPageBreak/>
         <w:drawing>
-          <wp:inline distT="0" distB="0" distL="0" distR="0" wp14:anchorId="7718C4F2" wp14:editId="2CB39F5E">
+          <wp:inline distT="0" distB="0" distL="0" distR="0" wp14:anchorId="7718C4F2" wp14:editId="78B7D054">
             <wp:extent cx="5731510" cy="358140"/>
             <wp:effectExtent l="0" t="0" r="2540" b="3810"/>
             <wp:docPr id="322647071" name="Picture 5"/>
@@ -634,7 +634,7 @@
           <w:lang w:val="en-US"/>
         </w:rPr>
         <w:drawing>
-          <wp:inline distT="0" distB="0" distL="0" distR="0" wp14:anchorId="198D0D79" wp14:editId="76300EC5">
+          <wp:inline distT="0" distB="0" distL="0" distR="0" wp14:anchorId="198D0D79" wp14:editId="5D394278">
             <wp:extent cx="5731510" cy="358140"/>
             <wp:effectExtent l="0" t="0" r="2540" b="3810"/>
             <wp:docPr id="695592366" name="Picture 7"/>
@@ -681,7 +681,7 @@
           <w:lang w:val="en-US"/>
         </w:rPr>
         <w:drawing>
-          <wp:inline distT="0" distB="0" distL="0" distR="0" wp14:anchorId="0BB65A70" wp14:editId="6AD7DC6C">
+          <wp:inline distT="0" distB="0" distL="0" distR="0" wp14:anchorId="0BB65A70" wp14:editId="72270009">
             <wp:extent cx="5731510" cy="358140"/>
             <wp:effectExtent l="0" t="0" r="2540" b="3810"/>
             <wp:docPr id="1170885298" name="Picture 6"/>
@@ -1395,6 +1395,22 @@
         </w:rPr>
         <w:t>utils.h</w:t>
       </w:r>
+      <w:r>
+        <w:rPr>
+          <w:b/>
+          <w:bCs/>
+          <w:u w:val="single"/>
+          <w:lang w:val="en-US"/>
+        </w:rPr>
+        <w:t xml:space="preserve">  </w:t>
+      </w:r>
+      <w:r>
+        <w:rPr>
+          <w:u w:val="single"/>
+          <w:lang w:val="en-US"/>
+        </w:rPr>
+        <w:t>(general utils file)</w:t>
+      </w:r>
     </w:p>
     <w:p>
       <w:pPr>
@@ -1592,7 +1608,19 @@
         <w:rPr>
           <w:lang w:val="en-US"/>
         </w:rPr>
-        <w:t>, such as the methods to load the default config and relevant image files:</w:t>
+        <w:t xml:space="preserve"> </w:t>
+      </w:r>
+      <w:r>
+        <w:rPr>
+          <w:lang w:val="en-US"/>
+        </w:rPr>
+        <w:t>to load the default config and relevant image files</w:t>
+      </w:r>
+      <w:r>
+        <w:rPr>
+          <w:lang w:val="en-US"/>
+        </w:rPr>
+        <w:t>.</w:t>
       </w:r>
     </w:p>
     <w:p>
@@ -1665,6 +1693,45 @@
     <w:p>
       <w:pPr>
         <w:pStyle w:val="ListParagraph"/>
+        <w:numPr>
+          <w:ilvl w:val="0"/>
+          <w:numId w:val="9"/>
+        </w:numPr>
+        <w:jc w:val="both"/>
+        <w:rPr>
+          <w:u w:val="single"/>
+          <w:lang w:val="en-US"/>
+        </w:rPr>
+      </w:pPr>
+      <w:r>
+        <w:rPr>
+          <w:b/>
+          <w:bCs/>
+          <w:u w:val="single"/>
+          <w:lang w:val="en-US"/>
+        </w:rPr>
+        <w:t>gui.h</w:t>
+      </w:r>
+      <w:r>
+        <w:rPr>
+          <w:u w:val="single"/>
+          <w:lang w:val="en-US"/>
+        </w:rPr>
+        <w:t xml:space="preserve">  (GUI utils file)</w:t>
+      </w:r>
+    </w:p>
+    <w:p>
+      <w:pPr>
+        <w:pStyle w:val="ListParagraph"/>
+        <w:rPr>
+          <w:u w:val="single"/>
+          <w:lang w:val="en-US"/>
+        </w:rPr>
+      </w:pPr>
+    </w:p>
+    <w:p>
+      <w:pPr>
+        <w:pStyle w:val="ListParagraph"/>
         <w:ind w:left="0"/>
         <w:jc w:val="both"/>
         <w:rPr>
@@ -1675,7 +1742,7 @@
         <w:rPr>
           <w:lang w:val="en-US"/>
         </w:rPr>
-        <w:t>And some basic OpenGL helper functions to create textures from images and normal maps, as well as computing the vertex position corresponding to a specific pixel, based on its position and luminance value, with respect to the rendering width and height.</w:t>
+        <w:t>This file contains all parameters and variables that can be controlled from the UI.</w:t>
       </w:r>
     </w:p>
     <w:p>
@@ -1693,10 +1760,10 @@
           <w:lang w:val="en-US"/>
         </w:rPr>
         <w:drawing>
-          <wp:inline distT="0" distB="0" distL="0" distR="0" wp14:anchorId="2A5E2368" wp14:editId="15425E3E">
-            <wp:extent cx="5731510" cy="895985"/>
+          <wp:inline distT="0" distB="0" distL="0" distR="0" wp14:anchorId="1730F146" wp14:editId="68CC1058">
+            <wp:extent cx="5731510" cy="4441825"/>
             <wp:effectExtent l="0" t="0" r="2540" b="0"/>
-            <wp:docPr id="1493414129" name="Picture 5" descr="A screen shot of a computer&#10;&#10;Description automatically generated"/>
+            <wp:docPr id="379932379" name="Picture 1" descr="A computer screen shot of a program&#10;&#10;Description automatically generated"/>
             <wp:cNvGraphicFramePr>
               <a:graphicFrameLocks xmlns:a="http://schemas.openxmlformats.org/drawingml/2006/main" noChangeAspect="1"/>
             </wp:cNvGraphicFramePr>
@@ -1704,7 +1771,7 @@
               <a:graphicData uri="http://schemas.openxmlformats.org/drawingml/2006/picture">
                 <pic:pic xmlns:pic="http://schemas.openxmlformats.org/drawingml/2006/picture">
                   <pic:nvPicPr>
-                    <pic:cNvPr id="1493414129" name="Picture 5" descr="A screen shot of a computer&#10;&#10;Description automatically generated"/>
+                    <pic:cNvPr id="379932379" name="Picture 1" descr="A computer screen shot of a program&#10;&#10;Description automatically generated"/>
                     <pic:cNvPicPr/>
                   </pic:nvPicPr>
                   <pic:blipFill>
@@ -1722,7 +1789,7 @@
                   <pic:spPr>
                     <a:xfrm>
                       <a:off x="0" y="0"/>
-                      <a:ext cx="5731510" cy="895985"/>
+                      <a:ext cx="5731510" cy="4441825"/>
                     </a:xfrm>
                     <a:prstGeom prst="rect">
                       <a:avLst/>
@@ -1738,9 +1805,130 @@
     <w:p>
       <w:pPr>
         <w:pStyle w:val="ListParagraph"/>
+        <w:ind w:left="360"/>
+        <w:jc w:val="both"/>
+        <w:rPr>
+          <w:u w:val="single"/>
+          <w:lang w:val="en-US"/>
+        </w:rPr>
+      </w:pPr>
+    </w:p>
+    <w:p>
+      <w:pPr>
+        <w:pStyle w:val="ListParagraph"/>
         <w:ind w:left="0"/>
         <w:jc w:val="both"/>
         <w:rPr>
+          <w:lang w:val="en-US"/>
+        </w:rPr>
+      </w:pPr>
+      <w:r>
+        <w:rPr>
+          <w:lang w:val="en-US"/>
+        </w:rPr>
+        <w:t>gui.h also contains the function rendering the UI and some UI-related helper functions for the help menu, the lights</w:t>
+      </w:r>
+      <w:r>
+        <w:rPr>
+          <w:lang w:val="en-US"/>
+        </w:rPr>
+        <w:t>, the color maps,</w:t>
+      </w:r>
+      <w:r>
+        <w:rPr>
+          <w:lang w:val="en-US"/>
+        </w:rPr>
+        <w:t xml:space="preserve"> debugging</w:t>
+      </w:r>
+      <w:r>
+        <w:rPr>
+          <w:lang w:val="en-US"/>
+        </w:rPr>
+        <w:t xml:space="preserve"> and keyboard shortcuts</w:t>
+      </w:r>
+      <w:r>
+        <w:rPr>
+          <w:lang w:val="en-US"/>
+        </w:rPr>
+        <w:t>.</w:t>
+      </w:r>
+    </w:p>
+    <w:p>
+      <w:pPr>
+        <w:pStyle w:val="ListParagraph"/>
+        <w:ind w:left="0"/>
+        <w:jc w:val="both"/>
+        <w:rPr>
+          <w:lang w:val="en-US"/>
+        </w:rPr>
+      </w:pPr>
+      <w:r>
+        <w:rPr>
+          <w:noProof/>
+          <w:lang w:val="en-US"/>
+        </w:rPr>
+        <w:lastRenderedPageBreak/>
+        <w:drawing>
+          <wp:inline distT="0" distB="0" distL="0" distR="0" wp14:anchorId="5F3BEC8D" wp14:editId="5C180BDF">
+            <wp:extent cx="5915025" cy="3090662"/>
+            <wp:effectExtent l="0" t="0" r="0" b="0"/>
+            <wp:docPr id="1159570165" name="Picture 2"/>
+            <wp:cNvGraphicFramePr>
+              <a:graphicFrameLocks xmlns:a="http://schemas.openxmlformats.org/drawingml/2006/main" noChangeAspect="1"/>
+            </wp:cNvGraphicFramePr>
+            <a:graphic xmlns:a="http://schemas.openxmlformats.org/drawingml/2006/main">
+              <a:graphicData uri="http://schemas.openxmlformats.org/drawingml/2006/picture">
+                <pic:pic xmlns:pic="http://schemas.openxmlformats.org/drawingml/2006/picture">
+                  <pic:nvPicPr>
+                    <pic:cNvPr id="1159570165" name="Picture 2"/>
+                    <pic:cNvPicPr/>
+                  </pic:nvPicPr>
+                  <pic:blipFill>
+                    <a:blip r:embed="rId17">
+                      <a:extLst>
+                        <a:ext uri="{28A0092B-C50C-407E-A947-70E740481C1C}">
+                          <a14:useLocalDpi xmlns:a14="http://schemas.microsoft.com/office/drawing/2010/main" val="0"/>
+                        </a:ext>
+                      </a:extLst>
+                    </a:blip>
+                    <a:stretch>
+                      <a:fillRect/>
+                    </a:stretch>
+                  </pic:blipFill>
+                  <pic:spPr>
+                    <a:xfrm>
+                      <a:off x="0" y="0"/>
+                      <a:ext cx="5935751" cy="3101491"/>
+                    </a:xfrm>
+                    <a:prstGeom prst="rect">
+                      <a:avLst/>
+                    </a:prstGeom>
+                  </pic:spPr>
+                </pic:pic>
+              </a:graphicData>
+            </a:graphic>
+          </wp:inline>
+        </w:drawing>
+      </w:r>
+    </w:p>
+    <w:p>
+      <w:pPr>
+        <w:pStyle w:val="ListParagraph"/>
+        <w:ind w:left="1080"/>
+        <w:jc w:val="both"/>
+        <w:rPr>
+          <w:u w:val="single"/>
+          <w:lang w:val="en-US"/>
+        </w:rPr>
+      </w:pPr>
+    </w:p>
+    <w:p>
+      <w:pPr>
+        <w:pStyle w:val="ListParagraph"/>
+        <w:ind w:left="1080"/>
+        <w:jc w:val="both"/>
+        <w:rPr>
+          <w:u w:val="single"/>
           <w:lang w:val="en-US"/>
         </w:rPr>
       </w:pPr>
@@ -1760,20 +1948,281 @@
       </w:pPr>
       <w:r>
         <w:rPr>
+          <w:b/>
+          <w:bCs/>
           <w:u w:val="single"/>
           <w:lang w:val="en-US"/>
         </w:rPr>
-        <w:t>gui.h</w:t>
-      </w:r>
-    </w:p>
-    <w:p>
-      <w:pPr>
-        <w:pStyle w:val="ListParagraph"/>
+        <w:t>glutils.h</w:t>
+      </w:r>
+      <w:r>
         <w:rPr>
           <w:u w:val="single"/>
           <w:lang w:val="en-US"/>
         </w:rPr>
-      </w:pPr>
+        <w:t xml:space="preserve">  (OpenGL utils file)</w:t>
+      </w:r>
+    </w:p>
+    <w:p>
+      <w:pPr>
+        <w:pStyle w:val="ListParagraph"/>
+        <w:ind w:left="1080"/>
+        <w:jc w:val="both"/>
+        <w:rPr>
+          <w:u w:val="single"/>
+          <w:lang w:val="en-US"/>
+        </w:rPr>
+      </w:pPr>
+    </w:p>
+    <w:p>
+      <w:pPr>
+        <w:pStyle w:val="ListParagraph"/>
+        <w:ind w:left="0"/>
+        <w:jc w:val="both"/>
+        <w:rPr>
+          <w:lang w:val="en-US"/>
+        </w:rPr>
+      </w:pPr>
+      <w:r>
+        <w:rPr>
+          <w:lang w:val="en-US"/>
+        </w:rPr>
+        <w:t>This file contains references to all the OpenGL objects (arrays, buffers, textures, etc.) used throughout the program, as well as some useful constants</w:t>
+      </w:r>
+      <w:r>
+        <w:rPr>
+          <w:lang w:val="en-US"/>
+        </w:rPr>
+        <w:t xml:space="preserve"> to render quads and triangles on the screen</w:t>
+      </w:r>
+      <w:r>
+        <w:rPr>
+          <w:lang w:val="en-US"/>
+        </w:rPr>
+        <w:t>.</w:t>
+      </w:r>
+    </w:p>
+    <w:p>
+      <w:pPr>
+        <w:pStyle w:val="ListParagraph"/>
+        <w:ind w:left="0"/>
+        <w:jc w:val="both"/>
+        <w:rPr>
+          <w:lang w:val="en-US"/>
+        </w:rPr>
+      </w:pPr>
+      <w:r>
+        <w:rPr>
+          <w:noProof/>
+          <w:lang w:val="en-US"/>
+        </w:rPr>
+        <w:drawing>
+          <wp:inline distT="0" distB="0" distL="0" distR="0" wp14:anchorId="4F6C97DC" wp14:editId="600D30CD">
+            <wp:extent cx="4324954" cy="3419952"/>
+            <wp:effectExtent l="0" t="0" r="0" b="0"/>
+            <wp:docPr id="1424375068" name="Picture 4" descr="A screenshot of a computer program&#10;&#10;Description automatically generated"/>
+            <wp:cNvGraphicFramePr>
+              <a:graphicFrameLocks xmlns:a="http://schemas.openxmlformats.org/drawingml/2006/main" noChangeAspect="1"/>
+            </wp:cNvGraphicFramePr>
+            <a:graphic xmlns:a="http://schemas.openxmlformats.org/drawingml/2006/main">
+              <a:graphicData uri="http://schemas.openxmlformats.org/drawingml/2006/picture">
+                <pic:pic xmlns:pic="http://schemas.openxmlformats.org/drawingml/2006/picture">
+                  <pic:nvPicPr>
+                    <pic:cNvPr id="1424375068" name="Picture 4" descr="A screenshot of a computer program&#10;&#10;Description automatically generated"/>
+                    <pic:cNvPicPr/>
+                  </pic:nvPicPr>
+                  <pic:blipFill>
+                    <a:blip r:embed="rId18">
+                      <a:extLst>
+                        <a:ext uri="{28A0092B-C50C-407E-A947-70E740481C1C}">
+                          <a14:useLocalDpi xmlns:a14="http://schemas.microsoft.com/office/drawing/2010/main" val="0"/>
+                        </a:ext>
+                      </a:extLst>
+                    </a:blip>
+                    <a:stretch>
+                      <a:fillRect/>
+                    </a:stretch>
+                  </pic:blipFill>
+                  <pic:spPr>
+                    <a:xfrm>
+                      <a:off x="0" y="0"/>
+                      <a:ext cx="4324954" cy="3419952"/>
+                    </a:xfrm>
+                    <a:prstGeom prst="rect">
+                      <a:avLst/>
+                    </a:prstGeom>
+                  </pic:spPr>
+                </pic:pic>
+              </a:graphicData>
+            </a:graphic>
+          </wp:inline>
+        </w:drawing>
+      </w:r>
+    </w:p>
+    <w:p>
+      <w:pPr>
+        <w:pStyle w:val="ListParagraph"/>
+        <w:ind w:left="0"/>
+        <w:jc w:val="both"/>
+        <w:rPr>
+          <w:lang w:val="en-US"/>
+        </w:rPr>
+      </w:pPr>
+      <w:r>
+        <w:rPr>
+          <w:noProof/>
+          <w:lang w:val="en-US"/>
+        </w:rPr>
+        <w:lastRenderedPageBreak/>
+        <w:drawing>
+          <wp:inline distT="0" distB="0" distL="0" distR="0" wp14:anchorId="0062A31A" wp14:editId="4CCBC3AD">
+            <wp:extent cx="5058481" cy="4010585"/>
+            <wp:effectExtent l="0" t="0" r="8890" b="9525"/>
+            <wp:docPr id="885426283" name="Picture 5" descr="A computer screen shot of white and green text&#10;&#10;Description automatically generated"/>
+            <wp:cNvGraphicFramePr>
+              <a:graphicFrameLocks xmlns:a="http://schemas.openxmlformats.org/drawingml/2006/main" noChangeAspect="1"/>
+            </wp:cNvGraphicFramePr>
+            <a:graphic xmlns:a="http://schemas.openxmlformats.org/drawingml/2006/main">
+              <a:graphicData uri="http://schemas.openxmlformats.org/drawingml/2006/picture">
+                <pic:pic xmlns:pic="http://schemas.openxmlformats.org/drawingml/2006/picture">
+                  <pic:nvPicPr>
+                    <pic:cNvPr id="885426283" name="Picture 5" descr="A computer screen shot of white and green text&#10;&#10;Description automatically generated"/>
+                    <pic:cNvPicPr/>
+                  </pic:nvPicPr>
+                  <pic:blipFill>
+                    <a:blip r:embed="rId19">
+                      <a:extLst>
+                        <a:ext uri="{28A0092B-C50C-407E-A947-70E740481C1C}">
+                          <a14:useLocalDpi xmlns:a14="http://schemas.microsoft.com/office/drawing/2010/main" val="0"/>
+                        </a:ext>
+                      </a:extLst>
+                    </a:blip>
+                    <a:stretch>
+                      <a:fillRect/>
+                    </a:stretch>
+                  </pic:blipFill>
+                  <pic:spPr>
+                    <a:xfrm>
+                      <a:off x="0" y="0"/>
+                      <a:ext cx="5058481" cy="4010585"/>
+                    </a:xfrm>
+                    <a:prstGeom prst="rect">
+                      <a:avLst/>
+                    </a:prstGeom>
+                  </pic:spPr>
+                </pic:pic>
+              </a:graphicData>
+            </a:graphic>
+          </wp:inline>
+        </w:drawing>
+      </w:r>
+    </w:p>
+    <w:p>
+      <w:pPr>
+        <w:pStyle w:val="ListParagraph"/>
+        <w:ind w:left="0"/>
+        <w:jc w:val="both"/>
+        <w:rPr>
+          <w:lang w:val="en-US"/>
+        </w:rPr>
+      </w:pPr>
+    </w:p>
+    <w:p>
+      <w:pPr>
+        <w:pStyle w:val="ListParagraph"/>
+        <w:ind w:left="0"/>
+        <w:jc w:val="both"/>
+        <w:rPr>
+          <w:lang w:val="en-US"/>
+        </w:rPr>
+      </w:pPr>
+      <w:r>
+        <w:rPr>
+          <w:lang w:val="en-US"/>
+        </w:rPr>
+        <w:t xml:space="preserve">This file also contains </w:t>
+      </w:r>
+      <w:r>
+        <w:rPr>
+          <w:lang w:val="en-US"/>
+        </w:rPr>
+        <w:t xml:space="preserve"> some basic OpenGL helper functions to</w:t>
+      </w:r>
+      <w:r>
+        <w:rPr>
+          <w:lang w:val="en-US"/>
+        </w:rPr>
+        <w:t xml:space="preserve"> initialize the shaders,</w:t>
+      </w:r>
+      <w:r>
+        <w:rPr>
+          <w:lang w:val="en-US"/>
+        </w:rPr>
+        <w:t xml:space="preserve"> create textures from images and normal maps, as well as computing the vertex position corresponding to a specific pixel, based on its position and luminance value, with respect to the rendering width and height.</w:t>
+      </w:r>
+      <w:r>
+        <w:rPr>
+          <w:lang w:val="en-US"/>
+        </w:rPr>
+        <w:t xml:space="preserve"> It also has functions to handle the loading of vertices and indices into OpenGL arrays and buffers.</w:t>
+      </w:r>
+    </w:p>
+    <w:p>
+      <w:pPr>
+        <w:pStyle w:val="ListParagraph"/>
+        <w:ind w:left="0"/>
+        <w:jc w:val="both"/>
+        <w:rPr>
+          <w:lang w:val="en-US"/>
+        </w:rPr>
+      </w:pPr>
+      <w:r>
+        <w:rPr>
+          <w:noProof/>
+          <w:lang w:val="en-US"/>
+        </w:rPr>
+        <w:drawing>
+          <wp:inline distT="0" distB="0" distL="0" distR="0" wp14:anchorId="06259A33" wp14:editId="3081D7F5">
+            <wp:extent cx="5731510" cy="988060"/>
+            <wp:effectExtent l="0" t="0" r="2540" b="2540"/>
+            <wp:docPr id="2012214110" name="Picture 3" descr="A computer screen shot of text&#10;&#10;Description automatically generated"/>
+            <wp:cNvGraphicFramePr>
+              <a:graphicFrameLocks xmlns:a="http://schemas.openxmlformats.org/drawingml/2006/main" noChangeAspect="1"/>
+            </wp:cNvGraphicFramePr>
+            <a:graphic xmlns:a="http://schemas.openxmlformats.org/drawingml/2006/main">
+              <a:graphicData uri="http://schemas.openxmlformats.org/drawingml/2006/picture">
+                <pic:pic xmlns:pic="http://schemas.openxmlformats.org/drawingml/2006/picture">
+                  <pic:nvPicPr>
+                    <pic:cNvPr id="2012214110" name="Picture 3" descr="A computer screen shot of text&#10;&#10;Description automatically generated"/>
+                    <pic:cNvPicPr/>
+                  </pic:nvPicPr>
+                  <pic:blipFill>
+                    <a:blip r:embed="rId20">
+                      <a:extLst>
+                        <a:ext uri="{28A0092B-C50C-407E-A947-70E740481C1C}">
+                          <a14:useLocalDpi xmlns:a14="http://schemas.microsoft.com/office/drawing/2010/main" val="0"/>
+                        </a:ext>
+                      </a:extLst>
+                    </a:blip>
+                    <a:stretch>
+                      <a:fillRect/>
+                    </a:stretch>
+                  </pic:blipFill>
+                  <pic:spPr>
+                    <a:xfrm>
+                      <a:off x="0" y="0"/>
+                      <a:ext cx="5731510" cy="988060"/>
+                    </a:xfrm>
+                    <a:prstGeom prst="rect">
+                      <a:avLst/>
+                    </a:prstGeom>
+                  </pic:spPr>
+                </pic:pic>
+              </a:graphicData>
+            </a:graphic>
+          </wp:inline>
+        </w:drawing>
+      </w:r>
     </w:p>
     <w:p>
       <w:pPr>
@@ -1855,36 +2304,71 @@
           <w:u w:val="single"/>
           <w:lang w:val="en-US"/>
         </w:rPr>
-        <w:t>Main Loop</w:t>
-      </w:r>
-    </w:p>
-    <w:p>
-      <w:pPr>
-        <w:rPr>
-          <w:lang w:val="en-US"/>
-        </w:rPr>
-      </w:pPr>
-    </w:p>
-    <w:p>
-      <w:pPr>
-        <w:rPr>
-          <w:lang w:val="en-US"/>
-        </w:rPr>
-      </w:pPr>
-    </w:p>
-    <w:p>
-      <w:pPr>
-        <w:rPr>
-          <w:lang w:val="en-US"/>
-        </w:rPr>
-      </w:pPr>
-    </w:p>
-    <w:p>
-      <w:pPr>
-        <w:rPr>
-          <w:lang w:val="en-US"/>
-        </w:rPr>
-      </w:pPr>
+        <w:t xml:space="preserve">Main </w:t>
+      </w:r>
+      <w:r>
+        <w:rPr>
+          <w:sz w:val="32"/>
+          <w:szCs w:val="32"/>
+          <w:u w:val="single"/>
+          <w:lang w:val="en-US"/>
+        </w:rPr>
+        <w:t>Function</w:t>
+      </w:r>
+    </w:p>
+    <w:p>
+      <w:pPr>
+        <w:rPr>
+          <w:lang w:val="en-US"/>
+        </w:rPr>
+      </w:pPr>
+    </w:p>
+    <w:p>
+      <w:pPr>
+        <w:rPr>
+          <w:lang w:val="en-US"/>
+        </w:rPr>
+      </w:pPr>
+    </w:p>
+    <w:p>
+      <w:pPr>
+        <w:rPr>
+          <w:lang w:val="en-US"/>
+        </w:rPr>
+      </w:pPr>
+    </w:p>
+    <w:p>
+      <w:pPr>
+        <w:rPr>
+          <w:lang w:val="en-US"/>
+        </w:rPr>
+      </w:pPr>
+    </w:p>
+    <w:p>
+      <w:pPr>
+        <w:pStyle w:val="ListParagraph"/>
+        <w:numPr>
+          <w:ilvl w:val="0"/>
+          <w:numId w:val="4"/>
+        </w:numPr>
+        <w:jc w:val="both"/>
+        <w:rPr>
+          <w:sz w:val="36"/>
+          <w:szCs w:val="36"/>
+          <w:u w:val="double"/>
+          <w:lang w:val="en-US"/>
+        </w:rPr>
+      </w:pPr>
+      <w:r>
+        <w:rPr>
+          <w:sz w:val="36"/>
+          <w:szCs w:val="36"/>
+          <w:u w:val="double"/>
+          <w:lang w:val="en-US"/>
+        </w:rPr>
+        <w:lastRenderedPageBreak/>
+        <w:t>GLSL Shaders</w:t>
+      </w:r>
     </w:p>
     <w:p>
       <w:pPr>
@@ -3360,6 +3844,7 @@
   <w:style w:type="character" w:default="1" w:styleId="DefaultParagraphFont">
     <w:name w:val="Default Paragraph Font"/>
     <w:uiPriority w:val="1"/>
+    <w:semiHidden/>
     <w:unhideWhenUsed/>
   </w:style>
   <w:style w:type="table" w:default="1" w:styleId="TableNormal">

--- a/Program-Description.docx
+++ b/Program-Description.docx
@@ -492,7 +492,7 @@
           <w:lang w:val="en-US"/>
         </w:rPr>
         <w:drawing>
-          <wp:inline distT="0" distB="0" distL="0" distR="0" wp14:anchorId="35437626" wp14:editId="6C6954DD">
+          <wp:inline distT="0" distB="0" distL="0" distR="0" wp14:anchorId="35437626" wp14:editId="0D6E99F5">
             <wp:extent cx="5731510" cy="358140"/>
             <wp:effectExtent l="0" t="0" r="2540" b="3810"/>
             <wp:docPr id="1590484867" name="Picture 4"/>
@@ -539,7 +539,7 @@
           <w:lang w:val="en-US"/>
         </w:rPr>
         <w:drawing>
-          <wp:inline distT="0" distB="0" distL="0" distR="0" wp14:anchorId="4102BEB5" wp14:editId="3EC02572">
+          <wp:inline distT="0" distB="0" distL="0" distR="0" wp14:anchorId="4102BEB5" wp14:editId="517B9777">
             <wp:extent cx="5731510" cy="358140"/>
             <wp:effectExtent l="0" t="0" r="2540" b="3810"/>
             <wp:docPr id="2036133162" name="Picture 3"/>
@@ -587,7 +587,7 @@
         </w:rPr>
         <w:lastRenderedPageBreak/>
         <w:drawing>
-          <wp:inline distT="0" distB="0" distL="0" distR="0" wp14:anchorId="7718C4F2" wp14:editId="78B7D054">
+          <wp:inline distT="0" distB="0" distL="0" distR="0" wp14:anchorId="7718C4F2" wp14:editId="52E5B5C8">
             <wp:extent cx="5731510" cy="358140"/>
             <wp:effectExtent l="0" t="0" r="2540" b="3810"/>
             <wp:docPr id="322647071" name="Picture 5"/>
@@ -634,7 +634,7 @@
           <w:lang w:val="en-US"/>
         </w:rPr>
         <w:drawing>
-          <wp:inline distT="0" distB="0" distL="0" distR="0" wp14:anchorId="198D0D79" wp14:editId="5D394278">
+          <wp:inline distT="0" distB="0" distL="0" distR="0" wp14:anchorId="198D0D79" wp14:editId="5AC501DF">
             <wp:extent cx="5731510" cy="358140"/>
             <wp:effectExtent l="0" t="0" r="2540" b="3810"/>
             <wp:docPr id="695592366" name="Picture 7"/>
@@ -681,7 +681,7 @@
           <w:lang w:val="en-US"/>
         </w:rPr>
         <w:drawing>
-          <wp:inline distT="0" distB="0" distL="0" distR="0" wp14:anchorId="0BB65A70" wp14:editId="72270009">
+          <wp:inline distT="0" distB="0" distL="0" distR="0" wp14:anchorId="0BB65A70" wp14:editId="3F4525B9">
             <wp:extent cx="5731510" cy="358140"/>
             <wp:effectExtent l="0" t="0" r="2540" b="3810"/>
             <wp:docPr id="1170885298" name="Picture 6"/>
@@ -1319,7 +1319,7 @@
           <w:lang w:val="en-US"/>
         </w:rPr>
         <w:lastRenderedPageBreak/>
-        <w:t>C++ Code Outline</w:t>
+        <w:t>Code Outline</w:t>
       </w:r>
     </w:p>
     <w:p>
@@ -2140,31 +2140,7 @@
         <w:rPr>
           <w:lang w:val="en-US"/>
         </w:rPr>
-        <w:t xml:space="preserve">This file also contains </w:t>
-      </w:r>
-      <w:r>
-        <w:rPr>
-          <w:lang w:val="en-US"/>
-        </w:rPr>
-        <w:t xml:space="preserve"> some basic OpenGL helper functions to</w:t>
-      </w:r>
-      <w:r>
-        <w:rPr>
-          <w:lang w:val="en-US"/>
-        </w:rPr>
-        <w:t xml:space="preserve"> initialize the shaders,</w:t>
-      </w:r>
-      <w:r>
-        <w:rPr>
-          <w:lang w:val="en-US"/>
-        </w:rPr>
-        <w:t xml:space="preserve"> create textures from images and normal maps, as well as computing the vertex position corresponding to a specific pixel, based on its position and luminance value, with respect to the rendering width and height.</w:t>
-      </w:r>
-      <w:r>
-        <w:rPr>
-          <w:lang w:val="en-US"/>
-        </w:rPr>
-        <w:t xml:space="preserve"> It also has functions to handle the loading of vertices and indices into OpenGL arrays and buffers.</w:t>
+        <w:t>This file also contains  some basic OpenGL helper functions to initialize the shaders, create textures from images and normal maps, as well as computing the vertex position corresponding to a specific pixel, based on its position and luminance value, with respect to the rendering width and height. It also has functions to handle the loading of vertices and indices into OpenGL arrays and buffers.</w:t>
       </w:r>
     </w:p>
     <w:p>
@@ -2284,6 +2260,355 @@
     </w:p>
     <w:p>
       <w:pPr>
+        <w:jc w:val="both"/>
+        <w:rPr>
+          <w:sz w:val="32"/>
+          <w:szCs w:val="32"/>
+          <w:u w:val="single"/>
+          <w:lang w:val="en-US"/>
+        </w:rPr>
+      </w:pPr>
+    </w:p>
+    <w:p>
+      <w:pPr>
+        <w:jc w:val="both"/>
+        <w:rPr>
+          <w:lang w:val="en-US"/>
+        </w:rPr>
+      </w:pPr>
+      <w:r>
+        <w:rPr>
+          <w:lang w:val="en-US"/>
+        </w:rPr>
+        <w:t>The main file</w:t>
+      </w:r>
+      <w:r>
+        <w:rPr>
+          <w:lang w:val="en-US"/>
+        </w:rPr>
+        <w:t xml:space="preserve"> (main.cpp)</w:t>
+      </w:r>
+      <w:r>
+        <w:rPr>
+          <w:lang w:val="en-US"/>
+        </w:rPr>
+        <w:t xml:space="preserve"> </w:t>
+      </w:r>
+      <w:r>
+        <w:rPr>
+          <w:lang w:val="en-US"/>
+        </w:rPr>
+        <w:t>contains the functions initializing the OpenGL objects and buffers, computing the vertices and triangles, and rendering the data.</w:t>
+      </w:r>
+      <w:r>
+        <w:rPr>
+          <w:lang w:val="en-US"/>
+        </w:rPr>
+        <w:t xml:space="preserve"> Each feature will be explained in detail later.</w:t>
+      </w:r>
+      <w:r>
+        <w:rPr>
+          <w:lang w:val="en-US"/>
+        </w:rPr>
+        <w:t xml:space="preserve"> The main function has the following structure:</w:t>
+      </w:r>
+    </w:p>
+    <w:p>
+      <w:pPr>
+        <w:pStyle w:val="ListParagraph"/>
+        <w:numPr>
+          <w:ilvl w:val="0"/>
+          <w:numId w:val="2"/>
+        </w:numPr>
+        <w:jc w:val="both"/>
+        <w:rPr>
+          <w:lang w:val="en-US"/>
+        </w:rPr>
+      </w:pPr>
+      <w:r>
+        <w:rPr>
+          <w:lang w:val="en-US"/>
+        </w:rPr>
+        <w:t>Create OpenGL window object</w:t>
+      </w:r>
+    </w:p>
+    <w:p>
+      <w:pPr>
+        <w:pStyle w:val="ListParagraph"/>
+        <w:numPr>
+          <w:ilvl w:val="0"/>
+          <w:numId w:val="2"/>
+        </w:numPr>
+        <w:jc w:val="both"/>
+        <w:rPr>
+          <w:lang w:val="en-US"/>
+        </w:rPr>
+      </w:pPr>
+      <w:r>
+        <w:rPr>
+          <w:lang w:val="en-US"/>
+        </w:rPr>
+        <w:lastRenderedPageBreak/>
+        <w:t>Read initial config</w:t>
+      </w:r>
+    </w:p>
+    <w:p>
+      <w:pPr>
+        <w:pStyle w:val="ListParagraph"/>
+        <w:numPr>
+          <w:ilvl w:val="0"/>
+          <w:numId w:val="2"/>
+        </w:numPr>
+        <w:jc w:val="both"/>
+        <w:rPr>
+          <w:lang w:val="en-US"/>
+        </w:rPr>
+      </w:pPr>
+      <w:r>
+        <w:rPr>
+          <w:lang w:val="en-US"/>
+        </w:rPr>
+        <w:t>Compute list of vertices, and setup buffers and arrays</w:t>
+      </w:r>
+    </w:p>
+    <w:p>
+      <w:pPr>
+        <w:pStyle w:val="ListParagraph"/>
+        <w:numPr>
+          <w:ilvl w:val="0"/>
+          <w:numId w:val="2"/>
+        </w:numPr>
+        <w:jc w:val="both"/>
+        <w:rPr>
+          <w:lang w:val="en-US"/>
+        </w:rPr>
+      </w:pPr>
+      <w:r>
+        <w:rPr>
+          <w:lang w:val="en-US"/>
+        </w:rPr>
+        <w:t>Compute normal and edge maps</w:t>
+      </w:r>
+    </w:p>
+    <w:p>
+      <w:pPr>
+        <w:pStyle w:val="ListParagraph"/>
+        <w:numPr>
+          <w:ilvl w:val="0"/>
+          <w:numId w:val="2"/>
+        </w:numPr>
+        <w:jc w:val="both"/>
+        <w:rPr>
+          <w:lang w:val="en-US"/>
+        </w:rPr>
+      </w:pPr>
+      <w:r>
+        <w:rPr>
+          <w:lang w:val="en-US"/>
+        </w:rPr>
+        <w:t>Create OpenGL buffer for lights</w:t>
+      </w:r>
+    </w:p>
+    <w:p>
+      <w:pPr>
+        <w:pStyle w:val="ListParagraph"/>
+        <w:numPr>
+          <w:ilvl w:val="0"/>
+          <w:numId w:val="2"/>
+        </w:numPr>
+        <w:jc w:val="both"/>
+        <w:rPr>
+          <w:lang w:val="en-US"/>
+        </w:rPr>
+      </w:pPr>
+      <w:r>
+        <w:rPr>
+          <w:lang w:val="en-US"/>
+        </w:rPr>
+        <w:t>While loop:</w:t>
+      </w:r>
+    </w:p>
+    <w:p>
+      <w:pPr>
+        <w:pStyle w:val="ListParagraph"/>
+        <w:numPr>
+          <w:ilvl w:val="1"/>
+          <w:numId w:val="2"/>
+        </w:numPr>
+        <w:jc w:val="both"/>
+        <w:rPr>
+          <w:lang w:val="en-US"/>
+        </w:rPr>
+      </w:pPr>
+      <w:r>
+        <w:rPr>
+          <w:lang w:val="en-US"/>
+        </w:rPr>
+        <w:t>Update window, inputs and clear screen viewport</w:t>
+      </w:r>
+    </w:p>
+    <w:p>
+      <w:pPr>
+        <w:pStyle w:val="ListParagraph"/>
+        <w:numPr>
+          <w:ilvl w:val="1"/>
+          <w:numId w:val="2"/>
+        </w:numPr>
+        <w:jc w:val="both"/>
+        <w:rPr>
+          <w:lang w:val="en-US"/>
+        </w:rPr>
+      </w:pPr>
+      <w:r>
+        <w:rPr>
+          <w:lang w:val="en-US"/>
+        </w:rPr>
+        <w:t>Check if rendering dimensions changed in the UI and recompute vertices and the normal and edge maps.</w:t>
+      </w:r>
+    </w:p>
+    <w:p>
+      <w:pPr>
+        <w:pStyle w:val="ListParagraph"/>
+        <w:numPr>
+          <w:ilvl w:val="1"/>
+          <w:numId w:val="2"/>
+        </w:numPr>
+        <w:jc w:val="both"/>
+        <w:rPr>
+          <w:lang w:val="en-US"/>
+        </w:rPr>
+      </w:pPr>
+      <w:r>
+        <w:rPr>
+          <w:lang w:val="en-US"/>
+        </w:rPr>
+        <w:t xml:space="preserve"> Compute MVP</w:t>
+      </w:r>
+    </w:p>
+    <w:p>
+      <w:pPr>
+        <w:pStyle w:val="ListParagraph"/>
+        <w:numPr>
+          <w:ilvl w:val="1"/>
+          <w:numId w:val="2"/>
+        </w:numPr>
+        <w:jc w:val="both"/>
+        <w:rPr>
+          <w:lang w:val="en-US"/>
+        </w:rPr>
+      </w:pPr>
+      <w:r>
+        <w:rPr>
+          <w:lang w:val="en-US"/>
+        </w:rPr>
+        <w:t>Create a UBO for the lights</w:t>
+      </w:r>
+    </w:p>
+    <w:p>
+      <w:pPr>
+        <w:pStyle w:val="ListParagraph"/>
+        <w:numPr>
+          <w:ilvl w:val="1"/>
+          <w:numId w:val="2"/>
+        </w:numPr>
+        <w:jc w:val="both"/>
+        <w:rPr>
+          <w:lang w:val="en-US"/>
+        </w:rPr>
+      </w:pPr>
+      <w:r>
+        <w:rPr>
+          <w:lang w:val="en-US"/>
+        </w:rPr>
+        <w:t>Bind all the relevant textures</w:t>
+      </w:r>
+    </w:p>
+    <w:p>
+      <w:pPr>
+        <w:pStyle w:val="ListParagraph"/>
+        <w:numPr>
+          <w:ilvl w:val="1"/>
+          <w:numId w:val="2"/>
+        </w:numPr>
+        <w:jc w:val="both"/>
+        <w:rPr>
+          <w:lang w:val="en-US"/>
+        </w:rPr>
+      </w:pPr>
+      <w:r>
+        <w:rPr>
+          <w:lang w:val="en-US"/>
+        </w:rPr>
+        <w:t>For each feature, bind the shader and render</w:t>
+      </w:r>
+    </w:p>
+    <w:p>
+      <w:pPr>
+        <w:pStyle w:val="ListParagraph"/>
+        <w:numPr>
+          <w:ilvl w:val="1"/>
+          <w:numId w:val="2"/>
+        </w:numPr>
+        <w:jc w:val="both"/>
+        <w:rPr>
+          <w:lang w:val="en-US"/>
+        </w:rPr>
+      </w:pPr>
+      <w:r>
+        <w:rPr>
+          <w:lang w:val="en-US"/>
+        </w:rPr>
+        <w:t>Show buffer to screen</w:t>
+      </w:r>
+    </w:p>
+    <w:p>
+      <w:pPr>
+        <w:pStyle w:val="ListParagraph"/>
+        <w:numPr>
+          <w:ilvl w:val="0"/>
+          <w:numId w:val="2"/>
+        </w:numPr>
+        <w:jc w:val="both"/>
+        <w:rPr>
+          <w:lang w:val="en-US"/>
+        </w:rPr>
+      </w:pPr>
+      <w:r>
+        <w:rPr>
+          <w:lang w:val="en-US"/>
+        </w:rPr>
+        <w:t>Clear the buffers</w:t>
+      </w:r>
+    </w:p>
+    <w:p>
+      <w:pPr>
+        <w:ind w:left="45"/>
+        <w:jc w:val="both"/>
+        <w:rPr>
+          <w:lang w:val="en-US"/>
+        </w:rPr>
+      </w:pPr>
+    </w:p>
+    <w:p>
+      <w:pPr>
+        <w:ind w:left="45"/>
+        <w:jc w:val="both"/>
+        <w:rPr>
+          <w:lang w:val="en-US"/>
+        </w:rPr>
+      </w:pPr>
+    </w:p>
+    <w:p>
+      <w:pPr>
+        <w:ind w:left="45"/>
+        <w:jc w:val="both"/>
+        <w:rPr>
+          <w:lang w:val="en-US"/>
+        </w:rPr>
+      </w:pPr>
+    </w:p>
+    <w:p>
+      <w:pPr>
         <w:pStyle w:val="ListParagraph"/>
         <w:numPr>
           <w:ilvl w:val="0"/>
@@ -2304,45 +2629,45 @@
           <w:u w:val="single"/>
           <w:lang w:val="en-US"/>
         </w:rPr>
-        <w:t xml:space="preserve">Main </w:t>
-      </w:r>
-      <w:r>
-        <w:rPr>
-          <w:sz w:val="32"/>
-          <w:szCs w:val="32"/>
-          <w:u w:val="single"/>
-          <w:lang w:val="en-US"/>
-        </w:rPr>
-        <w:t>Function</w:t>
-      </w:r>
-    </w:p>
-    <w:p>
-      <w:pPr>
-        <w:rPr>
-          <w:lang w:val="en-US"/>
-        </w:rPr>
-      </w:pPr>
-    </w:p>
-    <w:p>
-      <w:pPr>
-        <w:rPr>
-          <w:lang w:val="en-US"/>
-        </w:rPr>
-      </w:pPr>
-    </w:p>
-    <w:p>
-      <w:pPr>
-        <w:rPr>
-          <w:lang w:val="en-US"/>
-        </w:rPr>
-      </w:pPr>
-    </w:p>
-    <w:p>
-      <w:pPr>
-        <w:rPr>
-          <w:lang w:val="en-US"/>
-        </w:rPr>
-      </w:pPr>
+        <w:t>GLSL Shader Files</w:t>
+      </w:r>
+    </w:p>
+    <w:p>
+      <w:pPr>
+        <w:ind w:left="45"/>
+        <w:jc w:val="both"/>
+        <w:rPr>
+          <w:lang w:val="en-US"/>
+        </w:rPr>
+      </w:pPr>
+      <w:r>
+        <w:rPr>
+          <w:lang w:val="en-US"/>
+        </w:rPr>
+        <w:t>The Excel spreadsheet is a detailed overview of the shader files, with their inputs, outputs and descriptions. It also contains the list of the shader programs used, with their stages.</w:t>
+      </w:r>
+    </w:p>
+    <w:p>
+      <w:pPr>
+        <w:ind w:left="45"/>
+        <w:jc w:val="both"/>
+        <w:rPr>
+          <w:lang w:val="en-US"/>
+        </w:rPr>
+      </w:pPr>
+    </w:p>
+    <w:p>
+      <w:pPr>
+        <w:rPr>
+          <w:lang w:val="en-US"/>
+        </w:rPr>
+      </w:pPr>
+      <w:r>
+        <w:rPr>
+          <w:lang w:val="en-US"/>
+        </w:rPr>
+        <w:br w:type="page"/>
+      </w:r>
     </w:p>
     <w:p>
       <w:pPr>
@@ -2367,7 +2692,7 @@
           <w:lang w:val="en-US"/>
         </w:rPr>
         <w:lastRenderedPageBreak/>
-        <w:t>GLSL Shaders</w:t>
+        <w:t>Detailed Features</w:t>
       </w:r>
     </w:p>
     <w:p>
@@ -2476,9 +2801,98 @@
     </w:lvl>
   </w:abstractNum>
   <w:abstractNum w:abstractNumId="1" w15:restartNumberingAfterBreak="0">
+    <w:nsid w:val="18CA38D6"/>
+    <w:multiLevelType w:val="hybridMultilevel"/>
+    <w:tmpl w:val="A0DE1790"/>
+    <w:lvl w:ilvl="0" w:tplc="FFFFFFFF">
+      <w:start w:val="1"/>
+      <w:numFmt w:val="upperLetter"/>
+      <w:lvlText w:val="%1."/>
+      <w:lvlJc w:val="left"/>
+      <w:pPr>
+        <w:ind w:left="720" w:hanging="360"/>
+      </w:pPr>
+      <w:rPr>
+        <w:rFonts w:hint="default"/>
+      </w:rPr>
+    </w:lvl>
+    <w:lvl w:ilvl="1" w:tplc="FFFFFFFF" w:tentative="1">
+      <w:start w:val="1"/>
+      <w:numFmt w:val="lowerLetter"/>
+      <w:lvlText w:val="%2."/>
+      <w:lvlJc w:val="left"/>
+      <w:pPr>
+        <w:ind w:left="1440" w:hanging="360"/>
+      </w:pPr>
+    </w:lvl>
+    <w:lvl w:ilvl="2" w:tplc="FFFFFFFF" w:tentative="1">
+      <w:start w:val="1"/>
+      <w:numFmt w:val="lowerRoman"/>
+      <w:lvlText w:val="%3."/>
+      <w:lvlJc w:val="right"/>
+      <w:pPr>
+        <w:ind w:left="2160" w:hanging="180"/>
+      </w:pPr>
+    </w:lvl>
+    <w:lvl w:ilvl="3" w:tplc="FFFFFFFF" w:tentative="1">
+      <w:start w:val="1"/>
+      <w:numFmt w:val="decimal"/>
+      <w:lvlText w:val="%4."/>
+      <w:lvlJc w:val="left"/>
+      <w:pPr>
+        <w:ind w:left="2880" w:hanging="360"/>
+      </w:pPr>
+    </w:lvl>
+    <w:lvl w:ilvl="4" w:tplc="FFFFFFFF" w:tentative="1">
+      <w:start w:val="1"/>
+      <w:numFmt w:val="lowerLetter"/>
+      <w:lvlText w:val="%5."/>
+      <w:lvlJc w:val="left"/>
+      <w:pPr>
+        <w:ind w:left="3600" w:hanging="360"/>
+      </w:pPr>
+    </w:lvl>
+    <w:lvl w:ilvl="5" w:tplc="FFFFFFFF" w:tentative="1">
+      <w:start w:val="1"/>
+      <w:numFmt w:val="lowerRoman"/>
+      <w:lvlText w:val="%6."/>
+      <w:lvlJc w:val="right"/>
+      <w:pPr>
+        <w:ind w:left="4320" w:hanging="180"/>
+      </w:pPr>
+    </w:lvl>
+    <w:lvl w:ilvl="6" w:tplc="FFFFFFFF" w:tentative="1">
+      <w:start w:val="1"/>
+      <w:numFmt w:val="decimal"/>
+      <w:lvlText w:val="%7."/>
+      <w:lvlJc w:val="left"/>
+      <w:pPr>
+        <w:ind w:left="5040" w:hanging="360"/>
+      </w:pPr>
+    </w:lvl>
+    <w:lvl w:ilvl="7" w:tplc="FFFFFFFF" w:tentative="1">
+      <w:start w:val="1"/>
+      <w:numFmt w:val="lowerLetter"/>
+      <w:lvlText w:val="%8."/>
+      <w:lvlJc w:val="left"/>
+      <w:pPr>
+        <w:ind w:left="5760" w:hanging="360"/>
+      </w:pPr>
+    </w:lvl>
+    <w:lvl w:ilvl="8" w:tplc="FFFFFFFF" w:tentative="1">
+      <w:start w:val="1"/>
+      <w:numFmt w:val="lowerRoman"/>
+      <w:lvlText w:val="%9."/>
+      <w:lvlJc w:val="right"/>
+      <w:pPr>
+        <w:ind w:left="6480" w:hanging="180"/>
+      </w:pPr>
+    </w:lvl>
+  </w:abstractNum>
+  <w:abstractNum w:abstractNumId="2" w15:restartNumberingAfterBreak="0">
     <w:nsid w:val="2A496766"/>
     <w:multiLevelType w:val="hybridMultilevel"/>
-    <w:tmpl w:val="9A426230"/>
+    <w:tmpl w:val="E22C5916"/>
     <w:lvl w:ilvl="0" w:tplc="1F8C8F72">
       <w:start w:val="1"/>
       <w:numFmt w:val="bullet"/>
@@ -2491,104 +2905,104 @@
         <w:rFonts w:ascii="Aptos" w:eastAsiaTheme="minorHAnsi" w:hAnsi="Aptos" w:cstheme="minorBidi" w:hint="default"/>
       </w:rPr>
     </w:lvl>
-    <w:lvl w:ilvl="1" w:tplc="10000003">
+    <w:lvl w:ilvl="1" w:tplc="1F8C8F72">
+      <w:start w:val="1"/>
+      <w:numFmt w:val="bullet"/>
+      <w:lvlText w:val="-"/>
+      <w:lvlJc w:val="left"/>
+      <w:pPr>
+        <w:ind w:left="1125" w:hanging="360"/>
+      </w:pPr>
+      <w:rPr>
+        <w:rFonts w:ascii="Aptos" w:eastAsiaTheme="minorHAnsi" w:hAnsi="Aptos" w:cstheme="minorBidi" w:hint="default"/>
+      </w:rPr>
+    </w:lvl>
+    <w:lvl w:ilvl="2" w:tplc="10000005" w:tentative="1">
+      <w:start w:val="1"/>
+      <w:numFmt w:val="bullet"/>
+      <w:lvlText w:val=""/>
+      <w:lvlJc w:val="left"/>
+      <w:pPr>
+        <w:ind w:left="1845" w:hanging="360"/>
+      </w:pPr>
+      <w:rPr>
+        <w:rFonts w:ascii="Wingdings" w:hAnsi="Wingdings" w:hint="default"/>
+      </w:rPr>
+    </w:lvl>
+    <w:lvl w:ilvl="3" w:tplc="10000001" w:tentative="1">
+      <w:start w:val="1"/>
+      <w:numFmt w:val="bullet"/>
+      <w:lvlText w:val=""/>
+      <w:lvlJc w:val="left"/>
+      <w:pPr>
+        <w:ind w:left="2565" w:hanging="360"/>
+      </w:pPr>
+      <w:rPr>
+        <w:rFonts w:ascii="Symbol" w:hAnsi="Symbol" w:hint="default"/>
+      </w:rPr>
+    </w:lvl>
+    <w:lvl w:ilvl="4" w:tplc="10000003" w:tentative="1">
       <w:start w:val="1"/>
       <w:numFmt w:val="bullet"/>
       <w:lvlText w:val="o"/>
       <w:lvlJc w:val="left"/>
       <w:pPr>
-        <w:ind w:left="1125" w:hanging="360"/>
+        <w:ind w:left="3285" w:hanging="360"/>
       </w:pPr>
       <w:rPr>
         <w:rFonts w:ascii="Courier New" w:hAnsi="Courier New" w:cs="Courier New" w:hint="default"/>
       </w:rPr>
     </w:lvl>
-    <w:lvl w:ilvl="2" w:tplc="10000005" w:tentative="1">
+    <w:lvl w:ilvl="5" w:tplc="10000005" w:tentative="1">
       <w:start w:val="1"/>
       <w:numFmt w:val="bullet"/>
       <w:lvlText w:val=""/>
       <w:lvlJc w:val="left"/>
       <w:pPr>
-        <w:ind w:left="1845" w:hanging="360"/>
+        <w:ind w:left="4005" w:hanging="360"/>
       </w:pPr>
       <w:rPr>
         <w:rFonts w:ascii="Wingdings" w:hAnsi="Wingdings" w:hint="default"/>
       </w:rPr>
     </w:lvl>
-    <w:lvl w:ilvl="3" w:tplc="10000001" w:tentative="1">
+    <w:lvl w:ilvl="6" w:tplc="10000001" w:tentative="1">
       <w:start w:val="1"/>
       <w:numFmt w:val="bullet"/>
       <w:lvlText w:val=""/>
       <w:lvlJc w:val="left"/>
       <w:pPr>
-        <w:ind w:left="2565" w:hanging="360"/>
+        <w:ind w:left="4725" w:hanging="360"/>
       </w:pPr>
       <w:rPr>
         <w:rFonts w:ascii="Symbol" w:hAnsi="Symbol" w:hint="default"/>
       </w:rPr>
     </w:lvl>
-    <w:lvl w:ilvl="4" w:tplc="10000003" w:tentative="1">
+    <w:lvl w:ilvl="7" w:tplc="10000003" w:tentative="1">
       <w:start w:val="1"/>
       <w:numFmt w:val="bullet"/>
       <w:lvlText w:val="o"/>
       <w:lvlJc w:val="left"/>
       <w:pPr>
-        <w:ind w:left="3285" w:hanging="360"/>
+        <w:ind w:left="5445" w:hanging="360"/>
       </w:pPr>
       <w:rPr>
         <w:rFonts w:ascii="Courier New" w:hAnsi="Courier New" w:cs="Courier New" w:hint="default"/>
       </w:rPr>
     </w:lvl>
-    <w:lvl w:ilvl="5" w:tplc="10000005" w:tentative="1">
+    <w:lvl w:ilvl="8" w:tplc="10000005" w:tentative="1">
       <w:start w:val="1"/>
       <w:numFmt w:val="bullet"/>
       <w:lvlText w:val=""/>
       <w:lvlJc w:val="left"/>
       <w:pPr>
-        <w:ind w:left="4005" w:hanging="360"/>
+        <w:ind w:left="6165" w:hanging="360"/>
       </w:pPr>
       <w:rPr>
         <w:rFonts w:ascii="Wingdings" w:hAnsi="Wingdings" w:hint="default"/>
       </w:rPr>
     </w:lvl>
-    <w:lvl w:ilvl="6" w:tplc="10000001" w:tentative="1">
-      <w:start w:val="1"/>
-      <w:numFmt w:val="bullet"/>
-      <w:lvlText w:val=""/>
-      <w:lvlJc w:val="left"/>
-      <w:pPr>
-        <w:ind w:left="4725" w:hanging="360"/>
-      </w:pPr>
-      <w:rPr>
-        <w:rFonts w:ascii="Symbol" w:hAnsi="Symbol" w:hint="default"/>
-      </w:rPr>
-    </w:lvl>
-    <w:lvl w:ilvl="7" w:tplc="10000003" w:tentative="1">
-      <w:start w:val="1"/>
-      <w:numFmt w:val="bullet"/>
-      <w:lvlText w:val="o"/>
-      <w:lvlJc w:val="left"/>
-      <w:pPr>
-        <w:ind w:left="5445" w:hanging="360"/>
-      </w:pPr>
-      <w:rPr>
-        <w:rFonts w:ascii="Courier New" w:hAnsi="Courier New" w:cs="Courier New" w:hint="default"/>
-      </w:rPr>
-    </w:lvl>
-    <w:lvl w:ilvl="8" w:tplc="10000005" w:tentative="1">
-      <w:start w:val="1"/>
-      <w:numFmt w:val="bullet"/>
-      <w:lvlText w:val=""/>
-      <w:lvlJc w:val="left"/>
-      <w:pPr>
-        <w:ind w:left="6165" w:hanging="360"/>
-      </w:pPr>
-      <w:rPr>
-        <w:rFonts w:ascii="Wingdings" w:hAnsi="Wingdings" w:hint="default"/>
-      </w:rPr>
-    </w:lvl>
   </w:abstractNum>
-  <w:abstractNum w:abstractNumId="2" w15:restartNumberingAfterBreak="0">
+  <w:abstractNum w:abstractNumId="3" w15:restartNumberingAfterBreak="0">
     <w:nsid w:val="2F6326CE"/>
     <w:multiLevelType w:val="hybridMultilevel"/>
     <w:tmpl w:val="10EEEF9E"/>
@@ -2677,7 +3091,7 @@
       </w:pPr>
     </w:lvl>
   </w:abstractNum>
-  <w:abstractNum w:abstractNumId="3" w15:restartNumberingAfterBreak="0">
+  <w:abstractNum w:abstractNumId="4" w15:restartNumberingAfterBreak="0">
     <w:nsid w:val="362207F6"/>
     <w:multiLevelType w:val="hybridMultilevel"/>
     <w:tmpl w:val="BEB817AC"/>
@@ -2766,10 +3180,10 @@
       </w:pPr>
     </w:lvl>
   </w:abstractNum>
-  <w:abstractNum w:abstractNumId="4" w15:restartNumberingAfterBreak="0">
+  <w:abstractNum w:abstractNumId="5" w15:restartNumberingAfterBreak="0">
     <w:nsid w:val="47E55993"/>
     <w:multiLevelType w:val="hybridMultilevel"/>
-    <w:tmpl w:val="A0DE1790"/>
+    <w:tmpl w:val="0AC46864"/>
     <w:lvl w:ilvl="0" w:tplc="10000015">
       <w:start w:val="1"/>
       <w:numFmt w:val="upperLetter"/>
@@ -2855,7 +3269,7 @@
       </w:pPr>
     </w:lvl>
   </w:abstractNum>
-  <w:abstractNum w:abstractNumId="5" w15:restartNumberingAfterBreak="0">
+  <w:abstractNum w:abstractNumId="6" w15:restartNumberingAfterBreak="0">
     <w:nsid w:val="48C86699"/>
     <w:multiLevelType w:val="hybridMultilevel"/>
     <w:tmpl w:val="D1DA575C"/>
@@ -2944,7 +3358,7 @@
       </w:pPr>
     </w:lvl>
   </w:abstractNum>
-  <w:abstractNum w:abstractNumId="6" w15:restartNumberingAfterBreak="0">
+  <w:abstractNum w:abstractNumId="7" w15:restartNumberingAfterBreak="0">
     <w:nsid w:val="4B425742"/>
     <w:multiLevelType w:val="hybridMultilevel"/>
     <w:tmpl w:val="6860C770"/>
@@ -3033,7 +3447,7 @@
       </w:pPr>
     </w:lvl>
   </w:abstractNum>
-  <w:abstractNum w:abstractNumId="7" w15:restartNumberingAfterBreak="0">
+  <w:abstractNum w:abstractNumId="8" w15:restartNumberingAfterBreak="0">
     <w:nsid w:val="5D205330"/>
     <w:multiLevelType w:val="hybridMultilevel"/>
     <w:tmpl w:val="A4CCA092"/>
@@ -3122,7 +3536,7 @@
       </w:pPr>
     </w:lvl>
   </w:abstractNum>
-  <w:abstractNum w:abstractNumId="8" w15:restartNumberingAfterBreak="0">
+  <w:abstractNum w:abstractNumId="9" w15:restartNumberingAfterBreak="0">
     <w:nsid w:val="749B1F1A"/>
     <w:multiLevelType w:val="hybridMultilevel"/>
     <w:tmpl w:val="10EEEF9E"/>
@@ -3212,31 +3626,34 @@
     </w:lvl>
   </w:abstractNum>
   <w:num w:numId="1" w16cid:durableId="1992981918">
-    <w:abstractNumId w:val="3"/>
+    <w:abstractNumId w:val="4"/>
   </w:num>
   <w:num w:numId="2" w16cid:durableId="1998218547">
-    <w:abstractNumId w:val="1"/>
+    <w:abstractNumId w:val="2"/>
   </w:num>
   <w:num w:numId="3" w16cid:durableId="658339432">
-    <w:abstractNumId w:val="5"/>
+    <w:abstractNumId w:val="6"/>
   </w:num>
   <w:num w:numId="4" w16cid:durableId="1130780926">
-    <w:abstractNumId w:val="8"/>
+    <w:abstractNumId w:val="9"/>
   </w:num>
   <w:num w:numId="5" w16cid:durableId="439569559">
     <w:abstractNumId w:val="0"/>
   </w:num>
   <w:num w:numId="6" w16cid:durableId="1401488769">
+    <w:abstractNumId w:val="8"/>
+  </w:num>
+  <w:num w:numId="7" w16cid:durableId="1486699636">
+    <w:abstractNumId w:val="3"/>
+  </w:num>
+  <w:num w:numId="8" w16cid:durableId="1659310923">
+    <w:abstractNumId w:val="5"/>
+  </w:num>
+  <w:num w:numId="9" w16cid:durableId="987827012">
     <w:abstractNumId w:val="7"/>
   </w:num>
-  <w:num w:numId="7" w16cid:durableId="1486699636">
-    <w:abstractNumId w:val="2"/>
-  </w:num>
-  <w:num w:numId="8" w16cid:durableId="1659310923">
-    <w:abstractNumId w:val="4"/>
-  </w:num>
-  <w:num w:numId="9" w16cid:durableId="987827012">
-    <w:abstractNumId w:val="6"/>
+  <w:num w:numId="10" w16cid:durableId="539755258">
+    <w:abstractNumId w:val="1"/>
   </w:num>
 </w:numbering>
 </file>

--- a/Program-Description.docx
+++ b/Program-Description.docx
@@ -132,7 +132,7 @@
                     <pic:cNvPicPr/>
                   </pic:nvPicPr>
                   <pic:blipFill>
-                    <a:blip r:embed="rId5">
+                    <a:blip r:embed="rId6">
                       <a:extLst>
                         <a:ext uri="{28A0092B-C50C-407E-A947-70E740481C1C}">
                           <a14:useLocalDpi xmlns:a14="http://schemas.microsoft.com/office/drawing/2010/main" val="0"/>
@@ -258,7 +258,25 @@
           <w:iCs/>
           <w:lang w:val="en-US"/>
         </w:rPr>
-        <w:t>“default_scene.toml”</w:t>
+        <w:t>“</w:t>
+      </w:r>
+      <w:proofErr w:type="gramStart"/>
+      <w:r>
+        <w:rPr>
+          <w:i/>
+          <w:iCs/>
+          <w:lang w:val="en-US"/>
+        </w:rPr>
+        <w:t>default</w:t>
+      </w:r>
+      <w:proofErr w:type="gramEnd"/>
+      <w:r>
+        <w:rPr>
+          <w:i/>
+          <w:iCs/>
+          <w:lang w:val="en-US"/>
+        </w:rPr>
+        <w:t>_scene.toml”</w:t>
       </w:r>
       <w:r>
         <w:rPr>
@@ -378,7 +396,25 @@
           <w:iCs/>
           <w:lang w:val="en-US"/>
         </w:rPr>
-        <w:t>“src”</w:t>
+        <w:t>“</w:t>
+      </w:r>
+      <w:proofErr w:type="spellStart"/>
+      <w:r>
+        <w:rPr>
+          <w:i/>
+          <w:iCs/>
+          <w:lang w:val="en-US"/>
+        </w:rPr>
+        <w:t>src</w:t>
+      </w:r>
+      <w:proofErr w:type="spellEnd"/>
+      <w:r>
+        <w:rPr>
+          <w:i/>
+          <w:iCs/>
+          <w:lang w:val="en-US"/>
+        </w:rPr>
+        <w:t>”</w:t>
       </w:r>
       <w:r>
         <w:rPr>
@@ -492,7 +528,7 @@
           <w:lang w:val="en-US"/>
         </w:rPr>
         <w:drawing>
-          <wp:inline distT="0" distB="0" distL="0" distR="0" wp14:anchorId="35437626" wp14:editId="0D6E99F5">
+          <wp:inline distT="0" distB="0" distL="0" distR="0" wp14:anchorId="35437626" wp14:editId="242078B4">
             <wp:extent cx="5731510" cy="358140"/>
             <wp:effectExtent l="0" t="0" r="2540" b="3810"/>
             <wp:docPr id="1590484867" name="Picture 4"/>
@@ -504,53 +540,6 @@
                 <pic:pic xmlns:pic="http://schemas.openxmlformats.org/drawingml/2006/picture">
                   <pic:nvPicPr>
                     <pic:cNvPr id="1590484867" name="Picture 1590484867"/>
-                    <pic:cNvPicPr/>
-                  </pic:nvPicPr>
-                  <pic:blipFill>
-                    <a:blip r:embed="rId6" cstate="print">
-                      <a:extLst>
-                        <a:ext uri="{28A0092B-C50C-407E-A947-70E740481C1C}">
-                          <a14:useLocalDpi xmlns:a14="http://schemas.microsoft.com/office/drawing/2010/main" val="0"/>
-                        </a:ext>
-                      </a:extLst>
-                    </a:blip>
-                    <a:stretch>
-                      <a:fillRect/>
-                    </a:stretch>
-                  </pic:blipFill>
-                  <pic:spPr>
-                    <a:xfrm>
-                      <a:off x="0" y="0"/>
-                      <a:ext cx="5731510" cy="358140"/>
-                    </a:xfrm>
-                    <a:prstGeom prst="rect">
-                      <a:avLst/>
-                    </a:prstGeom>
-                  </pic:spPr>
-                </pic:pic>
-              </a:graphicData>
-            </a:graphic>
-          </wp:inline>
-        </w:drawing>
-      </w:r>
-      <w:r>
-        <w:rPr>
-          <w:noProof/>
-          <w:lang w:val="en-US"/>
-        </w:rPr>
-        <w:drawing>
-          <wp:inline distT="0" distB="0" distL="0" distR="0" wp14:anchorId="4102BEB5" wp14:editId="517B9777">
-            <wp:extent cx="5731510" cy="358140"/>
-            <wp:effectExtent l="0" t="0" r="2540" b="3810"/>
-            <wp:docPr id="2036133162" name="Picture 3"/>
-            <wp:cNvGraphicFramePr>
-              <a:graphicFrameLocks xmlns:a="http://schemas.openxmlformats.org/drawingml/2006/main" noChangeAspect="1"/>
-            </wp:cNvGraphicFramePr>
-            <a:graphic xmlns:a="http://schemas.openxmlformats.org/drawingml/2006/main">
-              <a:graphicData uri="http://schemas.openxmlformats.org/drawingml/2006/picture">
-                <pic:pic xmlns:pic="http://schemas.openxmlformats.org/drawingml/2006/picture">
-                  <pic:nvPicPr>
-                    <pic:cNvPr id="2036133162" name="Picture 2036133162"/>
                     <pic:cNvPicPr/>
                   </pic:nvPicPr>
                   <pic:blipFill>
@@ -585,12 +574,11 @@
           <w:noProof/>
           <w:lang w:val="en-US"/>
         </w:rPr>
-        <w:lastRenderedPageBreak/>
         <w:drawing>
-          <wp:inline distT="0" distB="0" distL="0" distR="0" wp14:anchorId="7718C4F2" wp14:editId="52E5B5C8">
+          <wp:inline distT="0" distB="0" distL="0" distR="0" wp14:anchorId="4102BEB5" wp14:editId="3219D581">
             <wp:extent cx="5731510" cy="358140"/>
             <wp:effectExtent l="0" t="0" r="2540" b="3810"/>
-            <wp:docPr id="322647071" name="Picture 5"/>
+            <wp:docPr id="2036133162" name="Picture 3"/>
             <wp:cNvGraphicFramePr>
               <a:graphicFrameLocks xmlns:a="http://schemas.openxmlformats.org/drawingml/2006/main" noChangeAspect="1"/>
             </wp:cNvGraphicFramePr>
@@ -598,7 +586,7 @@
               <a:graphicData uri="http://schemas.openxmlformats.org/drawingml/2006/picture">
                 <pic:pic xmlns:pic="http://schemas.openxmlformats.org/drawingml/2006/picture">
                   <pic:nvPicPr>
-                    <pic:cNvPr id="322647071" name="Picture 322647071"/>
+                    <pic:cNvPr id="2036133162" name="Picture 2036133162"/>
                     <pic:cNvPicPr/>
                   </pic:nvPicPr>
                   <pic:blipFill>
@@ -633,11 +621,12 @@
           <w:noProof/>
           <w:lang w:val="en-US"/>
         </w:rPr>
+        <w:lastRenderedPageBreak/>
         <w:drawing>
-          <wp:inline distT="0" distB="0" distL="0" distR="0" wp14:anchorId="198D0D79" wp14:editId="5AC501DF">
+          <wp:inline distT="0" distB="0" distL="0" distR="0" wp14:anchorId="7718C4F2" wp14:editId="60A842DC">
             <wp:extent cx="5731510" cy="358140"/>
             <wp:effectExtent l="0" t="0" r="2540" b="3810"/>
-            <wp:docPr id="695592366" name="Picture 7"/>
+            <wp:docPr id="322647071" name="Picture 5"/>
             <wp:cNvGraphicFramePr>
               <a:graphicFrameLocks xmlns:a="http://schemas.openxmlformats.org/drawingml/2006/main" noChangeAspect="1"/>
             </wp:cNvGraphicFramePr>
@@ -645,7 +634,7 @@
               <a:graphicData uri="http://schemas.openxmlformats.org/drawingml/2006/picture">
                 <pic:pic xmlns:pic="http://schemas.openxmlformats.org/drawingml/2006/picture">
                   <pic:nvPicPr>
-                    <pic:cNvPr id="695592366" name="Picture 695592366"/>
+                    <pic:cNvPr id="322647071" name="Picture 322647071"/>
                     <pic:cNvPicPr/>
                   </pic:nvPicPr>
                   <pic:blipFill>
@@ -681,10 +670,10 @@
           <w:lang w:val="en-US"/>
         </w:rPr>
         <w:drawing>
-          <wp:inline distT="0" distB="0" distL="0" distR="0" wp14:anchorId="0BB65A70" wp14:editId="3F4525B9">
+          <wp:inline distT="0" distB="0" distL="0" distR="0" wp14:anchorId="198D0D79" wp14:editId="07F1C1E6">
             <wp:extent cx="5731510" cy="358140"/>
             <wp:effectExtent l="0" t="0" r="2540" b="3810"/>
-            <wp:docPr id="1170885298" name="Picture 6"/>
+            <wp:docPr id="695592366" name="Picture 7"/>
             <wp:cNvGraphicFramePr>
               <a:graphicFrameLocks xmlns:a="http://schemas.openxmlformats.org/drawingml/2006/main" noChangeAspect="1"/>
             </wp:cNvGraphicFramePr>
@@ -692,7 +681,7 @@
               <a:graphicData uri="http://schemas.openxmlformats.org/drawingml/2006/picture">
                 <pic:pic xmlns:pic="http://schemas.openxmlformats.org/drawingml/2006/picture">
                   <pic:nvPicPr>
-                    <pic:cNvPr id="1170885298" name="Picture 1170885298"/>
+                    <pic:cNvPr id="695592366" name="Picture 695592366"/>
                     <pic:cNvPicPr/>
                   </pic:nvPicPr>
                   <pic:blipFill>
@@ -722,6 +711,53 @@
           </wp:inline>
         </w:drawing>
       </w:r>
+      <w:r>
+        <w:rPr>
+          <w:noProof/>
+          <w:lang w:val="en-US"/>
+        </w:rPr>
+        <w:drawing>
+          <wp:inline distT="0" distB="0" distL="0" distR="0" wp14:anchorId="0BB65A70" wp14:editId="5041D0BD">
+            <wp:extent cx="5731510" cy="358140"/>
+            <wp:effectExtent l="0" t="0" r="2540" b="3810"/>
+            <wp:docPr id="1170885298" name="Picture 6"/>
+            <wp:cNvGraphicFramePr>
+              <a:graphicFrameLocks xmlns:a="http://schemas.openxmlformats.org/drawingml/2006/main" noChangeAspect="1"/>
+            </wp:cNvGraphicFramePr>
+            <a:graphic xmlns:a="http://schemas.openxmlformats.org/drawingml/2006/main">
+              <a:graphicData uri="http://schemas.openxmlformats.org/drawingml/2006/picture">
+                <pic:pic xmlns:pic="http://schemas.openxmlformats.org/drawingml/2006/picture">
+                  <pic:nvPicPr>
+                    <pic:cNvPr id="1170885298" name="Picture 1170885298"/>
+                    <pic:cNvPicPr/>
+                  </pic:nvPicPr>
+                  <pic:blipFill>
+                    <a:blip r:embed="rId11" cstate="print">
+                      <a:extLst>
+                        <a:ext uri="{28A0092B-C50C-407E-A947-70E740481C1C}">
+                          <a14:useLocalDpi xmlns:a14="http://schemas.microsoft.com/office/drawing/2010/main" val="0"/>
+                        </a:ext>
+                      </a:extLst>
+                    </a:blip>
+                    <a:stretch>
+                      <a:fillRect/>
+                    </a:stretch>
+                  </pic:blipFill>
+                  <pic:spPr>
+                    <a:xfrm>
+                      <a:off x="0" y="0"/>
+                      <a:ext cx="5731510" cy="358140"/>
+                    </a:xfrm>
+                    <a:prstGeom prst="rect">
+                      <a:avLst/>
+                    </a:prstGeom>
+                  </pic:spPr>
+                </pic:pic>
+              </a:graphicData>
+            </a:graphic>
+          </wp:inline>
+        </w:drawing>
+      </w:r>
     </w:p>
     <w:p>
       <w:pPr>
@@ -860,7 +896,7 @@
                     <pic:cNvPicPr/>
                   </pic:nvPicPr>
                   <pic:blipFill>
-                    <a:blip r:embed="rId11" cstate="print">
+                    <a:blip r:embed="rId12" cstate="print">
                       <a:extLst>
                         <a:ext uri="{28A0092B-C50C-407E-A947-70E740481C1C}">
                           <a14:useLocalDpi xmlns:a14="http://schemas.microsoft.com/office/drawing/2010/main" val="0"/>
@@ -1129,7 +1165,7 @@
                     <pic:cNvPicPr/>
                   </pic:nvPicPr>
                   <pic:blipFill>
-                    <a:blip r:embed="rId12">
+                    <a:blip r:embed="rId13">
                       <a:extLst>
                         <a:ext uri="{28A0092B-C50C-407E-A947-70E740481C1C}">
                           <a14:useLocalDpi xmlns:a14="http://schemas.microsoft.com/office/drawing/2010/main" val="0"/>
@@ -1282,13 +1318,6 @@
           <w:lang w:val="en-US"/>
         </w:rPr>
       </w:pPr>
-    </w:p>
-    <w:p>
-      <w:pPr>
-        <w:rPr>
-          <w:lang w:val="en-US"/>
-        </w:rPr>
-      </w:pPr>
       <w:r>
         <w:rPr>
           <w:lang w:val="en-US"/>
@@ -1301,7 +1330,1025 @@
         <w:pStyle w:val="ListParagraph"/>
         <w:numPr>
           <w:ilvl w:val="0"/>
-          <w:numId w:val="4"/>
+          <w:numId w:val="14"/>
+        </w:numPr>
+        <w:jc w:val="both"/>
+        <w:rPr>
+          <w:sz w:val="36"/>
+          <w:szCs w:val="36"/>
+          <w:u w:val="double"/>
+          <w:lang w:val="en-US"/>
+        </w:rPr>
+      </w:pPr>
+      <w:r>
+        <w:rPr>
+          <w:sz w:val="36"/>
+          <w:szCs w:val="36"/>
+          <w:u w:val="double"/>
+          <w:lang w:val="en-US"/>
+        </w:rPr>
+        <w:lastRenderedPageBreak/>
+        <w:t>Usage</w:t>
+      </w:r>
+    </w:p>
+    <w:p>
+      <w:pPr>
+        <w:rPr>
+          <w:lang w:val="en-US"/>
+        </w:rPr>
+      </w:pPr>
+    </w:p>
+    <w:p>
+      <w:pPr>
+        <w:pStyle w:val="ListParagraph"/>
+        <w:numPr>
+          <w:ilvl w:val="0"/>
+          <w:numId w:val="15"/>
+        </w:numPr>
+        <w:rPr>
+          <w:sz w:val="32"/>
+          <w:szCs w:val="32"/>
+          <w:u w:val="single"/>
+          <w:lang w:val="en-US"/>
+        </w:rPr>
+      </w:pPr>
+      <w:r>
+        <w:rPr>
+          <w:sz w:val="32"/>
+          <w:szCs w:val="32"/>
+          <w:u w:val="single"/>
+          <w:lang w:val="en-US"/>
+        </w:rPr>
+        <w:t>User Interface</w:t>
+      </w:r>
+    </w:p>
+    <w:p>
+      <w:pPr>
+        <w:jc w:val="both"/>
+        <w:rPr>
+          <w:lang w:val="en-US"/>
+        </w:rPr>
+      </w:pPr>
+      <w:r>
+        <w:rPr>
+          <w:lang w:val="en-US"/>
+        </w:rPr>
+        <w:t>The UI allows the user to choose which feature is enabled and to customize the available parameters. When enabling a feature, the UI shows the parameters that can be modified, which were otherwise hidden. It has 2 main tabs: Rasterization and Raytracing.</w:t>
+      </w:r>
+    </w:p>
+    <w:p>
+      <w:pPr>
+        <w:rPr>
+          <w:lang w:val="en-US"/>
+        </w:rPr>
+      </w:pPr>
+      <w:r>
+        <w:rPr>
+          <w:noProof/>
+          <w:lang w:val="en-US"/>
+        </w:rPr>
+        <w:drawing>
+          <wp:inline distT="0" distB="0" distL="0" distR="0" wp14:anchorId="5ACA0105" wp14:editId="1F6C7EC8">
+            <wp:extent cx="4089305" cy="4245610"/>
+            <wp:effectExtent l="0" t="0" r="6985" b="2540"/>
+            <wp:docPr id="728320510" name="Picture 1" descr="A screenshot of a computer&#10;&#10;AI-generated content may be incorrect."/>
+            <wp:cNvGraphicFramePr>
+              <a:graphicFrameLocks xmlns:a="http://schemas.openxmlformats.org/drawingml/2006/main" noChangeAspect="1"/>
+            </wp:cNvGraphicFramePr>
+            <a:graphic xmlns:a="http://schemas.openxmlformats.org/drawingml/2006/main">
+              <a:graphicData uri="http://schemas.openxmlformats.org/drawingml/2006/picture">
+                <pic:pic xmlns:pic="http://schemas.openxmlformats.org/drawingml/2006/picture">
+                  <pic:nvPicPr>
+                    <pic:cNvPr id="728320510" name="Picture 1" descr="A screenshot of a computer&#10;&#10;AI-generated content may be incorrect."/>
+                    <pic:cNvPicPr/>
+                  </pic:nvPicPr>
+                  <pic:blipFill>
+                    <a:blip r:embed="rId14">
+                      <a:extLst>
+                        <a:ext uri="{28A0092B-C50C-407E-A947-70E740481C1C}">
+                          <a14:useLocalDpi xmlns:a14="http://schemas.microsoft.com/office/drawing/2010/main" val="0"/>
+                        </a:ext>
+                      </a:extLst>
+                    </a:blip>
+                    <a:stretch>
+                      <a:fillRect/>
+                    </a:stretch>
+                  </pic:blipFill>
+                  <pic:spPr>
+                    <a:xfrm>
+                      <a:off x="0" y="0"/>
+                      <a:ext cx="4097850" cy="4254482"/>
+                    </a:xfrm>
+                    <a:prstGeom prst="rect">
+                      <a:avLst/>
+                    </a:prstGeom>
+                  </pic:spPr>
+                </pic:pic>
+              </a:graphicData>
+            </a:graphic>
+          </wp:inline>
+        </w:drawing>
+      </w:r>
+      <w:r>
+        <w:rPr>
+          <w:noProof/>
+          <w:lang w:val="en-US"/>
+        </w:rPr>
+        <w:drawing>
+          <wp:inline distT="0" distB="0" distL="0" distR="0" wp14:anchorId="6E12585F" wp14:editId="43A17096">
+            <wp:extent cx="4107195" cy="1348740"/>
+            <wp:effectExtent l="0" t="0" r="7620" b="3810"/>
+            <wp:docPr id="581807111" name="Picture 2" descr="A screenshot of a computer&#10;&#10;AI-generated content may be incorrect."/>
+            <wp:cNvGraphicFramePr>
+              <a:graphicFrameLocks xmlns:a="http://schemas.openxmlformats.org/drawingml/2006/main" noChangeAspect="1"/>
+            </wp:cNvGraphicFramePr>
+            <a:graphic xmlns:a="http://schemas.openxmlformats.org/drawingml/2006/main">
+              <a:graphicData uri="http://schemas.openxmlformats.org/drawingml/2006/picture">
+                <pic:pic xmlns:pic="http://schemas.openxmlformats.org/drawingml/2006/picture">
+                  <pic:nvPicPr>
+                    <pic:cNvPr id="581807111" name="Picture 2" descr="A screenshot of a computer&#10;&#10;AI-generated content may be incorrect."/>
+                    <pic:cNvPicPr/>
+                  </pic:nvPicPr>
+                  <pic:blipFill>
+                    <a:blip r:embed="rId15">
+                      <a:extLst>
+                        <a:ext uri="{28A0092B-C50C-407E-A947-70E740481C1C}">
+                          <a14:useLocalDpi xmlns:a14="http://schemas.microsoft.com/office/drawing/2010/main" val="0"/>
+                        </a:ext>
+                      </a:extLst>
+                    </a:blip>
+                    <a:stretch>
+                      <a:fillRect/>
+                    </a:stretch>
+                  </pic:blipFill>
+                  <pic:spPr>
+                    <a:xfrm>
+                      <a:off x="0" y="0"/>
+                      <a:ext cx="4126449" cy="1355063"/>
+                    </a:xfrm>
+                    <a:prstGeom prst="rect">
+                      <a:avLst/>
+                    </a:prstGeom>
+                  </pic:spPr>
+                </pic:pic>
+              </a:graphicData>
+            </a:graphic>
+          </wp:inline>
+        </w:drawing>
+      </w:r>
+    </w:p>
+    <w:p>
+      <w:pPr>
+        <w:rPr>
+          <w:lang w:val="en-US"/>
+        </w:rPr>
+      </w:pPr>
+    </w:p>
+    <w:p>
+      <w:pPr>
+        <w:rPr>
+          <w:lang w:val="en-US"/>
+        </w:rPr>
+      </w:pPr>
+    </w:p>
+    <w:p>
+      <w:pPr>
+        <w:rPr>
+          <w:lang w:val="en-US"/>
+        </w:rPr>
+      </w:pPr>
+    </w:p>
+    <w:p>
+      <w:pPr>
+        <w:rPr>
+          <w:lang w:val="en-US"/>
+        </w:rPr>
+      </w:pPr>
+    </w:p>
+    <w:p>
+      <w:pPr>
+        <w:pStyle w:val="ListParagraph"/>
+        <w:numPr>
+          <w:ilvl w:val="0"/>
+          <w:numId w:val="15"/>
+        </w:numPr>
+        <w:rPr>
+          <w:sz w:val="32"/>
+          <w:szCs w:val="32"/>
+          <w:u w:val="single"/>
+          <w:lang w:val="en-US"/>
+        </w:rPr>
+      </w:pPr>
+      <w:r>
+        <w:rPr>
+          <w:sz w:val="32"/>
+          <w:szCs w:val="32"/>
+          <w:u w:val="single"/>
+          <w:lang w:val="en-US"/>
+        </w:rPr>
+        <w:lastRenderedPageBreak/>
+        <w:t>Keyboard Shortcuts</w:t>
+      </w:r>
+    </w:p>
+    <w:p>
+      <w:pPr>
+        <w:rPr>
+          <w:lang w:val="en-US"/>
+        </w:rPr>
+      </w:pPr>
+    </w:p>
+    <w:tbl>
+      <w:tblPr>
+        <w:tblStyle w:val="TableGrid"/>
+        <w:tblW w:w="0" w:type="auto"/>
+        <w:tblLook w:val="04A0" w:firstRow="1" w:lastRow="0" w:firstColumn="1" w:lastColumn="0" w:noHBand="0" w:noVBand="1"/>
+      </w:tblPr>
+      <w:tblGrid>
+        <w:gridCol w:w="1555"/>
+        <w:gridCol w:w="7461"/>
+      </w:tblGrid>
+      <w:tr>
+        <w:tc>
+          <w:tcPr>
+            <w:tcW w:w="1555" w:type="dxa"/>
+          </w:tcPr>
+          <w:p>
+            <w:pPr>
+              <w:jc w:val="center"/>
+              <w:rPr>
+                <w:b/>
+                <w:bCs/>
+                <w:lang w:val="en-US"/>
+              </w:rPr>
+            </w:pPr>
+            <w:r>
+              <w:rPr>
+                <w:b/>
+                <w:bCs/>
+                <w:lang w:val="en-US"/>
+              </w:rPr>
+              <w:t>Key</w:t>
+            </w:r>
+          </w:p>
+        </w:tc>
+        <w:tc>
+          <w:tcPr>
+            <w:tcW w:w="7461" w:type="dxa"/>
+          </w:tcPr>
+          <w:p>
+            <w:pPr>
+              <w:jc w:val="center"/>
+              <w:rPr>
+                <w:b/>
+                <w:bCs/>
+                <w:lang w:val="en-US"/>
+              </w:rPr>
+            </w:pPr>
+            <w:r>
+              <w:rPr>
+                <w:b/>
+                <w:bCs/>
+                <w:lang w:val="en-US"/>
+              </w:rPr>
+              <w:t>Action</w:t>
+            </w:r>
+          </w:p>
+        </w:tc>
+      </w:tr>
+      <w:tr>
+        <w:tc>
+          <w:tcPr>
+            <w:tcW w:w="1555" w:type="dxa"/>
+          </w:tcPr>
+          <w:p>
+            <w:pPr>
+              <w:rPr>
+                <w:lang w:val="en-US"/>
+              </w:rPr>
+            </w:pPr>
+            <w:r>
+              <w:rPr>
+                <w:lang w:val="en-US"/>
+              </w:rPr>
+              <w:t>TAB</w:t>
+            </w:r>
+          </w:p>
+        </w:tc>
+        <w:tc>
+          <w:tcPr>
+            <w:tcW w:w="7461" w:type="dxa"/>
+          </w:tcPr>
+          <w:p>
+            <w:pPr>
+              <w:rPr>
+                <w:lang w:val="en-US"/>
+              </w:rPr>
+            </w:pPr>
+            <w:r>
+              <w:rPr>
+                <w:lang w:val="en-US"/>
+              </w:rPr>
+              <w:t>S</w:t>
+            </w:r>
+            <w:r>
+              <w:t>how/</w:t>
+            </w:r>
+            <w:r>
+              <w:rPr>
+                <w:lang w:val="en-US"/>
+              </w:rPr>
+              <w:t>H</w:t>
+            </w:r>
+            <w:r>
+              <w:t xml:space="preserve">ide </w:t>
+            </w:r>
+            <w:r>
+              <w:rPr>
+                <w:lang w:val="en-US"/>
+              </w:rPr>
+              <w:t>UI menu.</w:t>
+            </w:r>
+          </w:p>
+        </w:tc>
+      </w:tr>
+      <w:tr>
+        <w:tc>
+          <w:tcPr>
+            <w:tcW w:w="1555" w:type="dxa"/>
+          </w:tcPr>
+          <w:p>
+            <w:pPr>
+              <w:rPr>
+                <w:lang w:val="en-US"/>
+              </w:rPr>
+            </w:pPr>
+            <w:r>
+              <w:rPr>
+                <w:lang w:val="en-US"/>
+              </w:rPr>
+              <w:t>H</w:t>
+            </w:r>
+          </w:p>
+        </w:tc>
+        <w:tc>
+          <w:tcPr>
+            <w:tcW w:w="7461" w:type="dxa"/>
+          </w:tcPr>
+          <w:p>
+            <w:pPr>
+              <w:rPr>
+                <w:lang w:val="en-US"/>
+              </w:rPr>
+            </w:pPr>
+            <w:r>
+              <w:rPr>
+                <w:lang w:val="en-US"/>
+              </w:rPr>
+              <w:t>Show help.</w:t>
+            </w:r>
+          </w:p>
+        </w:tc>
+      </w:tr>
+      <w:tr>
+        <w:tc>
+          <w:tcPr>
+            <w:tcW w:w="1555" w:type="dxa"/>
+          </w:tcPr>
+          <w:p>
+            <w:pPr>
+              <w:rPr>
+                <w:lang w:val="en-US"/>
+              </w:rPr>
+            </w:pPr>
+            <w:r>
+              <w:rPr>
+                <w:lang w:val="en-US"/>
+              </w:rPr>
+              <w:t>C</w:t>
+            </w:r>
+          </w:p>
+        </w:tc>
+        <w:tc>
+          <w:tcPr>
+            <w:tcW w:w="7461" w:type="dxa"/>
+          </w:tcPr>
+          <w:p>
+            <w:pPr>
+              <w:rPr>
+                <w:lang w:val="en-US"/>
+              </w:rPr>
+            </w:pPr>
+            <w:r>
+              <w:rPr>
+                <w:lang w:val="en-US"/>
+              </w:rPr>
+              <w:t>Apply the next color map.</w:t>
+            </w:r>
+          </w:p>
+        </w:tc>
+      </w:tr>
+      <w:tr>
+        <w:tc>
+          <w:tcPr>
+            <w:tcW w:w="1555" w:type="dxa"/>
+          </w:tcPr>
+          <w:p>
+            <w:pPr>
+              <w:rPr>
+                <w:lang w:val="en-US"/>
+              </w:rPr>
+            </w:pPr>
+            <w:r>
+              <w:rPr>
+                <w:lang w:val="en-US"/>
+              </w:rPr>
+              <w:t>L</w:t>
+            </w:r>
+          </w:p>
+        </w:tc>
+        <w:tc>
+          <w:tcPr>
+            <w:tcW w:w="7461" w:type="dxa"/>
+          </w:tcPr>
+          <w:p>
+            <w:pPr>
+              <w:rPr>
+                <w:lang w:val="en-US"/>
+              </w:rPr>
+            </w:pPr>
+            <w:r>
+              <w:rPr>
+                <w:lang w:val="en-US"/>
+              </w:rPr>
+              <w:t>P</w:t>
+            </w:r>
+            <w:r>
+              <w:t>lace the light source at the current camera position</w:t>
+            </w:r>
+            <w:r>
+              <w:rPr>
+                <w:lang w:val="en-US"/>
+              </w:rPr>
+              <w:t>.</w:t>
+            </w:r>
+          </w:p>
+        </w:tc>
+      </w:tr>
+      <w:tr>
+        <w:tc>
+          <w:tcPr>
+            <w:tcW w:w="1555" w:type="dxa"/>
+          </w:tcPr>
+          <w:p>
+            <w:pPr>
+              <w:rPr>
+                <w:lang w:val="en-US"/>
+              </w:rPr>
+            </w:pPr>
+            <w:r>
+              <w:rPr>
+                <w:lang w:val="en-US"/>
+              </w:rPr>
+              <w:t>Shift + L</w:t>
+            </w:r>
+          </w:p>
+        </w:tc>
+        <w:tc>
+          <w:tcPr>
+            <w:tcW w:w="7461" w:type="dxa"/>
+          </w:tcPr>
+          <w:p>
+            <w:pPr>
+              <w:rPr>
+                <w:lang w:val="en-US"/>
+              </w:rPr>
+            </w:pPr>
+            <w:r>
+              <w:rPr>
+                <w:lang w:val="en-US"/>
+              </w:rPr>
+              <w:t>A</w:t>
+            </w:r>
+            <w:r>
+              <w:t>dd an additional light source at the current camera position</w:t>
+            </w:r>
+            <w:r>
+              <w:rPr>
+                <w:lang w:val="en-US"/>
+              </w:rPr>
+              <w:t>.</w:t>
+            </w:r>
+          </w:p>
+        </w:tc>
+      </w:tr>
+      <w:tr>
+        <w:tc>
+          <w:tcPr>
+            <w:tcW w:w="1555" w:type="dxa"/>
+          </w:tcPr>
+          <w:p>
+            <w:pPr>
+              <w:rPr>
+                <w:lang w:val="en-US"/>
+              </w:rPr>
+            </w:pPr>
+            <w:r>
+              <w:rPr>
+                <w:lang w:val="en-US"/>
+              </w:rPr>
+              <w:t>Down Arrow</w:t>
+            </w:r>
+          </w:p>
+        </w:tc>
+        <w:tc>
+          <w:tcPr>
+            <w:tcW w:w="7461" w:type="dxa"/>
+          </w:tcPr>
+          <w:p>
+            <w:pPr>
+              <w:rPr>
+                <w:lang w:val="en-US"/>
+              </w:rPr>
+            </w:pPr>
+            <w:r>
+              <w:rPr>
+                <w:lang w:val="en-US"/>
+              </w:rPr>
+              <w:t>Select the</w:t>
+            </w:r>
+            <w:r>
+              <w:t xml:space="preserve"> next light source</w:t>
+            </w:r>
+            <w:r>
+              <w:rPr>
+                <w:lang w:val="en-US"/>
+              </w:rPr>
+              <w:t>.</w:t>
+            </w:r>
+          </w:p>
+        </w:tc>
+      </w:tr>
+      <w:tr>
+        <w:tc>
+          <w:tcPr>
+            <w:tcW w:w="1555" w:type="dxa"/>
+          </w:tcPr>
+          <w:p>
+            <w:pPr>
+              <w:rPr>
+                <w:lang w:val="en-US"/>
+              </w:rPr>
+            </w:pPr>
+            <w:r>
+              <w:rPr>
+                <w:lang w:val="en-US"/>
+              </w:rPr>
+              <w:t>Up Arrow</w:t>
+            </w:r>
+          </w:p>
+        </w:tc>
+        <w:tc>
+          <w:tcPr>
+            <w:tcW w:w="7461" w:type="dxa"/>
+          </w:tcPr>
+          <w:p>
+            <w:pPr>
+              <w:rPr>
+                <w:lang w:val="en-US"/>
+              </w:rPr>
+            </w:pPr>
+            <w:r>
+              <w:rPr>
+                <w:lang w:val="en-US"/>
+              </w:rPr>
+              <w:t>Select the previous light source.</w:t>
+            </w:r>
+          </w:p>
+        </w:tc>
+      </w:tr>
+      <w:tr>
+        <w:tc>
+          <w:tcPr>
+            <w:tcW w:w="1555" w:type="dxa"/>
+          </w:tcPr>
+          <w:p>
+            <w:pPr>
+              <w:rPr>
+                <w:lang w:val="en-US"/>
+              </w:rPr>
+            </w:pPr>
+            <w:r>
+              <w:rPr>
+                <w:lang w:val="en-US"/>
+              </w:rPr>
+              <w:t>Del</w:t>
+            </w:r>
+          </w:p>
+        </w:tc>
+        <w:tc>
+          <w:tcPr>
+            <w:tcW w:w="7461" w:type="dxa"/>
+          </w:tcPr>
+          <w:p>
+            <w:pPr>
+              <w:rPr>
+                <w:lang w:val="en-US"/>
+              </w:rPr>
+            </w:pPr>
+            <w:r>
+              <w:rPr>
+                <w:lang w:val="en-US"/>
+              </w:rPr>
+              <w:t>Delete the selected light source.</w:t>
+            </w:r>
+          </w:p>
+        </w:tc>
+      </w:tr>
+      <w:tr>
+        <w:tc>
+          <w:tcPr>
+            <w:tcW w:w="1555" w:type="dxa"/>
+          </w:tcPr>
+          <w:p>
+            <w:pPr>
+              <w:rPr>
+                <w:lang w:val="en-US"/>
+              </w:rPr>
+            </w:pPr>
+            <w:r>
+              <w:rPr>
+                <w:lang w:val="en-US"/>
+              </w:rPr>
+              <w:t>N</w:t>
+            </w:r>
+          </w:p>
+        </w:tc>
+        <w:tc>
+          <w:tcPr>
+            <w:tcW w:w="7461" w:type="dxa"/>
+          </w:tcPr>
+          <w:p>
+            <w:pPr>
+              <w:rPr>
+                <w:lang w:val="en-US"/>
+              </w:rPr>
+            </w:pPr>
+            <w:r>
+              <w:rPr>
+                <w:lang w:val="en-US"/>
+              </w:rPr>
+              <w:t>C</w:t>
+            </w:r>
+            <w:r>
+              <w:t xml:space="preserve">lear all light sources and reinitialize </w:t>
+            </w:r>
+            <w:r>
+              <w:rPr>
+                <w:lang w:val="en-US"/>
+              </w:rPr>
+              <w:t>to a default light.</w:t>
+            </w:r>
+          </w:p>
+        </w:tc>
+      </w:tr>
+      <w:tr>
+        <w:tc>
+          <w:tcPr>
+            <w:tcW w:w="1555" w:type="dxa"/>
+          </w:tcPr>
+          <w:p>
+            <w:pPr>
+              <w:rPr>
+                <w:lang w:val="en-US"/>
+              </w:rPr>
+            </w:pPr>
+            <w:r>
+              <w:rPr>
+                <w:lang w:val="en-US"/>
+              </w:rPr>
+              <w:t>R</w:t>
+            </w:r>
+          </w:p>
+        </w:tc>
+        <w:tc>
+          <w:tcPr>
+            <w:tcW w:w="7461" w:type="dxa"/>
+          </w:tcPr>
+          <w:p>
+            <w:pPr>
+              <w:rPr>
+                <w:lang w:val="en-US"/>
+              </w:rPr>
+            </w:pPr>
+            <w:r>
+              <w:rPr>
+                <w:lang w:val="en-US"/>
+              </w:rPr>
+              <w:t>A</w:t>
+            </w:r>
+            <w:r>
+              <w:t>dd 0.1 to the red channel of the selected light</w:t>
+            </w:r>
+            <w:r>
+              <w:rPr>
+                <w:lang w:val="en-US"/>
+              </w:rPr>
+              <w:t>.</w:t>
+            </w:r>
+          </w:p>
+        </w:tc>
+      </w:tr>
+      <w:tr>
+        <w:tc>
+          <w:tcPr>
+            <w:tcW w:w="1555" w:type="dxa"/>
+          </w:tcPr>
+          <w:p>
+            <w:pPr>
+              <w:rPr>
+                <w:lang w:val="en-US"/>
+              </w:rPr>
+            </w:pPr>
+            <w:r>
+              <w:rPr>
+                <w:lang w:val="en-US"/>
+              </w:rPr>
+              <w:t>G</w:t>
+            </w:r>
+          </w:p>
+        </w:tc>
+        <w:tc>
+          <w:tcPr>
+            <w:tcW w:w="7461" w:type="dxa"/>
+          </w:tcPr>
+          <w:p>
+            <w:pPr>
+              <w:rPr>
+                <w:lang w:val="en-US"/>
+              </w:rPr>
+            </w:pPr>
+            <w:r>
+              <w:rPr>
+                <w:lang w:val="en-US"/>
+              </w:rPr>
+              <w:t>A</w:t>
+            </w:r>
+            <w:r>
+              <w:t xml:space="preserve">dd 0.1 to the </w:t>
+            </w:r>
+            <w:r>
+              <w:rPr>
+                <w:lang w:val="en-US"/>
+              </w:rPr>
+              <w:t>green</w:t>
+            </w:r>
+            <w:r>
+              <w:t xml:space="preserve"> channel of the selected light</w:t>
+            </w:r>
+            <w:r>
+              <w:rPr>
+                <w:lang w:val="en-US"/>
+              </w:rPr>
+              <w:t>.</w:t>
+            </w:r>
+          </w:p>
+        </w:tc>
+      </w:tr>
+      <w:tr>
+        <w:tc>
+          <w:tcPr>
+            <w:tcW w:w="1555" w:type="dxa"/>
+          </w:tcPr>
+          <w:p>
+            <w:pPr>
+              <w:rPr>
+                <w:lang w:val="en-US"/>
+              </w:rPr>
+            </w:pPr>
+            <w:r>
+              <w:rPr>
+                <w:lang w:val="en-US"/>
+              </w:rPr>
+              <w:t>B</w:t>
+            </w:r>
+          </w:p>
+        </w:tc>
+        <w:tc>
+          <w:tcPr>
+            <w:tcW w:w="7461" w:type="dxa"/>
+          </w:tcPr>
+          <w:p>
+            <w:pPr>
+              <w:rPr>
+                <w:lang w:val="en-US"/>
+              </w:rPr>
+            </w:pPr>
+            <w:r>
+              <w:rPr>
+                <w:lang w:val="en-US"/>
+              </w:rPr>
+              <w:t>A</w:t>
+            </w:r>
+            <w:r>
+              <w:t xml:space="preserve">dd 0.1 to the </w:t>
+            </w:r>
+            <w:r>
+              <w:rPr>
+                <w:lang w:val="en-US"/>
+              </w:rPr>
+              <w:t>blue</w:t>
+            </w:r>
+            <w:r>
+              <w:t xml:space="preserve"> channel of the selected light</w:t>
+            </w:r>
+            <w:r>
+              <w:rPr>
+                <w:lang w:val="en-US"/>
+              </w:rPr>
+              <w:t>.</w:t>
+            </w:r>
+          </w:p>
+        </w:tc>
+      </w:tr>
+      <w:tr>
+        <w:tc>
+          <w:tcPr>
+            <w:tcW w:w="1555" w:type="dxa"/>
+          </w:tcPr>
+          <w:p>
+            <w:pPr>
+              <w:rPr>
+                <w:lang w:val="en-US"/>
+              </w:rPr>
+            </w:pPr>
+            <w:r>
+              <w:rPr>
+                <w:lang w:val="en-US"/>
+              </w:rPr>
+              <w:t>Shift  + R</w:t>
+            </w:r>
+          </w:p>
+        </w:tc>
+        <w:tc>
+          <w:tcPr>
+            <w:tcW w:w="7461" w:type="dxa"/>
+          </w:tcPr>
+          <w:p>
+            <w:pPr>
+              <w:rPr>
+                <w:lang w:val="en-US"/>
+              </w:rPr>
+            </w:pPr>
+            <w:r>
+              <w:rPr>
+                <w:lang w:val="en-US"/>
+              </w:rPr>
+              <w:t>S</w:t>
+            </w:r>
+            <w:r>
+              <w:t>ubstract 0.1 from the red channel of the selected light</w:t>
+            </w:r>
+            <w:r>
+              <w:rPr>
+                <w:lang w:val="en-US"/>
+              </w:rPr>
+              <w:t>.</w:t>
+            </w:r>
+          </w:p>
+        </w:tc>
+      </w:tr>
+      <w:tr>
+        <w:tc>
+          <w:tcPr>
+            <w:tcW w:w="1555" w:type="dxa"/>
+          </w:tcPr>
+          <w:p>
+            <w:pPr>
+              <w:rPr>
+                <w:lang w:val="en-US"/>
+              </w:rPr>
+            </w:pPr>
+            <w:r>
+              <w:rPr>
+                <w:lang w:val="en-US"/>
+              </w:rPr>
+              <w:t>Shift + G</w:t>
+            </w:r>
+          </w:p>
+        </w:tc>
+        <w:tc>
+          <w:tcPr>
+            <w:tcW w:w="7461" w:type="dxa"/>
+          </w:tcPr>
+          <w:p>
+            <w:pPr>
+              <w:rPr>
+                <w:lang w:val="en-US"/>
+              </w:rPr>
+            </w:pPr>
+            <w:r>
+              <w:rPr>
+                <w:lang w:val="en-US"/>
+              </w:rPr>
+              <w:t>S</w:t>
+            </w:r>
+            <w:r>
+              <w:t xml:space="preserve">ubstract 0.1 from the </w:t>
+            </w:r>
+            <w:r>
+              <w:rPr>
+                <w:lang w:val="en-US"/>
+              </w:rPr>
+              <w:t>green</w:t>
+            </w:r>
+            <w:r>
+              <w:t xml:space="preserve"> channel of the selected light</w:t>
+            </w:r>
+            <w:r>
+              <w:rPr>
+                <w:lang w:val="en-US"/>
+              </w:rPr>
+              <w:t>.</w:t>
+            </w:r>
+          </w:p>
+        </w:tc>
+      </w:tr>
+      <w:tr>
+        <w:tc>
+          <w:tcPr>
+            <w:tcW w:w="1555" w:type="dxa"/>
+          </w:tcPr>
+          <w:p>
+            <w:pPr>
+              <w:rPr>
+                <w:lang w:val="en-US"/>
+              </w:rPr>
+            </w:pPr>
+            <w:r>
+              <w:rPr>
+                <w:lang w:val="en-US"/>
+              </w:rPr>
+              <w:t>Shift + B</w:t>
+            </w:r>
+          </w:p>
+        </w:tc>
+        <w:tc>
+          <w:tcPr>
+            <w:tcW w:w="7461" w:type="dxa"/>
+          </w:tcPr>
+          <w:p>
+            <w:pPr>
+              <w:rPr>
+                <w:lang w:val="en-US"/>
+              </w:rPr>
+            </w:pPr>
+            <w:r>
+              <w:rPr>
+                <w:lang w:val="en-US"/>
+              </w:rPr>
+              <w:t>S</w:t>
+            </w:r>
+            <w:r>
+              <w:t xml:space="preserve">ubstract 0.1 from the </w:t>
+            </w:r>
+            <w:r>
+              <w:rPr>
+                <w:lang w:val="en-US"/>
+              </w:rPr>
+              <w:t>blue</w:t>
+            </w:r>
+            <w:r>
+              <w:t xml:space="preserve"> channel of the selected light</w:t>
+            </w:r>
+            <w:r>
+              <w:rPr>
+                <w:lang w:val="en-US"/>
+              </w:rPr>
+              <w:t>.</w:t>
+            </w:r>
+          </w:p>
+        </w:tc>
+      </w:tr>
+    </w:tbl>
+    <w:p>
+      <w:pPr>
+        <w:rPr>
+          <w:lang w:val="en-US"/>
+        </w:rPr>
+      </w:pPr>
+      <w:r>
+        <w:rPr>
+          <w:lang w:val="en-US"/>
+        </w:rPr>
+        <w:br w:type="page"/>
+      </w:r>
+    </w:p>
+    <w:p>
+      <w:pPr>
+        <w:pStyle w:val="ListParagraph"/>
+        <w:numPr>
+          <w:ilvl w:val="0"/>
+          <w:numId w:val="14"/>
         </w:numPr>
         <w:jc w:val="both"/>
         <w:rPr>
@@ -1475,7 +2522,7 @@
                     <pic:cNvPicPr/>
                   </pic:nvPicPr>
                   <pic:blipFill>
-                    <a:blip r:embed="rId13">
+                    <a:blip r:embed="rId16">
                       <a:extLst>
                         <a:ext uri="{28A0092B-C50C-407E-A947-70E740481C1C}">
                           <a14:useLocalDpi xmlns:a14="http://schemas.microsoft.com/office/drawing/2010/main" val="0"/>
@@ -1555,7 +2602,7 @@
                     <pic:cNvPicPr/>
                   </pic:nvPicPr>
                   <pic:blipFill>
-                    <a:blip r:embed="rId14">
+                    <a:blip r:embed="rId17">
                       <a:extLst>
                         <a:ext uri="{28A0092B-C50C-407E-A947-70E740481C1C}">
                           <a14:useLocalDpi xmlns:a14="http://schemas.microsoft.com/office/drawing/2010/main" val="0"/>
@@ -1653,7 +2700,7 @@
                     <pic:cNvPicPr/>
                   </pic:nvPicPr>
                   <pic:blipFill>
-                    <a:blip r:embed="rId15">
+                    <a:blip r:embed="rId18">
                       <a:extLst>
                         <a:ext uri="{28A0092B-C50C-407E-A947-70E740481C1C}">
                           <a14:useLocalDpi xmlns:a14="http://schemas.microsoft.com/office/drawing/2010/main" val="0"/>
@@ -1775,7 +2822,7 @@
                     <pic:cNvPicPr/>
                   </pic:nvPicPr>
                   <pic:blipFill>
-                    <a:blip r:embed="rId16">
+                    <a:blip r:embed="rId19">
                       <a:extLst>
                         <a:ext uri="{28A0092B-C50C-407E-A947-70E740481C1C}">
                           <a14:useLocalDpi xmlns:a14="http://schemas.microsoft.com/office/drawing/2010/main" val="0"/>
@@ -1884,7 +2931,7 @@
                     <pic:cNvPicPr/>
                   </pic:nvPicPr>
                   <pic:blipFill>
-                    <a:blip r:embed="rId17">
+                    <a:blip r:embed="rId20">
                       <a:extLst>
                         <a:ext uri="{28A0092B-C50C-407E-A947-70E740481C1C}">
                           <a14:useLocalDpi xmlns:a14="http://schemas.microsoft.com/office/drawing/2010/main" val="0"/>
@@ -2032,7 +3079,7 @@
                     <pic:cNvPicPr/>
                   </pic:nvPicPr>
                   <pic:blipFill>
-                    <a:blip r:embed="rId18">
+                    <a:blip r:embed="rId21">
                       <a:extLst>
                         <a:ext uri="{28A0092B-C50C-407E-A947-70E740481C1C}">
                           <a14:useLocalDpi xmlns:a14="http://schemas.microsoft.com/office/drawing/2010/main" val="0"/>
@@ -2090,7 +3137,7 @@
                     <pic:cNvPicPr/>
                   </pic:nvPicPr>
                   <pic:blipFill>
-                    <a:blip r:embed="rId19">
+                    <a:blip r:embed="rId22">
                       <a:extLst>
                         <a:ext uri="{28A0092B-C50C-407E-A947-70E740481C1C}">
                           <a14:useLocalDpi xmlns:a14="http://schemas.microsoft.com/office/drawing/2010/main" val="0"/>
@@ -2173,7 +3220,7 @@
                     <pic:cNvPicPr/>
                   </pic:nvPicPr>
                   <pic:blipFill>
-                    <a:blip r:embed="rId20">
+                    <a:blip r:embed="rId23">
                       <a:extLst>
                         <a:ext uri="{28A0092B-C50C-407E-A947-70E740481C1C}">
                           <a14:useLocalDpi xmlns:a14="http://schemas.microsoft.com/office/drawing/2010/main" val="0"/>
@@ -2674,7 +3721,7 @@
         <w:pStyle w:val="ListParagraph"/>
         <w:numPr>
           <w:ilvl w:val="0"/>
-          <w:numId w:val="4"/>
+          <w:numId w:val="14"/>
         </w:numPr>
         <w:jc w:val="both"/>
         <w:rPr>
@@ -2701,6 +3748,316 @@
           <w:lang w:val="en-US"/>
         </w:rPr>
       </w:pPr>
+    </w:p>
+    <w:p>
+      <w:pPr>
+        <w:pStyle w:val="ListParagraph"/>
+        <w:numPr>
+          <w:ilvl w:val="0"/>
+          <w:numId w:val="12"/>
+        </w:numPr>
+        <w:rPr>
+          <w:sz w:val="32"/>
+          <w:szCs w:val="32"/>
+          <w:lang w:val="en-US"/>
+        </w:rPr>
+      </w:pPr>
+      <w:r>
+        <w:rPr>
+          <w:sz w:val="32"/>
+          <w:szCs w:val="32"/>
+          <w:lang w:val="en-US"/>
+        </w:rPr>
+        <w:t>Height Gradient</w:t>
+      </w:r>
+    </w:p>
+    <w:p>
+      <w:pPr>
+        <w:pStyle w:val="ListParagraph"/>
+        <w:rPr>
+          <w:sz w:val="32"/>
+          <w:szCs w:val="32"/>
+          <w:lang w:val="en-US"/>
+        </w:rPr>
+      </w:pPr>
+    </w:p>
+    <w:p>
+      <w:pPr>
+        <w:pStyle w:val="ListParagraph"/>
+        <w:numPr>
+          <w:ilvl w:val="0"/>
+          <w:numId w:val="12"/>
+        </w:numPr>
+        <w:rPr>
+          <w:sz w:val="32"/>
+          <w:szCs w:val="32"/>
+          <w:lang w:val="en-US"/>
+        </w:rPr>
+      </w:pPr>
+      <w:r>
+        <w:rPr>
+          <w:sz w:val="32"/>
+          <w:szCs w:val="32"/>
+          <w:lang w:val="en-US"/>
+        </w:rPr>
+        <w:t>Slope Gradient</w:t>
+      </w:r>
+    </w:p>
+    <w:p>
+      <w:pPr>
+        <w:pStyle w:val="ListParagraph"/>
+        <w:rPr>
+          <w:sz w:val="32"/>
+          <w:szCs w:val="32"/>
+          <w:lang w:val="en-US"/>
+        </w:rPr>
+      </w:pPr>
+    </w:p>
+    <w:p>
+      <w:pPr>
+        <w:pStyle w:val="ListParagraph"/>
+        <w:numPr>
+          <w:ilvl w:val="0"/>
+          <w:numId w:val="12"/>
+        </w:numPr>
+        <w:rPr>
+          <w:sz w:val="32"/>
+          <w:szCs w:val="32"/>
+          <w:lang w:val="en-US"/>
+        </w:rPr>
+      </w:pPr>
+      <w:r>
+        <w:rPr>
+          <w:sz w:val="32"/>
+          <w:szCs w:val="32"/>
+          <w:lang w:val="en-US"/>
+        </w:rPr>
+        <w:t>Edge Detection Gradient</w:t>
+      </w:r>
+    </w:p>
+    <w:p>
+      <w:pPr>
+        <w:pStyle w:val="ListParagraph"/>
+        <w:rPr>
+          <w:sz w:val="32"/>
+          <w:szCs w:val="32"/>
+          <w:lang w:val="en-US"/>
+        </w:rPr>
+      </w:pPr>
+    </w:p>
+    <w:p>
+      <w:pPr>
+        <w:pStyle w:val="ListParagraph"/>
+        <w:numPr>
+          <w:ilvl w:val="0"/>
+          <w:numId w:val="12"/>
+        </w:numPr>
+        <w:rPr>
+          <w:sz w:val="32"/>
+          <w:szCs w:val="32"/>
+          <w:lang w:val="en-US"/>
+        </w:rPr>
+      </w:pPr>
+      <w:r>
+        <w:rPr>
+          <w:sz w:val="32"/>
+          <w:szCs w:val="32"/>
+          <w:lang w:val="en-US"/>
+        </w:rPr>
+        <w:t>Flat Quad</w:t>
+      </w:r>
+    </w:p>
+    <w:p>
+      <w:pPr>
+        <w:pStyle w:val="ListParagraph"/>
+        <w:rPr>
+          <w:sz w:val="32"/>
+          <w:szCs w:val="32"/>
+          <w:lang w:val="en-US"/>
+        </w:rPr>
+      </w:pPr>
+    </w:p>
+    <w:p>
+      <w:pPr>
+        <w:pStyle w:val="ListParagraph"/>
+        <w:numPr>
+          <w:ilvl w:val="0"/>
+          <w:numId w:val="12"/>
+        </w:numPr>
+        <w:rPr>
+          <w:sz w:val="32"/>
+          <w:szCs w:val="32"/>
+          <w:lang w:val="en-US"/>
+        </w:rPr>
+      </w:pPr>
+      <w:r>
+        <w:rPr>
+          <w:sz w:val="32"/>
+          <w:szCs w:val="32"/>
+          <w:lang w:val="en-US"/>
+        </w:rPr>
+        <w:t>Dots</w:t>
+      </w:r>
+    </w:p>
+    <w:p>
+      <w:pPr>
+        <w:pStyle w:val="ListParagraph"/>
+        <w:rPr>
+          <w:sz w:val="32"/>
+          <w:szCs w:val="32"/>
+          <w:lang w:val="en-US"/>
+        </w:rPr>
+      </w:pPr>
+    </w:p>
+    <w:p>
+      <w:pPr>
+        <w:pStyle w:val="ListParagraph"/>
+        <w:numPr>
+          <w:ilvl w:val="0"/>
+          <w:numId w:val="12"/>
+        </w:numPr>
+        <w:rPr>
+          <w:sz w:val="32"/>
+          <w:szCs w:val="32"/>
+          <w:lang w:val="en-US"/>
+        </w:rPr>
+      </w:pPr>
+      <w:r>
+        <w:rPr>
+          <w:sz w:val="32"/>
+          <w:szCs w:val="32"/>
+          <w:lang w:val="en-US"/>
+        </w:rPr>
+        <w:t>Lines</w:t>
+      </w:r>
+    </w:p>
+    <w:p>
+      <w:pPr>
+        <w:pStyle w:val="ListParagraph"/>
+        <w:rPr>
+          <w:sz w:val="32"/>
+          <w:szCs w:val="32"/>
+          <w:lang w:val="en-US"/>
+        </w:rPr>
+      </w:pPr>
+    </w:p>
+    <w:p>
+      <w:pPr>
+        <w:pStyle w:val="ListParagraph"/>
+        <w:numPr>
+          <w:ilvl w:val="0"/>
+          <w:numId w:val="12"/>
+        </w:numPr>
+        <w:rPr>
+          <w:sz w:val="32"/>
+          <w:szCs w:val="32"/>
+          <w:lang w:val="en-US"/>
+        </w:rPr>
+      </w:pPr>
+      <w:r>
+        <w:rPr>
+          <w:sz w:val="32"/>
+          <w:szCs w:val="32"/>
+          <w:lang w:val="en-US"/>
+        </w:rPr>
+        <w:t>Wireframe</w:t>
+      </w:r>
+    </w:p>
+    <w:p>
+      <w:pPr>
+        <w:pStyle w:val="ListParagraph"/>
+        <w:rPr>
+          <w:sz w:val="32"/>
+          <w:szCs w:val="32"/>
+          <w:lang w:val="en-US"/>
+        </w:rPr>
+      </w:pPr>
+    </w:p>
+    <w:p>
+      <w:pPr>
+        <w:pStyle w:val="ListParagraph"/>
+        <w:numPr>
+          <w:ilvl w:val="0"/>
+          <w:numId w:val="12"/>
+        </w:numPr>
+        <w:rPr>
+          <w:sz w:val="32"/>
+          <w:szCs w:val="32"/>
+          <w:lang w:val="en-US"/>
+        </w:rPr>
+      </w:pPr>
+      <w:r>
+        <w:rPr>
+          <w:sz w:val="32"/>
+          <w:szCs w:val="32"/>
+          <w:lang w:val="en-US"/>
+        </w:rPr>
+        <w:t>Triangles</w:t>
+      </w:r>
+    </w:p>
+    <w:p>
+      <w:pPr>
+        <w:pStyle w:val="ListParagraph"/>
+        <w:rPr>
+          <w:sz w:val="32"/>
+          <w:szCs w:val="32"/>
+          <w:lang w:val="en-US"/>
+        </w:rPr>
+      </w:pPr>
+    </w:p>
+    <w:p>
+      <w:pPr>
+        <w:pStyle w:val="ListParagraph"/>
+        <w:numPr>
+          <w:ilvl w:val="0"/>
+          <w:numId w:val="12"/>
+        </w:numPr>
+        <w:rPr>
+          <w:sz w:val="32"/>
+          <w:szCs w:val="32"/>
+          <w:lang w:val="en-US"/>
+        </w:rPr>
+      </w:pPr>
+      <w:r>
+        <w:rPr>
+          <w:sz w:val="32"/>
+          <w:szCs w:val="32"/>
+          <w:lang w:val="en-US"/>
+        </w:rPr>
+        <w:t>Raytracing</w:t>
+      </w:r>
+    </w:p>
+    <w:p>
+      <w:pPr>
+        <w:pStyle w:val="ListParagraph"/>
+        <w:rPr>
+          <w:sz w:val="32"/>
+          <w:szCs w:val="32"/>
+          <w:lang w:val="en-US"/>
+        </w:rPr>
+      </w:pPr>
+    </w:p>
+    <w:p>
+      <w:pPr>
+        <w:pStyle w:val="ListParagraph"/>
+        <w:numPr>
+          <w:ilvl w:val="0"/>
+          <w:numId w:val="12"/>
+        </w:numPr>
+        <w:rPr>
+          <w:sz w:val="32"/>
+          <w:szCs w:val="32"/>
+          <w:lang w:val="en-US"/>
+        </w:rPr>
+      </w:pPr>
+      <w:r>
+        <w:rPr>
+          <w:sz w:val="32"/>
+          <w:szCs w:val="32"/>
+          <w:lang w:val="en-US"/>
+        </w:rPr>
+        <w:t>Binary Search Raytracing</w:t>
+      </w:r>
     </w:p>
     <w:sectPr>
       <w:pgSz w:w="11906" w:h="16838"/>
@@ -2715,6 +4072,95 @@
 <file path=word/numbering.xml><?xml version="1.0" encoding="utf-8"?>
 <w:numbering xmlns:wpc="http://schemas.microsoft.com/office/word/2010/wordprocessingCanvas" xmlns:cx="http://schemas.microsoft.com/office/drawing/2014/chartex" xmlns:cx1="http://schemas.microsoft.com/office/drawing/2015/9/8/chartex" xmlns:cx2="http://schemas.microsoft.com/office/drawing/2015/10/21/chartex" xmlns:cx3="http://schemas.microsoft.com/office/drawing/2016/5/9/chartex" xmlns:cx4="http://schemas.microsoft.com/office/drawing/2016/5/10/chartex" xmlns:cx5="http://schemas.microsoft.com/office/drawing/2016/5/11/chartex" xmlns:cx6="http://schemas.microsoft.com/office/drawing/2016/5/12/chartex" xmlns:cx7="http://schemas.microsoft.com/office/drawing/2016/5/13/chartex" xmlns:cx8="http://schemas.microsoft.com/office/drawing/2016/5/14/chartex" xmlns:mc="http://schemas.openxmlformats.org/markup-compatibility/2006" xmlns:aink="http://schemas.microsoft.com/office/drawing/2016/ink" xmlns:am3d="http://schemas.microsoft.com/office/drawing/2017/model3d" xmlns:o="urn:schemas-microsoft-com:office:office" xmlns:oel="http://schemas.microsoft.com/office/2019/extlst" xmlns:r="http://schemas.openxmlformats.org/officeDocument/2006/relationships" xmlns:m="http://schemas.openxmlformats.org/officeDocument/2006/math" xmlns:v="urn:schemas-microsoft-com:vml" xmlns:wp14="http://schemas.microsoft.com/office/word/2010/wordprocessingDrawing" xmlns:wp="http://schemas.openxmlformats.org/drawingml/2006/wordprocessingDrawing" xmlns:w10="urn:schemas-microsoft-com:office:word" xmlns:w="http://schemas.openxmlformats.org/wordprocessingml/2006/main" xmlns:w14="http://schemas.microsoft.com/office/word/2010/wordml" xmlns:w15="http://schemas.microsoft.com/office/word/2012/wordml" xmlns:w16cex="http://schemas.microsoft.com/office/word/2018/wordml/cex" xmlns:w16cid="http://schemas.microsoft.com/office/word/2016/wordml/cid" xmlns:w16="http://schemas.microsoft.com/office/word/2018/wordml" xmlns:w16du="http://schemas.microsoft.com/office/word/2023/wordml/word16du" xmlns:w16sdtdh="http://schemas.microsoft.com/office/word/2020/wordml/sdtdatahash" xmlns:w16sdtfl="http://schemas.microsoft.com/office/word/2024/wordml/sdtformatlock" xmlns:w16se="http://schemas.microsoft.com/office/word/2015/wordml/symex" xmlns:wpg="http://schemas.microsoft.com/office/word/2010/wordprocessingGroup" xmlns:wpi="http://schemas.microsoft.com/office/word/2010/wordprocessingInk" xmlns:wne="http://schemas.microsoft.com/office/word/2006/wordml" xmlns:wps="http://schemas.microsoft.com/office/word/2010/wordprocessingShape" mc:Ignorable="w14 w15 w16se w16cid w16 w16cex w16sdtdh w16sdtfl w16du wp14">
   <w:abstractNum w:abstractNumId="0" w15:restartNumberingAfterBreak="0">
+    <w:nsid w:val="0BFA39EF"/>
+    <w:multiLevelType w:val="hybridMultilevel"/>
+    <w:tmpl w:val="10EEEF9E"/>
+    <w:lvl w:ilvl="0" w:tplc="FFFFFFFF">
+      <w:start w:val="1"/>
+      <w:numFmt w:val="upperRoman"/>
+      <w:lvlText w:val="%1."/>
+      <w:lvlJc w:val="left"/>
+      <w:pPr>
+        <w:ind w:left="1080" w:hanging="720"/>
+      </w:pPr>
+      <w:rPr>
+        <w:rFonts w:hint="default"/>
+      </w:rPr>
+    </w:lvl>
+    <w:lvl w:ilvl="1" w:tplc="FFFFFFFF" w:tentative="1">
+      <w:start w:val="1"/>
+      <w:numFmt w:val="lowerLetter"/>
+      <w:lvlText w:val="%2."/>
+      <w:lvlJc w:val="left"/>
+      <w:pPr>
+        <w:ind w:left="1440" w:hanging="360"/>
+      </w:pPr>
+    </w:lvl>
+    <w:lvl w:ilvl="2" w:tplc="FFFFFFFF" w:tentative="1">
+      <w:start w:val="1"/>
+      <w:numFmt w:val="lowerRoman"/>
+      <w:lvlText w:val="%3."/>
+      <w:lvlJc w:val="right"/>
+      <w:pPr>
+        <w:ind w:left="2160" w:hanging="180"/>
+      </w:pPr>
+    </w:lvl>
+    <w:lvl w:ilvl="3" w:tplc="FFFFFFFF" w:tentative="1">
+      <w:start w:val="1"/>
+      <w:numFmt w:val="decimal"/>
+      <w:lvlText w:val="%4."/>
+      <w:lvlJc w:val="left"/>
+      <w:pPr>
+        <w:ind w:left="2880" w:hanging="360"/>
+      </w:pPr>
+    </w:lvl>
+    <w:lvl w:ilvl="4" w:tplc="FFFFFFFF" w:tentative="1">
+      <w:start w:val="1"/>
+      <w:numFmt w:val="lowerLetter"/>
+      <w:lvlText w:val="%5."/>
+      <w:lvlJc w:val="left"/>
+      <w:pPr>
+        <w:ind w:left="3600" w:hanging="360"/>
+      </w:pPr>
+    </w:lvl>
+    <w:lvl w:ilvl="5" w:tplc="FFFFFFFF" w:tentative="1">
+      <w:start w:val="1"/>
+      <w:numFmt w:val="lowerRoman"/>
+      <w:lvlText w:val="%6."/>
+      <w:lvlJc w:val="right"/>
+      <w:pPr>
+        <w:ind w:left="4320" w:hanging="180"/>
+      </w:pPr>
+    </w:lvl>
+    <w:lvl w:ilvl="6" w:tplc="FFFFFFFF" w:tentative="1">
+      <w:start w:val="1"/>
+      <w:numFmt w:val="decimal"/>
+      <w:lvlText w:val="%7."/>
+      <w:lvlJc w:val="left"/>
+      <w:pPr>
+        <w:ind w:left="5040" w:hanging="360"/>
+      </w:pPr>
+    </w:lvl>
+    <w:lvl w:ilvl="7" w:tplc="FFFFFFFF" w:tentative="1">
+      <w:start w:val="1"/>
+      <w:numFmt w:val="lowerLetter"/>
+      <w:lvlText w:val="%8."/>
+      <w:lvlJc w:val="left"/>
+      <w:pPr>
+        <w:ind w:left="5760" w:hanging="360"/>
+      </w:pPr>
+    </w:lvl>
+    <w:lvl w:ilvl="8" w:tplc="FFFFFFFF" w:tentative="1">
+      <w:start w:val="1"/>
+      <w:numFmt w:val="lowerRoman"/>
+      <w:lvlText w:val="%9."/>
+      <w:lvlJc w:val="right"/>
+      <w:pPr>
+        <w:ind w:left="6480" w:hanging="180"/>
+      </w:pPr>
+    </w:lvl>
+  </w:abstractNum>
+  <w:abstractNum w:abstractNumId="1" w15:restartNumberingAfterBreak="0">
     <w:nsid w:val="0E417998"/>
     <w:multiLevelType w:val="hybridMultilevel"/>
     <w:tmpl w:val="3C52A8FA"/>
@@ -2800,7 +4246,7 @@
       </w:pPr>
     </w:lvl>
   </w:abstractNum>
-  <w:abstractNum w:abstractNumId="1" w15:restartNumberingAfterBreak="0">
+  <w:abstractNum w:abstractNumId="2" w15:restartNumberingAfterBreak="0">
     <w:nsid w:val="18CA38D6"/>
     <w:multiLevelType w:val="hybridMultilevel"/>
     <w:tmpl w:val="A0DE1790"/>
@@ -2889,7 +4335,185 @@
       </w:pPr>
     </w:lvl>
   </w:abstractNum>
-  <w:abstractNum w:abstractNumId="2" w15:restartNumberingAfterBreak="0">
+  <w:abstractNum w:abstractNumId="3" w15:restartNumberingAfterBreak="0">
+    <w:nsid w:val="1AE4441F"/>
+    <w:multiLevelType w:val="hybridMultilevel"/>
+    <w:tmpl w:val="F060509E"/>
+    <w:lvl w:ilvl="0" w:tplc="10000015">
+      <w:start w:val="1"/>
+      <w:numFmt w:val="upperLetter"/>
+      <w:lvlText w:val="%1."/>
+      <w:lvlJc w:val="left"/>
+      <w:pPr>
+        <w:ind w:left="720" w:hanging="360"/>
+      </w:pPr>
+      <w:rPr>
+        <w:rFonts w:hint="default"/>
+      </w:rPr>
+    </w:lvl>
+    <w:lvl w:ilvl="1" w:tplc="10000019" w:tentative="1">
+      <w:start w:val="1"/>
+      <w:numFmt w:val="lowerLetter"/>
+      <w:lvlText w:val="%2."/>
+      <w:lvlJc w:val="left"/>
+      <w:pPr>
+        <w:ind w:left="1440" w:hanging="360"/>
+      </w:pPr>
+    </w:lvl>
+    <w:lvl w:ilvl="2" w:tplc="1000001B" w:tentative="1">
+      <w:start w:val="1"/>
+      <w:numFmt w:val="lowerRoman"/>
+      <w:lvlText w:val="%3."/>
+      <w:lvlJc w:val="right"/>
+      <w:pPr>
+        <w:ind w:left="2160" w:hanging="180"/>
+      </w:pPr>
+    </w:lvl>
+    <w:lvl w:ilvl="3" w:tplc="1000000F" w:tentative="1">
+      <w:start w:val="1"/>
+      <w:numFmt w:val="decimal"/>
+      <w:lvlText w:val="%4."/>
+      <w:lvlJc w:val="left"/>
+      <w:pPr>
+        <w:ind w:left="2880" w:hanging="360"/>
+      </w:pPr>
+    </w:lvl>
+    <w:lvl w:ilvl="4" w:tplc="10000019" w:tentative="1">
+      <w:start w:val="1"/>
+      <w:numFmt w:val="lowerLetter"/>
+      <w:lvlText w:val="%5."/>
+      <w:lvlJc w:val="left"/>
+      <w:pPr>
+        <w:ind w:left="3600" w:hanging="360"/>
+      </w:pPr>
+    </w:lvl>
+    <w:lvl w:ilvl="5" w:tplc="1000001B" w:tentative="1">
+      <w:start w:val="1"/>
+      <w:numFmt w:val="lowerRoman"/>
+      <w:lvlText w:val="%6."/>
+      <w:lvlJc w:val="right"/>
+      <w:pPr>
+        <w:ind w:left="4320" w:hanging="180"/>
+      </w:pPr>
+    </w:lvl>
+    <w:lvl w:ilvl="6" w:tplc="1000000F" w:tentative="1">
+      <w:start w:val="1"/>
+      <w:numFmt w:val="decimal"/>
+      <w:lvlText w:val="%7."/>
+      <w:lvlJc w:val="left"/>
+      <w:pPr>
+        <w:ind w:left="5040" w:hanging="360"/>
+      </w:pPr>
+    </w:lvl>
+    <w:lvl w:ilvl="7" w:tplc="10000019" w:tentative="1">
+      <w:start w:val="1"/>
+      <w:numFmt w:val="lowerLetter"/>
+      <w:lvlText w:val="%8."/>
+      <w:lvlJc w:val="left"/>
+      <w:pPr>
+        <w:ind w:left="5760" w:hanging="360"/>
+      </w:pPr>
+    </w:lvl>
+    <w:lvl w:ilvl="8" w:tplc="1000001B" w:tentative="1">
+      <w:start w:val="1"/>
+      <w:numFmt w:val="lowerRoman"/>
+      <w:lvlText w:val="%9."/>
+      <w:lvlJc w:val="right"/>
+      <w:pPr>
+        <w:ind w:left="6480" w:hanging="180"/>
+      </w:pPr>
+    </w:lvl>
+  </w:abstractNum>
+  <w:abstractNum w:abstractNumId="4" w15:restartNumberingAfterBreak="0">
+    <w:nsid w:val="1E4F7E69"/>
+    <w:multiLevelType w:val="hybridMultilevel"/>
+    <w:tmpl w:val="E794DE50"/>
+    <w:lvl w:ilvl="0" w:tplc="10000015">
+      <w:start w:val="1"/>
+      <w:numFmt w:val="upperLetter"/>
+      <w:lvlText w:val="%1."/>
+      <w:lvlJc w:val="left"/>
+      <w:pPr>
+        <w:ind w:left="720" w:hanging="360"/>
+      </w:pPr>
+      <w:rPr>
+        <w:rFonts w:hint="default"/>
+      </w:rPr>
+    </w:lvl>
+    <w:lvl w:ilvl="1" w:tplc="10000019" w:tentative="1">
+      <w:start w:val="1"/>
+      <w:numFmt w:val="lowerLetter"/>
+      <w:lvlText w:val="%2."/>
+      <w:lvlJc w:val="left"/>
+      <w:pPr>
+        <w:ind w:left="1440" w:hanging="360"/>
+      </w:pPr>
+    </w:lvl>
+    <w:lvl w:ilvl="2" w:tplc="1000001B" w:tentative="1">
+      <w:start w:val="1"/>
+      <w:numFmt w:val="lowerRoman"/>
+      <w:lvlText w:val="%3."/>
+      <w:lvlJc w:val="right"/>
+      <w:pPr>
+        <w:ind w:left="2160" w:hanging="180"/>
+      </w:pPr>
+    </w:lvl>
+    <w:lvl w:ilvl="3" w:tplc="1000000F" w:tentative="1">
+      <w:start w:val="1"/>
+      <w:numFmt w:val="decimal"/>
+      <w:lvlText w:val="%4."/>
+      <w:lvlJc w:val="left"/>
+      <w:pPr>
+        <w:ind w:left="2880" w:hanging="360"/>
+      </w:pPr>
+    </w:lvl>
+    <w:lvl w:ilvl="4" w:tplc="10000019" w:tentative="1">
+      <w:start w:val="1"/>
+      <w:numFmt w:val="lowerLetter"/>
+      <w:lvlText w:val="%5."/>
+      <w:lvlJc w:val="left"/>
+      <w:pPr>
+        <w:ind w:left="3600" w:hanging="360"/>
+      </w:pPr>
+    </w:lvl>
+    <w:lvl w:ilvl="5" w:tplc="1000001B" w:tentative="1">
+      <w:start w:val="1"/>
+      <w:numFmt w:val="lowerRoman"/>
+      <w:lvlText w:val="%6."/>
+      <w:lvlJc w:val="right"/>
+      <w:pPr>
+        <w:ind w:left="4320" w:hanging="180"/>
+      </w:pPr>
+    </w:lvl>
+    <w:lvl w:ilvl="6" w:tplc="1000000F" w:tentative="1">
+      <w:start w:val="1"/>
+      <w:numFmt w:val="decimal"/>
+      <w:lvlText w:val="%7."/>
+      <w:lvlJc w:val="left"/>
+      <w:pPr>
+        <w:ind w:left="5040" w:hanging="360"/>
+      </w:pPr>
+    </w:lvl>
+    <w:lvl w:ilvl="7" w:tplc="10000019" w:tentative="1">
+      <w:start w:val="1"/>
+      <w:numFmt w:val="lowerLetter"/>
+      <w:lvlText w:val="%8."/>
+      <w:lvlJc w:val="left"/>
+      <w:pPr>
+        <w:ind w:left="5760" w:hanging="360"/>
+      </w:pPr>
+    </w:lvl>
+    <w:lvl w:ilvl="8" w:tplc="1000001B" w:tentative="1">
+      <w:start w:val="1"/>
+      <w:numFmt w:val="lowerRoman"/>
+      <w:lvlText w:val="%9."/>
+      <w:lvlJc w:val="right"/>
+      <w:pPr>
+        <w:ind w:left="6480" w:hanging="180"/>
+      </w:pPr>
+    </w:lvl>
+  </w:abstractNum>
+  <w:abstractNum w:abstractNumId="5" w15:restartNumberingAfterBreak="0">
     <w:nsid w:val="2A496766"/>
     <w:multiLevelType w:val="hybridMultilevel"/>
     <w:tmpl w:val="E22C5916"/>
@@ -3002,7 +4626,7 @@
       </w:rPr>
     </w:lvl>
   </w:abstractNum>
-  <w:abstractNum w:abstractNumId="3" w15:restartNumberingAfterBreak="0">
+  <w:abstractNum w:abstractNumId="6" w15:restartNumberingAfterBreak="0">
     <w:nsid w:val="2F6326CE"/>
     <w:multiLevelType w:val="hybridMultilevel"/>
     <w:tmpl w:val="10EEEF9E"/>
@@ -3091,7 +4715,7 @@
       </w:pPr>
     </w:lvl>
   </w:abstractNum>
-  <w:abstractNum w:abstractNumId="4" w15:restartNumberingAfterBreak="0">
+  <w:abstractNum w:abstractNumId="7" w15:restartNumberingAfterBreak="0">
     <w:nsid w:val="362207F6"/>
     <w:multiLevelType w:val="hybridMultilevel"/>
     <w:tmpl w:val="BEB817AC"/>
@@ -3180,7 +4804,185 @@
       </w:pPr>
     </w:lvl>
   </w:abstractNum>
-  <w:abstractNum w:abstractNumId="5" w15:restartNumberingAfterBreak="0">
+  <w:abstractNum w:abstractNumId="8" w15:restartNumberingAfterBreak="0">
+    <w:nsid w:val="45F911B5"/>
+    <w:multiLevelType w:val="hybridMultilevel"/>
+    <w:tmpl w:val="790C6098"/>
+    <w:lvl w:ilvl="0" w:tplc="10000015">
+      <w:start w:val="1"/>
+      <w:numFmt w:val="upperLetter"/>
+      <w:lvlText w:val="%1."/>
+      <w:lvlJc w:val="left"/>
+      <w:pPr>
+        <w:ind w:left="720" w:hanging="360"/>
+      </w:pPr>
+      <w:rPr>
+        <w:rFonts w:hint="default"/>
+      </w:rPr>
+    </w:lvl>
+    <w:lvl w:ilvl="1" w:tplc="10000019" w:tentative="1">
+      <w:start w:val="1"/>
+      <w:numFmt w:val="lowerLetter"/>
+      <w:lvlText w:val="%2."/>
+      <w:lvlJc w:val="left"/>
+      <w:pPr>
+        <w:ind w:left="1440" w:hanging="360"/>
+      </w:pPr>
+    </w:lvl>
+    <w:lvl w:ilvl="2" w:tplc="1000001B" w:tentative="1">
+      <w:start w:val="1"/>
+      <w:numFmt w:val="lowerRoman"/>
+      <w:lvlText w:val="%3."/>
+      <w:lvlJc w:val="right"/>
+      <w:pPr>
+        <w:ind w:left="2160" w:hanging="180"/>
+      </w:pPr>
+    </w:lvl>
+    <w:lvl w:ilvl="3" w:tplc="1000000F" w:tentative="1">
+      <w:start w:val="1"/>
+      <w:numFmt w:val="decimal"/>
+      <w:lvlText w:val="%4."/>
+      <w:lvlJc w:val="left"/>
+      <w:pPr>
+        <w:ind w:left="2880" w:hanging="360"/>
+      </w:pPr>
+    </w:lvl>
+    <w:lvl w:ilvl="4" w:tplc="10000019" w:tentative="1">
+      <w:start w:val="1"/>
+      <w:numFmt w:val="lowerLetter"/>
+      <w:lvlText w:val="%5."/>
+      <w:lvlJc w:val="left"/>
+      <w:pPr>
+        <w:ind w:left="3600" w:hanging="360"/>
+      </w:pPr>
+    </w:lvl>
+    <w:lvl w:ilvl="5" w:tplc="1000001B" w:tentative="1">
+      <w:start w:val="1"/>
+      <w:numFmt w:val="lowerRoman"/>
+      <w:lvlText w:val="%6."/>
+      <w:lvlJc w:val="right"/>
+      <w:pPr>
+        <w:ind w:left="4320" w:hanging="180"/>
+      </w:pPr>
+    </w:lvl>
+    <w:lvl w:ilvl="6" w:tplc="1000000F" w:tentative="1">
+      <w:start w:val="1"/>
+      <w:numFmt w:val="decimal"/>
+      <w:lvlText w:val="%7."/>
+      <w:lvlJc w:val="left"/>
+      <w:pPr>
+        <w:ind w:left="5040" w:hanging="360"/>
+      </w:pPr>
+    </w:lvl>
+    <w:lvl w:ilvl="7" w:tplc="10000019" w:tentative="1">
+      <w:start w:val="1"/>
+      <w:numFmt w:val="lowerLetter"/>
+      <w:lvlText w:val="%8."/>
+      <w:lvlJc w:val="left"/>
+      <w:pPr>
+        <w:ind w:left="5760" w:hanging="360"/>
+      </w:pPr>
+    </w:lvl>
+    <w:lvl w:ilvl="8" w:tplc="1000001B" w:tentative="1">
+      <w:start w:val="1"/>
+      <w:numFmt w:val="lowerRoman"/>
+      <w:lvlText w:val="%9."/>
+      <w:lvlJc w:val="right"/>
+      <w:pPr>
+        <w:ind w:left="6480" w:hanging="180"/>
+      </w:pPr>
+    </w:lvl>
+  </w:abstractNum>
+  <w:abstractNum w:abstractNumId="9" w15:restartNumberingAfterBreak="0">
+    <w:nsid w:val="47D866B8"/>
+    <w:multiLevelType w:val="hybridMultilevel"/>
+    <w:tmpl w:val="5C5ED78E"/>
+    <w:lvl w:ilvl="0" w:tplc="DA5C9D10">
+      <w:start w:val="2"/>
+      <w:numFmt w:val="upperRoman"/>
+      <w:lvlText w:val="%1."/>
+      <w:lvlJc w:val="left"/>
+      <w:pPr>
+        <w:ind w:left="1440" w:hanging="720"/>
+      </w:pPr>
+      <w:rPr>
+        <w:rFonts w:hint="default"/>
+      </w:rPr>
+    </w:lvl>
+    <w:lvl w:ilvl="1" w:tplc="10000019" w:tentative="1">
+      <w:start w:val="1"/>
+      <w:numFmt w:val="lowerLetter"/>
+      <w:lvlText w:val="%2."/>
+      <w:lvlJc w:val="left"/>
+      <w:pPr>
+        <w:ind w:left="1440" w:hanging="360"/>
+      </w:pPr>
+    </w:lvl>
+    <w:lvl w:ilvl="2" w:tplc="1000001B" w:tentative="1">
+      <w:start w:val="1"/>
+      <w:numFmt w:val="lowerRoman"/>
+      <w:lvlText w:val="%3."/>
+      <w:lvlJc w:val="right"/>
+      <w:pPr>
+        <w:ind w:left="2160" w:hanging="180"/>
+      </w:pPr>
+    </w:lvl>
+    <w:lvl w:ilvl="3" w:tplc="1000000F" w:tentative="1">
+      <w:start w:val="1"/>
+      <w:numFmt w:val="decimal"/>
+      <w:lvlText w:val="%4."/>
+      <w:lvlJc w:val="left"/>
+      <w:pPr>
+        <w:ind w:left="2880" w:hanging="360"/>
+      </w:pPr>
+    </w:lvl>
+    <w:lvl w:ilvl="4" w:tplc="10000019" w:tentative="1">
+      <w:start w:val="1"/>
+      <w:numFmt w:val="lowerLetter"/>
+      <w:lvlText w:val="%5."/>
+      <w:lvlJc w:val="left"/>
+      <w:pPr>
+        <w:ind w:left="3600" w:hanging="360"/>
+      </w:pPr>
+    </w:lvl>
+    <w:lvl w:ilvl="5" w:tplc="1000001B" w:tentative="1">
+      <w:start w:val="1"/>
+      <w:numFmt w:val="lowerRoman"/>
+      <w:lvlText w:val="%6."/>
+      <w:lvlJc w:val="right"/>
+      <w:pPr>
+        <w:ind w:left="4320" w:hanging="180"/>
+      </w:pPr>
+    </w:lvl>
+    <w:lvl w:ilvl="6" w:tplc="1000000F" w:tentative="1">
+      <w:start w:val="1"/>
+      <w:numFmt w:val="decimal"/>
+      <w:lvlText w:val="%7."/>
+      <w:lvlJc w:val="left"/>
+      <w:pPr>
+        <w:ind w:left="5040" w:hanging="360"/>
+      </w:pPr>
+    </w:lvl>
+    <w:lvl w:ilvl="7" w:tplc="10000019" w:tentative="1">
+      <w:start w:val="1"/>
+      <w:numFmt w:val="lowerLetter"/>
+      <w:lvlText w:val="%8."/>
+      <w:lvlJc w:val="left"/>
+      <w:pPr>
+        <w:ind w:left="5760" w:hanging="360"/>
+      </w:pPr>
+    </w:lvl>
+    <w:lvl w:ilvl="8" w:tplc="1000001B" w:tentative="1">
+      <w:start w:val="1"/>
+      <w:numFmt w:val="lowerRoman"/>
+      <w:lvlText w:val="%9."/>
+      <w:lvlJc w:val="right"/>
+      <w:pPr>
+        <w:ind w:left="6480" w:hanging="180"/>
+      </w:pPr>
+    </w:lvl>
+  </w:abstractNum>
+  <w:abstractNum w:abstractNumId="10" w15:restartNumberingAfterBreak="0">
     <w:nsid w:val="47E55993"/>
     <w:multiLevelType w:val="hybridMultilevel"/>
     <w:tmpl w:val="0AC46864"/>
@@ -3269,7 +5071,7 @@
       </w:pPr>
     </w:lvl>
   </w:abstractNum>
-  <w:abstractNum w:abstractNumId="6" w15:restartNumberingAfterBreak="0">
+  <w:abstractNum w:abstractNumId="11" w15:restartNumberingAfterBreak="0">
     <w:nsid w:val="48C86699"/>
     <w:multiLevelType w:val="hybridMultilevel"/>
     <w:tmpl w:val="D1DA575C"/>
@@ -3358,7 +5160,7 @@
       </w:pPr>
     </w:lvl>
   </w:abstractNum>
-  <w:abstractNum w:abstractNumId="7" w15:restartNumberingAfterBreak="0">
+  <w:abstractNum w:abstractNumId="12" w15:restartNumberingAfterBreak="0">
     <w:nsid w:val="4B425742"/>
     <w:multiLevelType w:val="hybridMultilevel"/>
     <w:tmpl w:val="6860C770"/>
@@ -3447,7 +5249,7 @@
       </w:pPr>
     </w:lvl>
   </w:abstractNum>
-  <w:abstractNum w:abstractNumId="8" w15:restartNumberingAfterBreak="0">
+  <w:abstractNum w:abstractNumId="13" w15:restartNumberingAfterBreak="0">
     <w:nsid w:val="5D205330"/>
     <w:multiLevelType w:val="hybridMultilevel"/>
     <w:tmpl w:val="A4CCA092"/>
@@ -3536,7 +5338,7 @@
       </w:pPr>
     </w:lvl>
   </w:abstractNum>
-  <w:abstractNum w:abstractNumId="9" w15:restartNumberingAfterBreak="0">
+  <w:abstractNum w:abstractNumId="14" w15:restartNumberingAfterBreak="0">
     <w:nsid w:val="749B1F1A"/>
     <w:multiLevelType w:val="hybridMultilevel"/>
     <w:tmpl w:val="10EEEF9E"/>
@@ -3626,34 +5428,49 @@
     </w:lvl>
   </w:abstractNum>
   <w:num w:numId="1" w16cid:durableId="1992981918">
+    <w:abstractNumId w:val="7"/>
+  </w:num>
+  <w:num w:numId="2" w16cid:durableId="1998218547">
+    <w:abstractNumId w:val="5"/>
+  </w:num>
+  <w:num w:numId="3" w16cid:durableId="658339432">
+    <w:abstractNumId w:val="11"/>
+  </w:num>
+  <w:num w:numId="4" w16cid:durableId="1130780926">
+    <w:abstractNumId w:val="14"/>
+  </w:num>
+  <w:num w:numId="5" w16cid:durableId="439569559">
+    <w:abstractNumId w:val="1"/>
+  </w:num>
+  <w:num w:numId="6" w16cid:durableId="1401488769">
+    <w:abstractNumId w:val="13"/>
+  </w:num>
+  <w:num w:numId="7" w16cid:durableId="1486699636">
+    <w:abstractNumId w:val="6"/>
+  </w:num>
+  <w:num w:numId="8" w16cid:durableId="1659310923">
+    <w:abstractNumId w:val="10"/>
+  </w:num>
+  <w:num w:numId="9" w16cid:durableId="987827012">
+    <w:abstractNumId w:val="12"/>
+  </w:num>
+  <w:num w:numId="10" w16cid:durableId="539755258">
+    <w:abstractNumId w:val="2"/>
+  </w:num>
+  <w:num w:numId="11" w16cid:durableId="1023214067">
     <w:abstractNumId w:val="4"/>
   </w:num>
-  <w:num w:numId="2" w16cid:durableId="1998218547">
-    <w:abstractNumId w:val="2"/>
+  <w:num w:numId="12" w16cid:durableId="1374650212">
+    <w:abstractNumId w:val="3"/>
   </w:num>
-  <w:num w:numId="3" w16cid:durableId="658339432">
-    <w:abstractNumId w:val="6"/>
+  <w:num w:numId="13" w16cid:durableId="1367557853">
+    <w:abstractNumId w:val="0"/>
   </w:num>
-  <w:num w:numId="4" w16cid:durableId="1130780926">
+  <w:num w:numId="14" w16cid:durableId="316424317">
     <w:abstractNumId w:val="9"/>
   </w:num>
-  <w:num w:numId="5" w16cid:durableId="439569559">
-    <w:abstractNumId w:val="0"/>
-  </w:num>
-  <w:num w:numId="6" w16cid:durableId="1401488769">
+  <w:num w:numId="15" w16cid:durableId="113713025">
     <w:abstractNumId w:val="8"/>
-  </w:num>
-  <w:num w:numId="7" w16cid:durableId="1486699636">
-    <w:abstractNumId w:val="3"/>
-  </w:num>
-  <w:num w:numId="8" w16cid:durableId="1659310923">
-    <w:abstractNumId w:val="5"/>
-  </w:num>
-  <w:num w:numId="9" w16cid:durableId="987827012">
-    <w:abstractNumId w:val="7"/>
-  </w:num>
-  <w:num w:numId="10" w16cid:durableId="539755258">
-    <w:abstractNumId w:val="1"/>
   </w:num>
 </w:numbering>
 </file>
@@ -4261,7 +6078,6 @@
   <w:style w:type="character" w:default="1" w:styleId="DefaultParagraphFont">
     <w:name w:val="Default Paragraph Font"/>
     <w:uiPriority w:val="1"/>
-    <w:semiHidden/>
     <w:unhideWhenUsed/>
   </w:style>
   <w:style w:type="table" w:default="1" w:styleId="TableNormal">
@@ -4575,6 +6391,25 @@
       <w:spacing w:val="5"/>
     </w:rPr>
   </w:style>
+  <w:style w:type="table" w:styleId="TableGrid">
+    <w:name w:val="Table Grid"/>
+    <w:basedOn w:val="TableNormal"/>
+    <w:uiPriority w:val="39"/>
+    <w:rsid w:val="001E4C5E"/>
+    <w:pPr>
+      <w:spacing w:after="0" w:line="240" w:lineRule="auto"/>
+    </w:pPr>
+    <w:tblPr>
+      <w:tblBorders>
+        <w:top w:val="single" w:sz="4" w:space="0" w:color="auto"/>
+        <w:left w:val="single" w:sz="4" w:space="0" w:color="auto"/>
+        <w:bottom w:val="single" w:sz="4" w:space="0" w:color="auto"/>
+        <w:right w:val="single" w:sz="4" w:space="0" w:color="auto"/>
+        <w:insideH w:val="single" w:sz="4" w:space="0" w:color="auto"/>
+        <w:insideV w:val="single" w:sz="4" w:space="0" w:color="auto"/>
+      </w:tblBorders>
+    </w:tblPr>
+  </w:style>
 </w:styles>
 </file>
 
@@ -4871,4 +6706,16 @@
     </a:ext>
   </a:extLst>
 </a:theme>
+</file>
+
+<file path=customXml/item1.xml><?xml version="1.0" encoding="utf-8"?>
+<b:Sources xmlns:b="http://schemas.openxmlformats.org/officeDocument/2006/bibliography" xmlns="http://schemas.openxmlformats.org/officeDocument/2006/bibliography" SelectedStyle="\APASixthEditionOfficeOnline.xsl" StyleName="APA" Version="6"/>
+</file>
+
+<file path=customXml/itemProps1.xml><?xml version="1.0" encoding="utf-8"?>
+<ds:datastoreItem xmlns:ds="http://schemas.openxmlformats.org/officeDocument/2006/customXml" ds:itemID="{39EB409A-35BA-408F-B5D9-529894AC569D}">
+  <ds:schemaRefs>
+    <ds:schemaRef ds:uri="http://schemas.openxmlformats.org/officeDocument/2006/bibliography"/>
+  </ds:schemaRefs>
+</ds:datastoreItem>
 </file>
--- a/Program-Description.docx
+++ b/Program-Description.docx
@@ -528,7 +528,7 @@
           <w:lang w:val="en-US"/>
         </w:rPr>
         <w:drawing>
-          <wp:inline distT="0" distB="0" distL="0" distR="0" wp14:anchorId="35437626" wp14:editId="242078B4">
+          <wp:inline distT="0" distB="0" distL="0" distR="0" wp14:anchorId="35437626" wp14:editId="799DC8AD">
             <wp:extent cx="5731510" cy="358140"/>
             <wp:effectExtent l="0" t="0" r="2540" b="3810"/>
             <wp:docPr id="1590484867" name="Picture 4"/>
@@ -575,7 +575,7 @@
           <w:lang w:val="en-US"/>
         </w:rPr>
         <w:drawing>
-          <wp:inline distT="0" distB="0" distL="0" distR="0" wp14:anchorId="4102BEB5" wp14:editId="3219D581">
+          <wp:inline distT="0" distB="0" distL="0" distR="0" wp14:anchorId="4102BEB5" wp14:editId="052F10A2">
             <wp:extent cx="5731510" cy="358140"/>
             <wp:effectExtent l="0" t="0" r="2540" b="3810"/>
             <wp:docPr id="2036133162" name="Picture 3"/>
@@ -623,7 +623,7 @@
         </w:rPr>
         <w:lastRenderedPageBreak/>
         <w:drawing>
-          <wp:inline distT="0" distB="0" distL="0" distR="0" wp14:anchorId="7718C4F2" wp14:editId="60A842DC">
+          <wp:inline distT="0" distB="0" distL="0" distR="0" wp14:anchorId="7718C4F2" wp14:editId="34D5B289">
             <wp:extent cx="5731510" cy="358140"/>
             <wp:effectExtent l="0" t="0" r="2540" b="3810"/>
             <wp:docPr id="322647071" name="Picture 5"/>
@@ -670,7 +670,7 @@
           <w:lang w:val="en-US"/>
         </w:rPr>
         <w:drawing>
-          <wp:inline distT="0" distB="0" distL="0" distR="0" wp14:anchorId="198D0D79" wp14:editId="07F1C1E6">
+          <wp:inline distT="0" distB="0" distL="0" distR="0" wp14:anchorId="198D0D79" wp14:editId="6790B0A6">
             <wp:extent cx="5731510" cy="358140"/>
             <wp:effectExtent l="0" t="0" r="2540" b="3810"/>
             <wp:docPr id="695592366" name="Picture 7"/>
@@ -717,7 +717,7 @@
           <w:lang w:val="en-US"/>
         </w:rPr>
         <w:drawing>
-          <wp:inline distT="0" distB="0" distL="0" distR="0" wp14:anchorId="0BB65A70" wp14:editId="5041D0BD">
+          <wp:inline distT="0" distB="0" distL="0" distR="0" wp14:anchorId="0BB65A70" wp14:editId="4EC14569">
             <wp:extent cx="5731510" cy="358140"/>
             <wp:effectExtent l="0" t="0" r="2540" b="3810"/>
             <wp:docPr id="1170885298" name="Picture 6"/>
@@ -3434,7 +3434,25 @@
         <w:rPr>
           <w:lang w:val="en-US"/>
         </w:rPr>
-        <w:t>Compute normal and edge maps</w:t>
+        <w:t>Compute</w:t>
+      </w:r>
+      <w:r>
+        <w:rPr>
+          <w:lang w:val="en-US"/>
+        </w:rPr>
+        <w:t xml:space="preserve"> height,</w:t>
+      </w:r>
+      <w:r>
+        <w:rPr>
+          <w:lang w:val="en-US"/>
+        </w:rPr>
+        <w:t xml:space="preserve"> normal and edge maps</w:t>
+      </w:r>
+      <w:r>
+        <w:rPr>
+          <w:lang w:val="en-US"/>
+        </w:rPr>
+        <w:t xml:space="preserve"> and create textures</w:t>
       </w:r>
     </w:p>
     <w:p>
@@ -3745,6 +3763,8 @@
     <w:p>
       <w:pPr>
         <w:rPr>
+          <w:sz w:val="32"/>
+          <w:szCs w:val="32"/>
           <w:lang w:val="en-US"/>
         </w:rPr>
       </w:pPr>
@@ -3768,8 +3788,258 @@
           <w:szCs w:val="32"/>
           <w:lang w:val="en-US"/>
         </w:rPr>
-        <w:t>Height Gradient</w:t>
-      </w:r>
+        <w:t>Flat Quad</w:t>
+      </w:r>
+    </w:p>
+    <w:p>
+      <w:pPr>
+        <w:pStyle w:val="ListParagraph"/>
+        <w:ind w:left="0"/>
+        <w:jc w:val="both"/>
+        <w:rPr>
+          <w:lang w:val="en-US"/>
+        </w:rPr>
+      </w:pPr>
+      <w:r>
+        <w:rPr>
+          <w:noProof/>
+          <w:sz w:val="32"/>
+          <w:szCs w:val="32"/>
+          <w:lang w:val="en-US"/>
+        </w:rPr>
+        <w:drawing>
+          <wp:inline distT="0" distB="0" distL="0" distR="0" wp14:anchorId="3709F0FA" wp14:editId="3A3AF9A4">
+            <wp:extent cx="5731510" cy="1591310"/>
+            <wp:effectExtent l="0" t="0" r="2540" b="8890"/>
+            <wp:docPr id="3650645" name="Picture 9" descr="A screen shot of a computer code&#10;&#10;AI-generated content may be incorrect."/>
+            <wp:cNvGraphicFramePr>
+              <a:graphicFrameLocks xmlns:a="http://schemas.openxmlformats.org/drawingml/2006/main" noChangeAspect="1"/>
+            </wp:cNvGraphicFramePr>
+            <a:graphic xmlns:a="http://schemas.openxmlformats.org/drawingml/2006/main">
+              <a:graphicData uri="http://schemas.openxmlformats.org/drawingml/2006/picture">
+                <pic:pic xmlns:pic="http://schemas.openxmlformats.org/drawingml/2006/picture">
+                  <pic:nvPicPr>
+                    <pic:cNvPr id="3650645" name="Picture 9" descr="A screen shot of a computer code&#10;&#10;AI-generated content may be incorrect."/>
+                    <pic:cNvPicPr/>
+                  </pic:nvPicPr>
+                  <pic:blipFill>
+                    <a:blip r:embed="rId24">
+                      <a:extLst>
+                        <a:ext uri="{28A0092B-C50C-407E-A947-70E740481C1C}">
+                          <a14:useLocalDpi xmlns:a14="http://schemas.microsoft.com/office/drawing/2010/main" val="0"/>
+                        </a:ext>
+                      </a:extLst>
+                    </a:blip>
+                    <a:stretch>
+                      <a:fillRect/>
+                    </a:stretch>
+                  </pic:blipFill>
+                  <pic:spPr>
+                    <a:xfrm>
+                      <a:off x="0" y="0"/>
+                      <a:ext cx="5731510" cy="1591310"/>
+                    </a:xfrm>
+                    <a:prstGeom prst="rect">
+                      <a:avLst/>
+                    </a:prstGeom>
+                  </pic:spPr>
+                </pic:pic>
+              </a:graphicData>
+            </a:graphic>
+          </wp:inline>
+        </w:drawing>
+      </w:r>
+    </w:p>
+    <w:p>
+      <w:pPr>
+        <w:pStyle w:val="ListParagraph"/>
+        <w:ind w:left="0"/>
+        <w:jc w:val="both"/>
+        <w:rPr>
+          <w:lang w:val="en-US"/>
+        </w:rPr>
+      </w:pPr>
+    </w:p>
+    <w:p>
+      <w:pPr>
+        <w:pStyle w:val="ListParagraph"/>
+        <w:ind w:left="0"/>
+        <w:jc w:val="both"/>
+        <w:rPr>
+          <w:lang w:val="en-US"/>
+        </w:rPr>
+      </w:pPr>
+      <w:r>
+        <w:rPr>
+          <w:lang w:val="en-US"/>
+        </w:rPr>
+        <w:t xml:space="preserve">To render the data image as a flat plane, 2 functions are used. The function </w:t>
+      </w:r>
+      <w:r>
+        <w:rPr>
+          <w:b/>
+          <w:bCs/>
+          <w:lang w:val="en-US"/>
+        </w:rPr>
+        <w:t>loadQuadVertices</w:t>
+      </w:r>
+      <w:r>
+        <w:rPr>
+          <w:lang w:val="en-US"/>
+        </w:rPr>
+        <w:t xml:space="preserve"> loads the given vertex data to a VAO</w:t>
+      </w:r>
+      <w:r>
+        <w:rPr>
+          <w:lang w:val="en-US"/>
+        </w:rPr>
+        <w:t xml:space="preserve">, </w:t>
+      </w:r>
+      <w:r>
+        <w:rPr>
+          <w:lang w:val="en-US"/>
+        </w:rPr>
+        <w:t>VBO</w:t>
+      </w:r>
+      <w:r>
+        <w:rPr>
+          <w:lang w:val="en-US"/>
+        </w:rPr>
+        <w:t xml:space="preserve"> and EBO</w:t>
+      </w:r>
+      <w:r>
+        <w:rPr>
+          <w:lang w:val="en-US"/>
+        </w:rPr>
+        <w:t>. The data is a float array containing the world position and texture position of the 4 corners of the quad.</w:t>
+      </w:r>
+      <w:r>
+        <w:rPr>
+          <w:lang w:val="en-US"/>
+        </w:rPr>
+        <w:t xml:space="preserve"> The function </w:t>
+      </w:r>
+      <w:r>
+        <w:rPr>
+          <w:b/>
+          <w:bCs/>
+          <w:lang w:val="en-US"/>
+        </w:rPr>
+        <w:t>loadFlatQuadVertices</w:t>
+      </w:r>
+      <w:r>
+        <w:rPr>
+          <w:lang w:val="en-US"/>
+        </w:rPr>
+        <w:t xml:space="preserve"> computes the world position of the flat image corners, then calls the </w:t>
+      </w:r>
+      <w:r>
+        <w:rPr>
+          <w:b/>
+          <w:bCs/>
+          <w:lang w:val="en-US"/>
+        </w:rPr>
+        <w:t>loadQuadVertices</w:t>
+      </w:r>
+      <w:r>
+        <w:rPr>
+          <w:lang w:val="en-US"/>
+        </w:rPr>
+        <w:t xml:space="preserve"> function to load them to a VAO, VBO and EBO.</w:t>
+      </w:r>
+    </w:p>
+    <w:p>
+      <w:pPr>
+        <w:pStyle w:val="ListParagraph"/>
+        <w:ind w:left="0"/>
+        <w:jc w:val="both"/>
+        <w:rPr>
+          <w:lang w:val="en-US"/>
+        </w:rPr>
+      </w:pPr>
+    </w:p>
+    <w:p>
+      <w:pPr>
+        <w:pStyle w:val="ListParagraph"/>
+        <w:ind w:left="0"/>
+        <w:jc w:val="both"/>
+        <w:rPr>
+          <w:lang w:val="en-US"/>
+        </w:rPr>
+      </w:pPr>
+      <w:r>
+        <w:rPr>
+          <w:noProof/>
+          <w:lang w:val="en-US"/>
+        </w:rPr>
+        <w:drawing>
+          <wp:inline distT="0" distB="0" distL="0" distR="0" wp14:anchorId="005E17ED" wp14:editId="010930C4">
+            <wp:extent cx="3391373" cy="476316"/>
+            <wp:effectExtent l="0" t="0" r="0" b="0"/>
+            <wp:docPr id="100502081" name="Picture 10" descr="A black background with white text&#10;&#10;AI-generated content may be incorrect."/>
+            <wp:cNvGraphicFramePr>
+              <a:graphicFrameLocks xmlns:a="http://schemas.openxmlformats.org/drawingml/2006/main" noChangeAspect="1"/>
+            </wp:cNvGraphicFramePr>
+            <a:graphic xmlns:a="http://schemas.openxmlformats.org/drawingml/2006/main">
+              <a:graphicData uri="http://schemas.openxmlformats.org/drawingml/2006/picture">
+                <pic:pic xmlns:pic="http://schemas.openxmlformats.org/drawingml/2006/picture">
+                  <pic:nvPicPr>
+                    <pic:cNvPr id="100502081" name="Picture 10" descr="A black background with white text&#10;&#10;AI-generated content may be incorrect."/>
+                    <pic:cNvPicPr/>
+                  </pic:nvPicPr>
+                  <pic:blipFill>
+                    <a:blip r:embed="rId25">
+                      <a:extLst>
+                        <a:ext uri="{28A0092B-C50C-407E-A947-70E740481C1C}">
+                          <a14:useLocalDpi xmlns:a14="http://schemas.microsoft.com/office/drawing/2010/main" val="0"/>
+                        </a:ext>
+                      </a:extLst>
+                    </a:blip>
+                    <a:stretch>
+                      <a:fillRect/>
+                    </a:stretch>
+                  </pic:blipFill>
+                  <pic:spPr>
+                    <a:xfrm>
+                      <a:off x="0" y="0"/>
+                      <a:ext cx="3391373" cy="476316"/>
+                    </a:xfrm>
+                    <a:prstGeom prst="rect">
+                      <a:avLst/>
+                    </a:prstGeom>
+                  </pic:spPr>
+                </pic:pic>
+              </a:graphicData>
+            </a:graphic>
+          </wp:inline>
+        </w:drawing>
+      </w:r>
+    </w:p>
+    <w:p>
+      <w:pPr>
+        <w:pStyle w:val="ListParagraph"/>
+        <w:ind w:left="0"/>
+        <w:jc w:val="both"/>
+        <w:rPr>
+          <w:lang w:val="en-US"/>
+        </w:rPr>
+      </w:pPr>
+      <w:r>
+        <w:rPr>
+          <w:lang w:val="en-US"/>
+        </w:rPr>
+        <w:t>The quad is then rendered in the main loop as 2 triangles.</w:t>
+      </w:r>
+    </w:p>
+    <w:p>
+      <w:pPr>
+        <w:pStyle w:val="ListParagraph"/>
+        <w:rPr>
+          <w:sz w:val="32"/>
+          <w:szCs w:val="32"/>
+          <w:lang w:val="en-US"/>
+        </w:rPr>
+      </w:pPr>
     </w:p>
     <w:p>
       <w:pPr>
@@ -3800,18 +4070,246 @@
           <w:szCs w:val="32"/>
           <w:lang w:val="en-US"/>
         </w:rPr>
-        <w:t>Slope Gradient</w:t>
-      </w:r>
-    </w:p>
-    <w:p>
-      <w:pPr>
-        <w:pStyle w:val="ListParagraph"/>
+        <w:t>Dots</w:t>
+      </w:r>
+    </w:p>
+    <w:p>
+      <w:pPr>
+        <w:rPr>
+          <w:lang w:val="en-US"/>
+        </w:rPr>
+      </w:pPr>
+      <w:r>
+        <w:rPr>
+          <w:noProof/>
+          <w:lang w:val="en-US"/>
+        </w:rPr>
+        <w:drawing>
+          <wp:inline distT="0" distB="0" distL="0" distR="0" wp14:anchorId="7CD51BC2" wp14:editId="3183149A">
+            <wp:extent cx="5731510" cy="197485"/>
+            <wp:effectExtent l="0" t="0" r="2540" b="0"/>
+            <wp:docPr id="542760680" name="Picture 1"/>
+            <wp:cNvGraphicFramePr>
+              <a:graphicFrameLocks xmlns:a="http://schemas.openxmlformats.org/drawingml/2006/main" noChangeAspect="1"/>
+            </wp:cNvGraphicFramePr>
+            <a:graphic xmlns:a="http://schemas.openxmlformats.org/drawingml/2006/main">
+              <a:graphicData uri="http://schemas.openxmlformats.org/drawingml/2006/picture">
+                <pic:pic xmlns:pic="http://schemas.openxmlformats.org/drawingml/2006/picture">
+                  <pic:nvPicPr>
+                    <pic:cNvPr id="542760680" name="Picture 542760680"/>
+                    <pic:cNvPicPr/>
+                  </pic:nvPicPr>
+                  <pic:blipFill>
+                    <a:blip r:embed="rId26">
+                      <a:extLst>
+                        <a:ext uri="{28A0092B-C50C-407E-A947-70E740481C1C}">
+                          <a14:useLocalDpi xmlns:a14="http://schemas.microsoft.com/office/drawing/2010/main" val="0"/>
+                        </a:ext>
+                      </a:extLst>
+                    </a:blip>
+                    <a:stretch>
+                      <a:fillRect/>
+                    </a:stretch>
+                  </pic:blipFill>
+                  <pic:spPr>
+                    <a:xfrm>
+                      <a:off x="0" y="0"/>
+                      <a:ext cx="5731510" cy="197485"/>
+                    </a:xfrm>
+                    <a:prstGeom prst="rect">
+                      <a:avLst/>
+                    </a:prstGeom>
+                  </pic:spPr>
+                </pic:pic>
+              </a:graphicData>
+            </a:graphic>
+          </wp:inline>
+        </w:drawing>
+      </w:r>
+    </w:p>
+    <w:p>
+      <w:pPr>
+        <w:jc w:val="both"/>
+        <w:rPr>
+          <w:lang w:val="en-US"/>
+        </w:rPr>
+      </w:pPr>
+      <w:r>
+        <w:rPr>
+          <w:lang w:val="en-US"/>
+        </w:rPr>
+        <w:t>The dot cloud is generated from the image data as a list of dot positions</w:t>
+      </w:r>
+      <w:r>
+        <w:rPr>
+          <w:lang w:val="en-US"/>
+        </w:rPr>
+        <w:t>, with one position for each pixel</w:t>
+      </w:r>
+      <w:r>
+        <w:rPr>
+          <w:lang w:val="en-US"/>
+        </w:rPr>
+        <w:t>.</w:t>
+      </w:r>
+      <w:r>
+        <w:rPr>
+          <w:lang w:val="en-US"/>
+        </w:rPr>
+        <w:t xml:space="preserve"> The function also computes the bounding box of the entire cloud.</w:t>
+      </w:r>
+      <w:r>
+        <w:rPr>
+          <w:lang w:val="en-US"/>
+        </w:rPr>
+        <w:t xml:space="preserve"> Each time the render dimensions are changed in the UI, this list is regenerated.</w:t>
+      </w:r>
+    </w:p>
+    <w:p>
+      <w:pPr>
+        <w:jc w:val="both"/>
+        <w:rPr>
+          <w:lang w:val="en-US"/>
+        </w:rPr>
+      </w:pPr>
+      <w:r>
+        <w:rPr>
+          <w:noProof/>
+          <w:lang w:val="en-US"/>
+        </w:rPr>
+        <w:drawing>
+          <wp:inline distT="0" distB="0" distL="0" distR="0" wp14:anchorId="3742D7C4" wp14:editId="6355F890">
+            <wp:extent cx="3448531" cy="438211"/>
+            <wp:effectExtent l="0" t="0" r="0" b="0"/>
+            <wp:docPr id="163053798" name="Picture 8"/>
+            <wp:cNvGraphicFramePr>
+              <a:graphicFrameLocks xmlns:a="http://schemas.openxmlformats.org/drawingml/2006/main" noChangeAspect="1"/>
+            </wp:cNvGraphicFramePr>
+            <a:graphic xmlns:a="http://schemas.openxmlformats.org/drawingml/2006/main">
+              <a:graphicData uri="http://schemas.openxmlformats.org/drawingml/2006/picture">
+                <pic:pic xmlns:pic="http://schemas.openxmlformats.org/drawingml/2006/picture">
+                  <pic:nvPicPr>
+                    <pic:cNvPr id="163053798" name="Picture 163053798"/>
+                    <pic:cNvPicPr/>
+                  </pic:nvPicPr>
+                  <pic:blipFill>
+                    <a:blip r:embed="rId27">
+                      <a:extLst>
+                        <a:ext uri="{28A0092B-C50C-407E-A947-70E740481C1C}">
+                          <a14:useLocalDpi xmlns:a14="http://schemas.microsoft.com/office/drawing/2010/main" val="0"/>
+                        </a:ext>
+                      </a:extLst>
+                    </a:blip>
+                    <a:stretch>
+                      <a:fillRect/>
+                    </a:stretch>
+                  </pic:blipFill>
+                  <pic:spPr>
+                    <a:xfrm>
+                      <a:off x="0" y="0"/>
+                      <a:ext cx="3448531" cy="438211"/>
+                    </a:xfrm>
+                    <a:prstGeom prst="rect">
+                      <a:avLst/>
+                    </a:prstGeom>
+                  </pic:spPr>
+                </pic:pic>
+              </a:graphicData>
+            </a:graphic>
+          </wp:inline>
+        </w:drawing>
+      </w:r>
+    </w:p>
+    <w:p>
+      <w:pPr>
+        <w:jc w:val="both"/>
+        <w:rPr>
+          <w:lang w:val="en-US"/>
+        </w:rPr>
+      </w:pPr>
+      <w:r>
+        <w:rPr>
+          <w:lang w:val="en-US"/>
+        </w:rPr>
+        <w:t>In the main function, the list of vertices is created, then loaded into a VAO and VBO.</w:t>
+      </w:r>
+    </w:p>
+    <w:p>
+      <w:pPr>
+        <w:jc w:val="both"/>
+        <w:rPr>
+          <w:lang w:val="en-US"/>
+        </w:rPr>
+      </w:pPr>
+      <w:r>
+        <w:rPr>
+          <w:noProof/>
+          <w:lang w:val="en-US"/>
+        </w:rPr>
+        <w:drawing>
+          <wp:inline distT="0" distB="0" distL="0" distR="0" wp14:anchorId="40316F37" wp14:editId="4AD1C2A6">
+            <wp:extent cx="2505425" cy="457264"/>
+            <wp:effectExtent l="0" t="0" r="0" b="0"/>
+            <wp:docPr id="357387098" name="Picture 2"/>
+            <wp:cNvGraphicFramePr>
+              <a:graphicFrameLocks xmlns:a="http://schemas.openxmlformats.org/drawingml/2006/main" noChangeAspect="1"/>
+            </wp:cNvGraphicFramePr>
+            <a:graphic xmlns:a="http://schemas.openxmlformats.org/drawingml/2006/main">
+              <a:graphicData uri="http://schemas.openxmlformats.org/drawingml/2006/picture">
+                <pic:pic xmlns:pic="http://schemas.openxmlformats.org/drawingml/2006/picture">
+                  <pic:nvPicPr>
+                    <pic:cNvPr id="357387098" name="Picture 357387098"/>
+                    <pic:cNvPicPr/>
+                  </pic:nvPicPr>
+                  <pic:blipFill>
+                    <a:blip r:embed="rId28">
+                      <a:extLst>
+                        <a:ext uri="{28A0092B-C50C-407E-A947-70E740481C1C}">
+                          <a14:useLocalDpi xmlns:a14="http://schemas.microsoft.com/office/drawing/2010/main" val="0"/>
+                        </a:ext>
+                      </a:extLst>
+                    </a:blip>
+                    <a:stretch>
+                      <a:fillRect/>
+                    </a:stretch>
+                  </pic:blipFill>
+                  <pic:spPr>
+                    <a:xfrm>
+                      <a:off x="0" y="0"/>
+                      <a:ext cx="2505425" cy="457264"/>
+                    </a:xfrm>
+                    <a:prstGeom prst="rect">
+                      <a:avLst/>
+                    </a:prstGeom>
+                  </pic:spPr>
+                </pic:pic>
+              </a:graphicData>
+            </a:graphic>
+          </wp:inline>
+        </w:drawing>
+      </w:r>
+    </w:p>
+    <w:p>
+      <w:pPr>
+        <w:jc w:val="both"/>
         <w:rPr>
           <w:sz w:val="32"/>
           <w:szCs w:val="32"/>
           <w:lang w:val="en-US"/>
         </w:rPr>
       </w:pPr>
+      <w:r>
+        <w:rPr>
+          <w:lang w:val="en-US"/>
+        </w:rPr>
+        <w:t>The dots are then rendered as GL_POINTS</w:t>
+      </w:r>
+      <w:r>
+        <w:rPr>
+          <w:lang w:val="en-US"/>
+        </w:rPr>
+        <w:t xml:space="preserve"> in the main loop.</w:t>
+      </w:r>
     </w:p>
     <w:p>
       <w:pPr>
@@ -3832,8 +4330,77 @@
           <w:szCs w:val="32"/>
           <w:lang w:val="en-US"/>
         </w:rPr>
-        <w:t>Edge Detection Gradient</w:t>
-      </w:r>
+        <w:lastRenderedPageBreak/>
+        <w:t>Lines</w:t>
+      </w:r>
+    </w:p>
+    <w:p>
+      <w:pPr>
+        <w:pStyle w:val="ListParagraph"/>
+        <w:ind w:left="0"/>
+        <w:jc w:val="both"/>
+        <w:rPr>
+          <w:lang w:val="en-US"/>
+        </w:rPr>
+      </w:pPr>
+      <w:r>
+        <w:rPr>
+          <w:lang w:val="en-US"/>
+        </w:rPr>
+        <w:t xml:space="preserve">The </w:t>
+      </w:r>
+      <w:r>
+        <w:rPr>
+          <w:lang w:val="en-US"/>
+        </w:rPr>
+        <w:t>lines are rendered in the same way as the dots, but with the line shader</w:t>
+      </w:r>
+      <w:r>
+        <w:rPr>
+          <w:lang w:val="en-US"/>
+        </w:rPr>
+        <w:t xml:space="preserve"> instead of the dot shader</w:t>
+      </w:r>
+      <w:r>
+        <w:rPr>
+          <w:lang w:val="en-US"/>
+        </w:rPr>
+        <w:t>. For each vertex (x, y, z), the shader creates a new vertex on the XZ plane (x, 0, z) and draws a line between them</w:t>
+      </w:r>
+      <w:r>
+        <w:rPr>
+          <w:lang w:val="en-US"/>
+        </w:rPr>
+        <w:t xml:space="preserve"> instead of just rendering the </w:t>
+      </w:r>
+      <w:r>
+        <w:rPr>
+          <w:lang w:val="en-US"/>
+        </w:rPr>
+        <w:t>dot</w:t>
+      </w:r>
+      <w:r>
+        <w:rPr>
+          <w:lang w:val="en-US"/>
+        </w:rPr>
+        <w:t>.</w:t>
+      </w:r>
+      <w:r>
+        <w:rPr>
+          <w:lang w:val="en-US"/>
+        </w:rPr>
+        <w:t xml:space="preserve"> In C++, the exact same data structures are used: dotVAO and dotVBO.</w:t>
+      </w:r>
+    </w:p>
+    <w:p>
+      <w:pPr>
+        <w:pStyle w:val="ListParagraph"/>
+        <w:ind w:left="0"/>
+        <w:jc w:val="both"/>
+        <w:rPr>
+          <w:lang w:val="en-US"/>
+        </w:rPr>
+      </w:pPr>
     </w:p>
     <w:p>
       <w:pPr>
@@ -3864,12 +4431,249 @@
           <w:szCs w:val="32"/>
           <w:lang w:val="en-US"/>
         </w:rPr>
-        <w:t>Flat Quad</w:t>
-      </w:r>
-    </w:p>
-    <w:p>
-      <w:pPr>
-        <w:pStyle w:val="ListParagraph"/>
+        <w:t>Wireframe</w:t>
+      </w:r>
+    </w:p>
+    <w:p>
+      <w:pPr>
+        <w:pStyle w:val="ListParagraph"/>
+        <w:ind w:left="0"/>
+        <w:rPr>
+          <w:lang w:val="en-US"/>
+        </w:rPr>
+      </w:pPr>
+      <w:r>
+        <w:rPr>
+          <w:noProof/>
+          <w:lang w:val="en-US"/>
+        </w:rPr>
+        <w:drawing>
+          <wp:inline distT="0" distB="0" distL="0" distR="0" wp14:anchorId="78A04CB0" wp14:editId="6D846AD1">
+            <wp:extent cx="5731510" cy="279400"/>
+            <wp:effectExtent l="0" t="0" r="2540" b="6350"/>
+            <wp:docPr id="1076213655" name="Picture 4"/>
+            <wp:cNvGraphicFramePr>
+              <a:graphicFrameLocks xmlns:a="http://schemas.openxmlformats.org/drawingml/2006/main" noChangeAspect="1"/>
+            </wp:cNvGraphicFramePr>
+            <a:graphic xmlns:a="http://schemas.openxmlformats.org/drawingml/2006/main">
+              <a:graphicData uri="http://schemas.openxmlformats.org/drawingml/2006/picture">
+                <pic:pic xmlns:pic="http://schemas.openxmlformats.org/drawingml/2006/picture">
+                  <pic:nvPicPr>
+                    <pic:cNvPr id="1076213655" name="Picture 1076213655"/>
+                    <pic:cNvPicPr/>
+                  </pic:nvPicPr>
+                  <pic:blipFill>
+                    <a:blip r:embed="rId29">
+                      <a:extLst>
+                        <a:ext uri="{28A0092B-C50C-407E-A947-70E740481C1C}">
+                          <a14:useLocalDpi xmlns:a14="http://schemas.microsoft.com/office/drawing/2010/main" val="0"/>
+                        </a:ext>
+                      </a:extLst>
+                    </a:blip>
+                    <a:stretch>
+                      <a:fillRect/>
+                    </a:stretch>
+                  </pic:blipFill>
+                  <pic:spPr>
+                    <a:xfrm>
+                      <a:off x="0" y="0"/>
+                      <a:ext cx="5731510" cy="279400"/>
+                    </a:xfrm>
+                    <a:prstGeom prst="rect">
+                      <a:avLst/>
+                    </a:prstGeom>
+                  </pic:spPr>
+                </pic:pic>
+              </a:graphicData>
+            </a:graphic>
+          </wp:inline>
+        </w:drawing>
+      </w:r>
+    </w:p>
+    <w:p>
+      <w:pPr>
+        <w:pStyle w:val="ListParagraph"/>
+        <w:ind w:left="0"/>
+        <w:rPr>
+          <w:lang w:val="en-US"/>
+        </w:rPr>
+      </w:pPr>
+    </w:p>
+    <w:p>
+      <w:pPr>
+        <w:pStyle w:val="ListParagraph"/>
+        <w:ind w:left="0"/>
+        <w:jc w:val="both"/>
+        <w:rPr>
+          <w:lang w:val="en-US"/>
+        </w:rPr>
+      </w:pPr>
+      <w:r>
+        <w:rPr>
+          <w:lang w:val="en-US"/>
+        </w:rPr>
+        <w:t>The wireframe is generated from the list of vertices</w:t>
+      </w:r>
+      <w:r>
+        <w:rPr>
+          <w:lang w:val="en-US"/>
+        </w:rPr>
+        <w:t xml:space="preserve"> from the dot cloud</w:t>
+      </w:r>
+      <w:r>
+        <w:rPr>
+          <w:lang w:val="en-US"/>
+        </w:rPr>
+        <w:t>.</w:t>
+      </w:r>
+      <w:r>
+        <w:rPr>
+          <w:lang w:val="en-US"/>
+        </w:rPr>
+        <w:t xml:space="preserve"> </w:t>
+      </w:r>
+      <w:r>
+        <w:rPr>
+          <w:lang w:val="en-US"/>
+        </w:rPr>
+        <w:t xml:space="preserve">It uses </w:t>
+      </w:r>
+      <w:r>
+        <w:rPr>
+          <w:lang w:val="en-US"/>
+        </w:rPr>
+        <w:t>an EBO</w:t>
+      </w:r>
+      <w:r>
+        <w:rPr>
+          <w:lang w:val="en-US"/>
+        </w:rPr>
+        <w:t xml:space="preserve"> to efficiently define the lines forming the wireframe using the indices of the vertices</w:t>
+      </w:r>
+      <w:r>
+        <w:rPr>
+          <w:lang w:val="en-US"/>
+        </w:rPr>
+        <w:t>.</w:t>
+      </w:r>
+      <w:r>
+        <w:rPr>
+          <w:lang w:val="en-US"/>
+        </w:rPr>
+        <w:t xml:space="preserve"> The function loads the vertices into a new VAO and VBO, then uses the EBO to define the lines composing the wireframe: for each dot, a line is created to its right neighbor and its top neighbor. (if they exist) The function returns the </w:t>
+      </w:r>
+      <w:r>
+        <w:rPr>
+          <w:lang w:val="en-US"/>
+        </w:rPr>
+        <w:t>number</w:t>
+      </w:r>
+      <w:r>
+        <w:rPr>
+          <w:lang w:val="en-US"/>
+        </w:rPr>
+        <w:t xml:space="preserve"> of vertices indices to render.</w:t>
+      </w:r>
+    </w:p>
+    <w:p>
+      <w:pPr>
+        <w:pStyle w:val="ListParagraph"/>
+        <w:ind w:left="0"/>
+        <w:rPr>
+          <w:lang w:val="en-US"/>
+        </w:rPr>
+      </w:pPr>
+    </w:p>
+    <w:p>
+      <w:pPr>
+        <w:pStyle w:val="ListParagraph"/>
+        <w:ind w:left="0"/>
+        <w:rPr>
+          <w:lang w:val="en-US"/>
+        </w:rPr>
+      </w:pPr>
+      <w:r>
+        <w:rPr>
+          <w:noProof/>
+          <w:lang w:val="en-US"/>
+        </w:rPr>
+        <w:drawing>
+          <wp:inline distT="0" distB="0" distL="0" distR="0" wp14:anchorId="0785B33F" wp14:editId="586F2BC1">
+            <wp:extent cx="4582164" cy="333422"/>
+            <wp:effectExtent l="0" t="0" r="0" b="9525"/>
+            <wp:docPr id="4754798" name="Picture 5"/>
+            <wp:cNvGraphicFramePr>
+              <a:graphicFrameLocks xmlns:a="http://schemas.openxmlformats.org/drawingml/2006/main" noChangeAspect="1"/>
+            </wp:cNvGraphicFramePr>
+            <a:graphic xmlns:a="http://schemas.openxmlformats.org/drawingml/2006/main">
+              <a:graphicData uri="http://schemas.openxmlformats.org/drawingml/2006/picture">
+                <pic:pic xmlns:pic="http://schemas.openxmlformats.org/drawingml/2006/picture">
+                  <pic:nvPicPr>
+                    <pic:cNvPr id="4754798" name="Picture 4754798"/>
+                    <pic:cNvPicPr/>
+                  </pic:nvPicPr>
+                  <pic:blipFill>
+                    <a:blip r:embed="rId30">
+                      <a:extLst>
+                        <a:ext uri="{28A0092B-C50C-407E-A947-70E740481C1C}">
+                          <a14:useLocalDpi xmlns:a14="http://schemas.microsoft.com/office/drawing/2010/main" val="0"/>
+                        </a:ext>
+                      </a:extLst>
+                    </a:blip>
+                    <a:stretch>
+                      <a:fillRect/>
+                    </a:stretch>
+                  </pic:blipFill>
+                  <pic:spPr>
+                    <a:xfrm>
+                      <a:off x="0" y="0"/>
+                      <a:ext cx="4582164" cy="333422"/>
+                    </a:xfrm>
+                    <a:prstGeom prst="rect">
+                      <a:avLst/>
+                    </a:prstGeom>
+                  </pic:spPr>
+                </pic:pic>
+              </a:graphicData>
+            </a:graphic>
+          </wp:inline>
+        </w:drawing>
+      </w:r>
+    </w:p>
+    <w:p>
+      <w:pPr>
+        <w:pStyle w:val="ListParagraph"/>
+        <w:ind w:left="0"/>
+        <w:rPr>
+          <w:lang w:val="en-US"/>
+        </w:rPr>
+      </w:pPr>
+    </w:p>
+    <w:p>
+      <w:pPr>
+        <w:pStyle w:val="ListParagraph"/>
+        <w:ind w:left="0"/>
+        <w:rPr>
+          <w:lang w:val="en-US"/>
+        </w:rPr>
+      </w:pPr>
+      <w:r>
+        <w:rPr>
+          <w:lang w:val="en-US"/>
+        </w:rPr>
+        <w:t>The wireframe is rendered as GL_LINES</w:t>
+      </w:r>
+      <w:r>
+        <w:rPr>
+          <w:lang w:val="en-US"/>
+        </w:rPr>
+        <w:t xml:space="preserve"> using the indices in the EBO.</w:t>
+      </w:r>
+    </w:p>
+    <w:p>
+      <w:pPr>
+        <w:pStyle w:val="ListParagraph"/>
+        <w:ind w:left="0"/>
         <w:rPr>
           <w:sz w:val="32"/>
           <w:szCs w:val="32"/>
@@ -3896,15 +4700,238 @@
           <w:szCs w:val="32"/>
           <w:lang w:val="en-US"/>
         </w:rPr>
-        <w:t>Dots</w:t>
-      </w:r>
-    </w:p>
-    <w:p>
-      <w:pPr>
-        <w:pStyle w:val="ListParagraph"/>
-        <w:rPr>
-          <w:sz w:val="32"/>
-          <w:szCs w:val="32"/>
+        <w:t>Normal Map</w:t>
+      </w:r>
+    </w:p>
+    <w:p>
+      <w:pPr>
+        <w:pStyle w:val="ListParagraph"/>
+        <w:ind w:left="0"/>
+        <w:rPr>
+          <w:lang w:val="en-US"/>
+        </w:rPr>
+      </w:pPr>
+    </w:p>
+    <w:p>
+      <w:pPr>
+        <w:pStyle w:val="ListParagraph"/>
+        <w:ind w:left="0"/>
+        <w:rPr>
+          <w:lang w:val="en-US"/>
+        </w:rPr>
+      </w:pPr>
+      <w:r>
+        <w:rPr>
+          <w:noProof/>
+          <w:lang w:val="en-US"/>
+        </w:rPr>
+        <w:drawing>
+          <wp:inline distT="0" distB="0" distL="0" distR="0" wp14:anchorId="72A5AAF2" wp14:editId="69B5DE23">
+            <wp:extent cx="5731510" cy="141605"/>
+            <wp:effectExtent l="0" t="0" r="2540" b="0"/>
+            <wp:docPr id="1420976582" name="Picture 13"/>
+            <wp:cNvGraphicFramePr>
+              <a:graphicFrameLocks xmlns:a="http://schemas.openxmlformats.org/drawingml/2006/main" noChangeAspect="1"/>
+            </wp:cNvGraphicFramePr>
+            <a:graphic xmlns:a="http://schemas.openxmlformats.org/drawingml/2006/main">
+              <a:graphicData uri="http://schemas.openxmlformats.org/drawingml/2006/picture">
+                <pic:pic xmlns:pic="http://schemas.openxmlformats.org/drawingml/2006/picture">
+                  <pic:nvPicPr>
+                    <pic:cNvPr id="1420976582" name="Picture 1420976582"/>
+                    <pic:cNvPicPr/>
+                  </pic:nvPicPr>
+                  <pic:blipFill>
+                    <a:blip r:embed="rId31">
+                      <a:extLst>
+                        <a:ext uri="{28A0092B-C50C-407E-A947-70E740481C1C}">
+                          <a14:useLocalDpi xmlns:a14="http://schemas.microsoft.com/office/drawing/2010/main" val="0"/>
+                        </a:ext>
+                      </a:extLst>
+                    </a:blip>
+                    <a:stretch>
+                      <a:fillRect/>
+                    </a:stretch>
+                  </pic:blipFill>
+                  <pic:spPr>
+                    <a:xfrm>
+                      <a:off x="0" y="0"/>
+                      <a:ext cx="5731510" cy="141605"/>
+                    </a:xfrm>
+                    <a:prstGeom prst="rect">
+                      <a:avLst/>
+                    </a:prstGeom>
+                  </pic:spPr>
+                </pic:pic>
+              </a:graphicData>
+            </a:graphic>
+          </wp:inline>
+        </w:drawing>
+      </w:r>
+    </w:p>
+    <w:p>
+      <w:pPr>
+        <w:pStyle w:val="ListParagraph"/>
+        <w:ind w:left="0"/>
+        <w:jc w:val="both"/>
+        <w:rPr>
+          <w:lang w:val="en-US"/>
+        </w:rPr>
+      </w:pPr>
+      <w:r>
+        <w:rPr>
+          <w:lang w:val="en-US"/>
+        </w:rPr>
+        <w:t>The normal map is computed as a list of normal vectors, for each vertex position.</w:t>
+      </w:r>
+      <w:r>
+        <w:rPr>
+          <w:lang w:val="en-US"/>
+        </w:rPr>
+        <w:t xml:space="preserve"> It is obtained by computing the derivative in the x and z direction at each position.</w:t>
+      </w:r>
+      <w:r>
+        <w:rPr>
+          <w:lang w:val="en-US"/>
+        </w:rPr>
+        <w:t xml:space="preserve"> A texture is then created using the util function </w:t>
+      </w:r>
+      <w:r>
+        <w:rPr>
+          <w:b/>
+          <w:bCs/>
+        </w:rPr>
+        <w:t>createNormalTexture</w:t>
+      </w:r>
+      <w:r>
+        <w:rPr>
+          <w:lang w:val="en-US"/>
+        </w:rPr>
+        <w:t xml:space="preserve">, in the </w:t>
+      </w:r>
+      <w:r>
+        <w:rPr>
+          <w:b/>
+          <w:bCs/>
+          <w:lang w:val="en-US"/>
+        </w:rPr>
+        <w:t>glutils.h</w:t>
+      </w:r>
+      <w:r>
+        <w:rPr>
+          <w:lang w:val="en-US"/>
+        </w:rPr>
+        <w:t xml:space="preserve"> file.</w:t>
+      </w:r>
+    </w:p>
+    <w:p>
+      <w:pPr>
+        <w:pStyle w:val="ListParagraph"/>
+        <w:ind w:left="0"/>
+        <w:jc w:val="both"/>
+        <w:rPr>
+          <w:lang w:val="en-US"/>
+        </w:rPr>
+      </w:pPr>
+    </w:p>
+    <w:p>
+      <w:pPr>
+        <w:pStyle w:val="ListParagraph"/>
+        <w:ind w:left="0"/>
+        <w:jc w:val="both"/>
+        <w:rPr>
+          <w:lang w:val="en-US"/>
+        </w:rPr>
+      </w:pPr>
+      <w:r>
+        <w:rPr>
+          <w:lang w:val="en-US"/>
+        </w:rPr>
+        <w:t>The normal map is used in the triangle rendering and the raytracing to compute the diffuse lighting</w:t>
+      </w:r>
+      <w:r>
+        <w:rPr>
+          <w:lang w:val="en-US"/>
+        </w:rPr>
+        <w:t xml:space="preserve"> and the slope gradient.</w:t>
+      </w:r>
+    </w:p>
+    <w:p>
+      <w:pPr>
+        <w:pStyle w:val="ListParagraph"/>
+        <w:ind w:left="0"/>
+        <w:rPr>
+          <w:lang w:val="en-US"/>
+        </w:rPr>
+      </w:pPr>
+    </w:p>
+    <w:p>
+      <w:pPr>
+        <w:pStyle w:val="ListParagraph"/>
+        <w:ind w:left="0"/>
+        <w:rPr>
+          <w:lang w:val="en-US"/>
+        </w:rPr>
+      </w:pPr>
+    </w:p>
+    <w:p>
+      <w:pPr>
+        <w:pStyle w:val="ListParagraph"/>
+        <w:ind w:left="0"/>
+        <w:rPr>
+          <w:lang w:val="en-US"/>
+        </w:rPr>
+      </w:pPr>
+    </w:p>
+    <w:p>
+      <w:pPr>
+        <w:pStyle w:val="ListParagraph"/>
+        <w:ind w:left="0"/>
+        <w:rPr>
+          <w:lang w:val="en-US"/>
+        </w:rPr>
+      </w:pPr>
+    </w:p>
+    <w:p>
+      <w:pPr>
+        <w:pStyle w:val="ListParagraph"/>
+        <w:ind w:left="0"/>
+        <w:rPr>
+          <w:lang w:val="en-US"/>
+        </w:rPr>
+      </w:pPr>
+    </w:p>
+    <w:p>
+      <w:pPr>
+        <w:pStyle w:val="ListParagraph"/>
+        <w:ind w:left="0"/>
+        <w:rPr>
+          <w:lang w:val="en-US"/>
+        </w:rPr>
+      </w:pPr>
+    </w:p>
+    <w:p>
+      <w:pPr>
+        <w:pStyle w:val="ListParagraph"/>
+        <w:ind w:left="0"/>
+        <w:rPr>
+          <w:lang w:val="en-US"/>
+        </w:rPr>
+      </w:pPr>
+    </w:p>
+    <w:p>
+      <w:pPr>
+        <w:pStyle w:val="ListParagraph"/>
+        <w:ind w:left="0"/>
+        <w:rPr>
+          <w:lang w:val="en-US"/>
+        </w:rPr>
+      </w:pPr>
+    </w:p>
+    <w:p>
+      <w:pPr>
+        <w:pStyle w:val="ListParagraph"/>
+        <w:ind w:left="0"/>
+        <w:rPr>
           <w:lang w:val="en-US"/>
         </w:rPr>
       </w:pPr>
@@ -3928,12 +4955,393 @@
           <w:szCs w:val="32"/>
           <w:lang w:val="en-US"/>
         </w:rPr>
-        <w:t>Lines</w:t>
-      </w:r>
-    </w:p>
-    <w:p>
-      <w:pPr>
-        <w:pStyle w:val="ListParagraph"/>
+        <w:lastRenderedPageBreak/>
+        <w:t>Edge Detection Map</w:t>
+      </w:r>
+    </w:p>
+    <w:p>
+      <w:pPr>
+        <w:pStyle w:val="ListParagraph"/>
+        <w:ind w:left="0"/>
+        <w:rPr>
+          <w:sz w:val="32"/>
+          <w:szCs w:val="32"/>
+          <w:lang w:val="en-US"/>
+        </w:rPr>
+      </w:pPr>
+    </w:p>
+    <w:p>
+      <w:pPr>
+        <w:pStyle w:val="ListParagraph"/>
+        <w:ind w:left="0"/>
+        <w:rPr>
+          <w:lang w:val="en-US"/>
+        </w:rPr>
+      </w:pPr>
+      <w:r>
+        <w:rPr>
+          <w:noProof/>
+          <w:lang w:val="en-US"/>
+        </w:rPr>
+        <w:drawing>
+          <wp:inline distT="0" distB="0" distL="0" distR="0" wp14:anchorId="59C7B071" wp14:editId="46E9D2DB">
+            <wp:extent cx="5731510" cy="123190"/>
+            <wp:effectExtent l="0" t="0" r="2540" b="0"/>
+            <wp:docPr id="1521829064" name="Picture 14"/>
+            <wp:cNvGraphicFramePr>
+              <a:graphicFrameLocks xmlns:a="http://schemas.openxmlformats.org/drawingml/2006/main" noChangeAspect="1"/>
+            </wp:cNvGraphicFramePr>
+            <a:graphic xmlns:a="http://schemas.openxmlformats.org/drawingml/2006/main">
+              <a:graphicData uri="http://schemas.openxmlformats.org/drawingml/2006/picture">
+                <pic:pic xmlns:pic="http://schemas.openxmlformats.org/drawingml/2006/picture">
+                  <pic:nvPicPr>
+                    <pic:cNvPr id="1521829064" name="Picture 1521829064"/>
+                    <pic:cNvPicPr/>
+                  </pic:nvPicPr>
+                  <pic:blipFill>
+                    <a:blip r:embed="rId32">
+                      <a:extLst>
+                        <a:ext uri="{28A0092B-C50C-407E-A947-70E740481C1C}">
+                          <a14:useLocalDpi xmlns:a14="http://schemas.microsoft.com/office/drawing/2010/main" val="0"/>
+                        </a:ext>
+                      </a:extLst>
+                    </a:blip>
+                    <a:stretch>
+                      <a:fillRect/>
+                    </a:stretch>
+                  </pic:blipFill>
+                  <pic:spPr>
+                    <a:xfrm>
+                      <a:off x="0" y="0"/>
+                      <a:ext cx="5731510" cy="123190"/>
+                    </a:xfrm>
+                    <a:prstGeom prst="rect">
+                      <a:avLst/>
+                    </a:prstGeom>
+                  </pic:spPr>
+                </pic:pic>
+              </a:graphicData>
+            </a:graphic>
+          </wp:inline>
+        </w:drawing>
+      </w:r>
+    </w:p>
+    <w:p>
+      <w:pPr>
+        <w:pStyle w:val="ListParagraph"/>
+        <w:ind w:left="0"/>
+        <w:rPr>
+          <w:lang w:val="en-US"/>
+        </w:rPr>
+      </w:pPr>
+      <w:r>
+        <w:rPr>
+          <w:lang w:val="en-US"/>
+        </w:rPr>
+        <w:t xml:space="preserve">The edge map is computed using gaussian filters shaders and texture ping-ponging. The function </w:t>
+      </w:r>
+      <w:r>
+        <w:rPr>
+          <w:b/>
+          <w:bCs/>
+          <w:lang w:val="en-US"/>
+        </w:rPr>
+        <w:t>createEdgeMapTexture</w:t>
+      </w:r>
+      <w:r>
+        <w:rPr>
+          <w:lang w:val="en-US"/>
+        </w:rPr>
+        <w:t xml:space="preserve"> takes the image and the filter size and outputs an OpenGL texture.</w:t>
+      </w:r>
+      <w:r>
+        <w:rPr>
+          <w:lang w:val="en-US"/>
+        </w:rPr>
+        <w:t xml:space="preserve"> It has the following outline:</w:t>
+      </w:r>
+    </w:p>
+    <w:p>
+      <w:pPr>
+        <w:rPr>
+          <w:lang w:val="en-US"/>
+        </w:rPr>
+      </w:pPr>
+    </w:p>
+    <w:p>
+      <w:pPr>
+        <w:pStyle w:val="ListParagraph"/>
+        <w:numPr>
+          <w:ilvl w:val="0"/>
+          <w:numId w:val="2"/>
+        </w:numPr>
+        <w:rPr>
+          <w:lang w:val="en-US"/>
+        </w:rPr>
+      </w:pPr>
+      <w:r>
+        <w:rPr>
+          <w:lang w:val="en-US"/>
+        </w:rPr>
+        <w:t>Create 5 frame buffers (FBOs) and 5 textures</w:t>
+      </w:r>
+    </w:p>
+    <w:p>
+      <w:pPr>
+        <w:pStyle w:val="ListParagraph"/>
+        <w:numPr>
+          <w:ilvl w:val="0"/>
+          <w:numId w:val="2"/>
+        </w:numPr>
+        <w:rPr>
+          <w:lang w:val="en-US"/>
+        </w:rPr>
+      </w:pPr>
+      <w:r>
+        <w:rPr>
+          <w:lang w:val="en-US"/>
+        </w:rPr>
+        <w:t>In FBO 0: apply the small gaussian filter horizontally from the original image</w:t>
+      </w:r>
+    </w:p>
+    <w:p>
+      <w:pPr>
+        <w:pStyle w:val="ListParagraph"/>
+        <w:numPr>
+          <w:ilvl w:val="0"/>
+          <w:numId w:val="2"/>
+        </w:numPr>
+        <w:rPr>
+          <w:lang w:val="en-US"/>
+        </w:rPr>
+      </w:pPr>
+      <w:r>
+        <w:rPr>
+          <w:lang w:val="en-US"/>
+        </w:rPr>
+        <w:t>In FBO 1: apply the small gaussian filter vertically from</w:t>
+      </w:r>
+      <w:r>
+        <w:rPr>
+          <w:lang w:val="en-US"/>
+        </w:rPr>
+        <w:t xml:space="preserve"> the image in</w:t>
+      </w:r>
+      <w:r>
+        <w:rPr>
+          <w:lang w:val="en-US"/>
+        </w:rPr>
+        <w:t xml:space="preserve"> </w:t>
+      </w:r>
+      <w:r>
+        <w:rPr>
+          <w:lang w:val="en-US"/>
+        </w:rPr>
+        <w:t>FBO 0</w:t>
+      </w:r>
+    </w:p>
+    <w:p>
+      <w:pPr>
+        <w:pStyle w:val="ListParagraph"/>
+        <w:numPr>
+          <w:ilvl w:val="0"/>
+          <w:numId w:val="2"/>
+        </w:numPr>
+        <w:rPr>
+          <w:lang w:val="en-US"/>
+        </w:rPr>
+      </w:pPr>
+      <w:r>
+        <w:rPr>
+          <w:lang w:val="en-US"/>
+        </w:rPr>
+        <w:t>In FBO</w:t>
+      </w:r>
+      <w:r>
+        <w:rPr>
+          <w:lang w:val="en-US"/>
+        </w:rPr>
+        <w:t xml:space="preserve"> 2</w:t>
+      </w:r>
+      <w:r>
+        <w:rPr>
+          <w:lang w:val="en-US"/>
+        </w:rPr>
+        <w:t xml:space="preserve">: apply the </w:t>
+      </w:r>
+      <w:r>
+        <w:rPr>
+          <w:lang w:val="en-US"/>
+        </w:rPr>
+        <w:t>large</w:t>
+      </w:r>
+      <w:r>
+        <w:rPr>
+          <w:lang w:val="en-US"/>
+        </w:rPr>
+        <w:t xml:space="preserve"> gaussian filter horizontally from the</w:t>
+      </w:r>
+      <w:r>
+        <w:rPr>
+          <w:lang w:val="en-US"/>
+        </w:rPr>
+        <w:t xml:space="preserve"> original</w:t>
+      </w:r>
+      <w:r>
+        <w:rPr>
+          <w:lang w:val="en-US"/>
+        </w:rPr>
+        <w:t xml:space="preserve"> image</w:t>
+      </w:r>
+    </w:p>
+    <w:p>
+      <w:pPr>
+        <w:pStyle w:val="ListParagraph"/>
+        <w:numPr>
+          <w:ilvl w:val="0"/>
+          <w:numId w:val="2"/>
+        </w:numPr>
+        <w:rPr>
+          <w:lang w:val="en-US"/>
+        </w:rPr>
+      </w:pPr>
+      <w:r>
+        <w:rPr>
+          <w:lang w:val="en-US"/>
+        </w:rPr>
+        <w:t>In FBO</w:t>
+      </w:r>
+      <w:r>
+        <w:rPr>
+          <w:lang w:val="en-US"/>
+        </w:rPr>
+        <w:t xml:space="preserve"> 3</w:t>
+      </w:r>
+      <w:r>
+        <w:rPr>
+          <w:lang w:val="en-US"/>
+        </w:rPr>
+        <w:t xml:space="preserve">: apply the large gaussian filter </w:t>
+      </w:r>
+      <w:r>
+        <w:rPr>
+          <w:lang w:val="en-US"/>
+        </w:rPr>
+        <w:t>vertically</w:t>
+      </w:r>
+      <w:r>
+        <w:rPr>
+          <w:lang w:val="en-US"/>
+        </w:rPr>
+        <w:t xml:space="preserve"> from the image</w:t>
+      </w:r>
+      <w:r>
+        <w:rPr>
+          <w:lang w:val="en-US"/>
+        </w:rPr>
+        <w:t xml:space="preserve"> in FBO 2</w:t>
+      </w:r>
+    </w:p>
+    <w:p>
+      <w:pPr>
+        <w:pStyle w:val="ListParagraph"/>
+        <w:numPr>
+          <w:ilvl w:val="0"/>
+          <w:numId w:val="2"/>
+        </w:numPr>
+        <w:rPr>
+          <w:lang w:val="en-US"/>
+        </w:rPr>
+      </w:pPr>
+      <w:r>
+        <w:rPr>
+          <w:lang w:val="en-US"/>
+        </w:rPr>
+        <w:t>In FBO4: subtract the images in FBO 3 and FBO 1</w:t>
+      </w:r>
+    </w:p>
+    <w:p>
+      <w:pPr>
+        <w:pStyle w:val="ListParagraph"/>
+        <w:numPr>
+          <w:ilvl w:val="0"/>
+          <w:numId w:val="2"/>
+        </w:numPr>
+        <w:rPr>
+          <w:lang w:val="en-US"/>
+        </w:rPr>
+      </w:pPr>
+      <w:r>
+        <w:rPr>
+          <w:lang w:val="en-US"/>
+        </w:rPr>
+        <w:t>Create a copy of the texture of FBO 4</w:t>
+      </w:r>
+    </w:p>
+    <w:p>
+      <w:pPr>
+        <w:pStyle w:val="ListParagraph"/>
+        <w:numPr>
+          <w:ilvl w:val="0"/>
+          <w:numId w:val="2"/>
+        </w:numPr>
+        <w:rPr>
+          <w:lang w:val="en-US"/>
+        </w:rPr>
+      </w:pPr>
+      <w:r>
+        <w:rPr>
+          <w:lang w:val="en-US"/>
+        </w:rPr>
+        <w:t>Clear the FBOS and their textures</w:t>
+      </w:r>
+    </w:p>
+    <w:p>
+      <w:pPr>
+        <w:pStyle w:val="ListParagraph"/>
+        <w:numPr>
+          <w:ilvl w:val="0"/>
+          <w:numId w:val="2"/>
+        </w:numPr>
+        <w:rPr>
+          <w:lang w:val="en-US"/>
+        </w:rPr>
+      </w:pPr>
+      <w:r>
+        <w:rPr>
+          <w:lang w:val="en-US"/>
+        </w:rPr>
+        <w:t>Return the copy texture</w:t>
+      </w:r>
+    </w:p>
+    <w:p>
+      <w:pPr>
+        <w:rPr>
+          <w:lang w:val="en-US"/>
+        </w:rPr>
+      </w:pPr>
+    </w:p>
+    <w:p>
+      <w:pPr>
+        <w:rPr>
+          <w:lang w:val="en-US"/>
+        </w:rPr>
+      </w:pPr>
+      <w:r>
+        <w:rPr>
+          <w:lang w:val="en-US"/>
+        </w:rPr>
+        <w:t xml:space="preserve">The edge map </w:t>
+      </w:r>
+      <w:r>
+        <w:rPr>
+          <w:lang w:val="en-US"/>
+        </w:rPr>
+        <w:t>texture is then used in the triangle and raytracing shaders to visualize the edges on the terrain.</w:t>
+      </w:r>
+    </w:p>
+    <w:p>
+      <w:pPr>
         <w:rPr>
           <w:sz w:val="32"/>
           <w:szCs w:val="32"/>
@@ -3960,12 +5368,241 @@
           <w:szCs w:val="32"/>
           <w:lang w:val="en-US"/>
         </w:rPr>
-        <w:t>Wireframe</w:t>
-      </w:r>
-    </w:p>
-    <w:p>
-      <w:pPr>
-        <w:pStyle w:val="ListParagraph"/>
+        <w:t>Light UBO</w:t>
+      </w:r>
+    </w:p>
+    <w:p>
+      <w:pPr>
+        <w:pStyle w:val="ListParagraph"/>
+        <w:ind w:left="0"/>
+        <w:rPr>
+          <w:lang w:val="en-US"/>
+        </w:rPr>
+      </w:pPr>
+    </w:p>
+    <w:p>
+      <w:pPr>
+        <w:pStyle w:val="ListParagraph"/>
+        <w:ind w:left="0"/>
+        <w:jc w:val="both"/>
+        <w:rPr>
+          <w:lang w:val="en-US"/>
+        </w:rPr>
+      </w:pPr>
+      <w:r>
+        <w:rPr>
+          <w:noProof/>
+          <w:lang w:val="en-US"/>
+        </w:rPr>
+        <w:drawing>
+          <wp:inline distT="0" distB="0" distL="0" distR="0" wp14:anchorId="3164470E" wp14:editId="638ABED8">
+            <wp:extent cx="5731510" cy="1210310"/>
+            <wp:effectExtent l="0" t="0" r="2540" b="8890"/>
+            <wp:docPr id="2052145643" name="Picture 15" descr="A computer screen with text"/>
+            <wp:cNvGraphicFramePr>
+              <a:graphicFrameLocks xmlns:a="http://schemas.openxmlformats.org/drawingml/2006/main" noChangeAspect="1"/>
+            </wp:cNvGraphicFramePr>
+            <a:graphic xmlns:a="http://schemas.openxmlformats.org/drawingml/2006/main">
+              <a:graphicData uri="http://schemas.openxmlformats.org/drawingml/2006/picture">
+                <pic:pic xmlns:pic="http://schemas.openxmlformats.org/drawingml/2006/picture">
+                  <pic:nvPicPr>
+                    <pic:cNvPr id="2052145643" name="Picture 15" descr="A computer screen with text"/>
+                    <pic:cNvPicPr/>
+                  </pic:nvPicPr>
+                  <pic:blipFill>
+                    <a:blip r:embed="rId33">
+                      <a:extLst>
+                        <a:ext uri="{28A0092B-C50C-407E-A947-70E740481C1C}">
+                          <a14:useLocalDpi xmlns:a14="http://schemas.microsoft.com/office/drawing/2010/main" val="0"/>
+                        </a:ext>
+                      </a:extLst>
+                    </a:blip>
+                    <a:stretch>
+                      <a:fillRect/>
+                    </a:stretch>
+                  </pic:blipFill>
+                  <pic:spPr>
+                    <a:xfrm>
+                      <a:off x="0" y="0"/>
+                      <a:ext cx="5731510" cy="1210310"/>
+                    </a:xfrm>
+                    <a:prstGeom prst="rect">
+                      <a:avLst/>
+                    </a:prstGeom>
+                  </pic:spPr>
+                </pic:pic>
+              </a:graphicData>
+            </a:graphic>
+          </wp:inline>
+        </w:drawing>
+      </w:r>
+    </w:p>
+    <w:p>
+      <w:pPr>
+        <w:pStyle w:val="ListParagraph"/>
+        <w:ind w:left="0"/>
+        <w:jc w:val="both"/>
+        <w:rPr>
+          <w:lang w:val="en-US"/>
+        </w:rPr>
+      </w:pPr>
+      <w:r>
+        <w:rPr>
+          <w:lang w:val="en-US"/>
+        </w:rPr>
+        <w:t xml:space="preserve">The triangles and </w:t>
+      </w:r>
+      <w:proofErr w:type="gramStart"/>
+      <w:r>
+        <w:rPr>
+          <w:lang w:val="en-US"/>
+        </w:rPr>
+        <w:t>raytracing</w:t>
+      </w:r>
+      <w:proofErr w:type="gramEnd"/>
+      <w:r>
+        <w:rPr>
+          <w:lang w:val="en-US"/>
+        </w:rPr>
+        <w:t xml:space="preserve"> shaders allow for up to 20 dynamic light sources. They use a UBO to have a dynamic </w:t>
+      </w:r>
+      <w:r>
+        <w:rPr>
+          <w:lang w:val="en-US"/>
+        </w:rPr>
+        <w:t>number</w:t>
+      </w:r>
+      <w:r>
+        <w:rPr>
+          <w:lang w:val="en-US"/>
+        </w:rPr>
+        <w:t xml:space="preserve"> of lights as uniform shader parameters.</w:t>
+      </w:r>
+    </w:p>
+    <w:p>
+      <w:pPr>
+        <w:pStyle w:val="ListParagraph"/>
+        <w:ind w:left="0"/>
+        <w:jc w:val="both"/>
+        <w:rPr>
+          <w:lang w:val="en-US"/>
+        </w:rPr>
+      </w:pPr>
+    </w:p>
+    <w:p>
+      <w:pPr>
+        <w:pStyle w:val="ListParagraph"/>
+        <w:ind w:left="0"/>
+        <w:jc w:val="both"/>
+        <w:rPr>
+          <w:lang w:val="en-US"/>
+        </w:rPr>
+      </w:pPr>
+      <w:r>
+        <w:rPr>
+          <w:noProof/>
+          <w:lang w:val="en-US"/>
+        </w:rPr>
+        <w:drawing>
+          <wp:inline distT="0" distB="0" distL="0" distR="0" wp14:anchorId="3A053029" wp14:editId="7645C875">
+            <wp:extent cx="5639587" cy="228632"/>
+            <wp:effectExtent l="0" t="0" r="0" b="0"/>
+            <wp:docPr id="886391795" name="Picture 16"/>
+            <wp:cNvGraphicFramePr>
+              <a:graphicFrameLocks xmlns:a="http://schemas.openxmlformats.org/drawingml/2006/main" noChangeAspect="1"/>
+            </wp:cNvGraphicFramePr>
+            <a:graphic xmlns:a="http://schemas.openxmlformats.org/drawingml/2006/main">
+              <a:graphicData uri="http://schemas.openxmlformats.org/drawingml/2006/picture">
+                <pic:pic xmlns:pic="http://schemas.openxmlformats.org/drawingml/2006/picture">
+                  <pic:nvPicPr>
+                    <pic:cNvPr id="886391795" name="Picture 886391795"/>
+                    <pic:cNvPicPr/>
+                  </pic:nvPicPr>
+                  <pic:blipFill>
+                    <a:blip r:embed="rId34">
+                      <a:extLst>
+                        <a:ext uri="{28A0092B-C50C-407E-A947-70E740481C1C}">
+                          <a14:useLocalDpi xmlns:a14="http://schemas.microsoft.com/office/drawing/2010/main" val="0"/>
+                        </a:ext>
+                      </a:extLst>
+                    </a:blip>
+                    <a:stretch>
+                      <a:fillRect/>
+                    </a:stretch>
+                  </pic:blipFill>
+                  <pic:spPr>
+                    <a:xfrm>
+                      <a:off x="0" y="0"/>
+                      <a:ext cx="5639587" cy="228632"/>
+                    </a:xfrm>
+                    <a:prstGeom prst="rect">
+                      <a:avLst/>
+                    </a:prstGeom>
+                  </pic:spPr>
+                </pic:pic>
+              </a:graphicData>
+            </a:graphic>
+          </wp:inline>
+        </w:drawing>
+      </w:r>
+    </w:p>
+    <w:p>
+      <w:pPr>
+        <w:pStyle w:val="ListParagraph"/>
+        <w:ind w:left="0"/>
+        <w:jc w:val="both"/>
+        <w:rPr>
+          <w:lang w:val="en-US"/>
+        </w:rPr>
+      </w:pPr>
+      <w:r>
+        <w:rPr>
+          <w:lang w:val="en-US"/>
+        </w:rPr>
+        <w:t xml:space="preserve">In the main loop, the function </w:t>
+      </w:r>
+      <w:r>
+        <w:rPr>
+          <w:b/>
+          <w:bCs/>
+          <w:lang w:val="en-US"/>
+        </w:rPr>
+        <w:t>loadLightsToUBO</w:t>
+      </w:r>
+      <w:r>
+        <w:rPr>
+          <w:lang w:val="en-US"/>
+        </w:rPr>
+        <w:t xml:space="preserve"> </w:t>
+      </w:r>
+      <w:r>
+        <w:rPr>
+          <w:lang w:val="en-US"/>
+        </w:rPr>
+        <w:t>is called to load</w:t>
+      </w:r>
+      <w:r>
+        <w:rPr>
+          <w:lang w:val="en-US"/>
+        </w:rPr>
+        <w:t xml:space="preserve"> the light colors and positions in the UBO.</w:t>
+      </w:r>
+    </w:p>
+    <w:p>
+      <w:pPr>
+        <w:pStyle w:val="ListParagraph"/>
+        <w:ind w:left="0"/>
+        <w:rPr>
+          <w:sz w:val="32"/>
+          <w:szCs w:val="32"/>
+          <w:lang w:val="en-US"/>
+        </w:rPr>
+      </w:pPr>
+    </w:p>
+    <w:p>
+      <w:pPr>
+        <w:pStyle w:val="ListParagraph"/>
+        <w:ind w:left="0"/>
         <w:rPr>
           <w:sz w:val="32"/>
           <w:szCs w:val="32"/>
@@ -3992,15 +5629,242 @@
           <w:szCs w:val="32"/>
           <w:lang w:val="en-US"/>
         </w:rPr>
+        <w:lastRenderedPageBreak/>
         <w:t>Triangles</w:t>
       </w:r>
     </w:p>
     <w:p>
       <w:pPr>
         <w:pStyle w:val="ListParagraph"/>
-        <w:rPr>
-          <w:sz w:val="32"/>
-          <w:szCs w:val="32"/>
+        <w:ind w:left="0"/>
+        <w:jc w:val="both"/>
+        <w:rPr>
+          <w:lang w:val="en-US"/>
+        </w:rPr>
+      </w:pPr>
+      <w:r>
+        <w:rPr>
+          <w:noProof/>
+          <w:lang w:val="en-US"/>
+        </w:rPr>
+        <w:drawing>
+          <wp:inline distT="0" distB="0" distL="0" distR="0" wp14:anchorId="48BDC676" wp14:editId="78F2062F">
+            <wp:extent cx="5731510" cy="307975"/>
+            <wp:effectExtent l="0" t="0" r="2540" b="0"/>
+            <wp:docPr id="1994816298" name="Picture 6"/>
+            <wp:cNvGraphicFramePr>
+              <a:graphicFrameLocks xmlns:a="http://schemas.openxmlformats.org/drawingml/2006/main" noChangeAspect="1"/>
+            </wp:cNvGraphicFramePr>
+            <a:graphic xmlns:a="http://schemas.openxmlformats.org/drawingml/2006/main">
+              <a:graphicData uri="http://schemas.openxmlformats.org/drawingml/2006/picture">
+                <pic:pic xmlns:pic="http://schemas.openxmlformats.org/drawingml/2006/picture">
+                  <pic:nvPicPr>
+                    <pic:cNvPr id="1994816298" name="Picture 1994816298"/>
+                    <pic:cNvPicPr/>
+                  </pic:nvPicPr>
+                  <pic:blipFill>
+                    <a:blip r:embed="rId35">
+                      <a:extLst>
+                        <a:ext uri="{28A0092B-C50C-407E-A947-70E740481C1C}">
+                          <a14:useLocalDpi xmlns:a14="http://schemas.microsoft.com/office/drawing/2010/main" val="0"/>
+                        </a:ext>
+                      </a:extLst>
+                    </a:blip>
+                    <a:stretch>
+                      <a:fillRect/>
+                    </a:stretch>
+                  </pic:blipFill>
+                  <pic:spPr>
+                    <a:xfrm>
+                      <a:off x="0" y="0"/>
+                      <a:ext cx="5731510" cy="307975"/>
+                    </a:xfrm>
+                    <a:prstGeom prst="rect">
+                      <a:avLst/>
+                    </a:prstGeom>
+                  </pic:spPr>
+                </pic:pic>
+              </a:graphicData>
+            </a:graphic>
+          </wp:inline>
+        </w:drawing>
+      </w:r>
+    </w:p>
+    <w:p>
+      <w:pPr>
+        <w:pStyle w:val="ListParagraph"/>
+        <w:ind w:left="0"/>
+        <w:jc w:val="both"/>
+        <w:rPr>
+          <w:lang w:val="en-US"/>
+        </w:rPr>
+      </w:pPr>
+    </w:p>
+    <w:p>
+      <w:pPr>
+        <w:pStyle w:val="ListParagraph"/>
+        <w:ind w:left="0"/>
+        <w:jc w:val="both"/>
+        <w:rPr>
+          <w:lang w:val="en-US"/>
+        </w:rPr>
+      </w:pPr>
+      <w:r>
+        <w:rPr>
+          <w:lang w:val="en-US"/>
+        </w:rPr>
+        <w:t>The vertices used to render the triangles are generated from the dot cloud vertices.</w:t>
+      </w:r>
+      <w:r>
+        <w:rPr>
+          <w:lang w:val="en-US"/>
+        </w:rPr>
+        <w:t xml:space="preserve"> The vertices are stored in a VAO and VBO.</w:t>
+      </w:r>
+      <w:r>
+        <w:rPr>
+          <w:lang w:val="en-US"/>
+        </w:rPr>
+        <w:t xml:space="preserve"> </w:t>
+      </w:r>
+      <w:r>
+        <w:rPr>
+          <w:lang w:val="en-US"/>
+        </w:rPr>
+        <w:t>Then, f</w:t>
+      </w:r>
+      <w:r>
+        <w:rPr>
+          <w:lang w:val="en-US"/>
+        </w:rPr>
+        <w:t>or each square in the grid, the indices of the 4 corner vertices are stored</w:t>
+      </w:r>
+      <w:r>
+        <w:rPr>
+          <w:lang w:val="en-US"/>
+        </w:rPr>
+        <w:t xml:space="preserve"> in an EBO.</w:t>
+      </w:r>
+    </w:p>
+    <w:p>
+      <w:pPr>
+        <w:pStyle w:val="ListParagraph"/>
+        <w:ind w:left="0"/>
+        <w:jc w:val="both"/>
+        <w:rPr>
+          <w:lang w:val="en-US"/>
+        </w:rPr>
+      </w:pPr>
+    </w:p>
+    <w:p>
+      <w:pPr>
+        <w:pStyle w:val="ListParagraph"/>
+        <w:ind w:left="0"/>
+        <w:jc w:val="both"/>
+        <w:rPr>
+          <w:lang w:val="en-US"/>
+        </w:rPr>
+      </w:pPr>
+      <w:r>
+        <w:rPr>
+          <w:noProof/>
+          <w:lang w:val="en-US"/>
+        </w:rPr>
+        <w:drawing>
+          <wp:inline distT="0" distB="0" distL="0" distR="0" wp14:anchorId="3E426824" wp14:editId="273533F1">
+            <wp:extent cx="5144218" cy="495369"/>
+            <wp:effectExtent l="0" t="0" r="0" b="0"/>
+            <wp:docPr id="1662999817" name="Picture 7"/>
+            <wp:cNvGraphicFramePr>
+              <a:graphicFrameLocks xmlns:a="http://schemas.openxmlformats.org/drawingml/2006/main" noChangeAspect="1"/>
+            </wp:cNvGraphicFramePr>
+            <a:graphic xmlns:a="http://schemas.openxmlformats.org/drawingml/2006/main">
+              <a:graphicData uri="http://schemas.openxmlformats.org/drawingml/2006/picture">
+                <pic:pic xmlns:pic="http://schemas.openxmlformats.org/drawingml/2006/picture">
+                  <pic:nvPicPr>
+                    <pic:cNvPr id="1662999817" name="Picture 1662999817"/>
+                    <pic:cNvPicPr/>
+                  </pic:nvPicPr>
+                  <pic:blipFill>
+                    <a:blip r:embed="rId36">
+                      <a:extLst>
+                        <a:ext uri="{28A0092B-C50C-407E-A947-70E740481C1C}">
+                          <a14:useLocalDpi xmlns:a14="http://schemas.microsoft.com/office/drawing/2010/main" val="0"/>
+                        </a:ext>
+                      </a:extLst>
+                    </a:blip>
+                    <a:stretch>
+                      <a:fillRect/>
+                    </a:stretch>
+                  </pic:blipFill>
+                  <pic:spPr>
+                    <a:xfrm>
+                      <a:off x="0" y="0"/>
+                      <a:ext cx="5144218" cy="495369"/>
+                    </a:xfrm>
+                    <a:prstGeom prst="rect">
+                      <a:avLst/>
+                    </a:prstGeom>
+                  </pic:spPr>
+                </pic:pic>
+              </a:graphicData>
+            </a:graphic>
+          </wp:inline>
+        </w:drawing>
+      </w:r>
+    </w:p>
+    <w:p>
+      <w:pPr>
+        <w:pStyle w:val="ListParagraph"/>
+        <w:ind w:left="0"/>
+        <w:jc w:val="both"/>
+        <w:rPr>
+          <w:lang w:val="en-US"/>
+        </w:rPr>
+      </w:pPr>
+    </w:p>
+    <w:p>
+      <w:pPr>
+        <w:pStyle w:val="ListParagraph"/>
+        <w:ind w:left="0"/>
+        <w:jc w:val="both"/>
+        <w:rPr>
+          <w:lang w:val="en-US"/>
+        </w:rPr>
+      </w:pPr>
+      <w:r>
+        <w:rPr>
+          <w:lang w:val="en-US"/>
+        </w:rPr>
+        <w:t>The vertices are then rendered 4 by 4 as GL_LINES_ADJACENCY. For each 4 vertices, the shader will create 2 triangles and render them.</w:t>
+      </w:r>
+    </w:p>
+    <w:p>
+      <w:pPr>
+        <w:pStyle w:val="ListParagraph"/>
+        <w:ind w:left="0"/>
+        <w:jc w:val="both"/>
+        <w:rPr>
+          <w:lang w:val="en-US"/>
+        </w:rPr>
+      </w:pPr>
+    </w:p>
+    <w:p>
+      <w:pPr>
+        <w:pStyle w:val="ListParagraph"/>
+        <w:ind w:left="0"/>
+        <w:jc w:val="both"/>
+        <w:rPr>
+          <w:lang w:val="en-US"/>
+        </w:rPr>
+      </w:pPr>
+    </w:p>
+    <w:p>
+      <w:pPr>
+        <w:pStyle w:val="ListParagraph"/>
+        <w:ind w:left="0"/>
+        <w:jc w:val="both"/>
+        <w:rPr>
           <w:lang w:val="en-US"/>
         </w:rPr>
       </w:pPr>
@@ -4030,9 +5894,206 @@
     <w:p>
       <w:pPr>
         <w:pStyle w:val="ListParagraph"/>
-        <w:rPr>
-          <w:sz w:val="32"/>
-          <w:szCs w:val="32"/>
+        <w:ind w:left="0"/>
+        <w:rPr>
+          <w:lang w:val="en-US"/>
+        </w:rPr>
+      </w:pPr>
+    </w:p>
+    <w:p>
+      <w:pPr>
+        <w:pStyle w:val="ListParagraph"/>
+        <w:ind w:left="0"/>
+        <w:rPr>
+          <w:lang w:val="en-US"/>
+        </w:rPr>
+      </w:pPr>
+      <w:r>
+        <w:rPr>
+          <w:noProof/>
+          <w:lang w:val="en-US"/>
+        </w:rPr>
+        <w:drawing>
+          <wp:inline distT="0" distB="0" distL="0" distR="0" wp14:anchorId="4C3CD32C" wp14:editId="048C983A">
+            <wp:extent cx="5420481" cy="190527"/>
+            <wp:effectExtent l="0" t="0" r="0" b="0"/>
+            <wp:docPr id="1804146738" name="Picture 11"/>
+            <wp:cNvGraphicFramePr>
+              <a:graphicFrameLocks xmlns:a="http://schemas.openxmlformats.org/drawingml/2006/main" noChangeAspect="1"/>
+            </wp:cNvGraphicFramePr>
+            <a:graphic xmlns:a="http://schemas.openxmlformats.org/drawingml/2006/main">
+              <a:graphicData uri="http://schemas.openxmlformats.org/drawingml/2006/picture">
+                <pic:pic xmlns:pic="http://schemas.openxmlformats.org/drawingml/2006/picture">
+                  <pic:nvPicPr>
+                    <pic:cNvPr id="1804146738" name="Picture 1804146738"/>
+                    <pic:cNvPicPr/>
+                  </pic:nvPicPr>
+                  <pic:blipFill>
+                    <a:blip r:embed="rId37">
+                      <a:extLst>
+                        <a:ext uri="{28A0092B-C50C-407E-A947-70E740481C1C}">
+                          <a14:useLocalDpi xmlns:a14="http://schemas.microsoft.com/office/drawing/2010/main" val="0"/>
+                        </a:ext>
+                      </a:extLst>
+                    </a:blip>
+                    <a:stretch>
+                      <a:fillRect/>
+                    </a:stretch>
+                  </pic:blipFill>
+                  <pic:spPr>
+                    <a:xfrm>
+                      <a:off x="0" y="0"/>
+                      <a:ext cx="5420481" cy="190527"/>
+                    </a:xfrm>
+                    <a:prstGeom prst="rect">
+                      <a:avLst/>
+                    </a:prstGeom>
+                  </pic:spPr>
+                </pic:pic>
+              </a:graphicData>
+            </a:graphic>
+          </wp:inline>
+        </w:drawing>
+      </w:r>
+    </w:p>
+    <w:p>
+      <w:pPr>
+        <w:pStyle w:val="ListParagraph"/>
+        <w:ind w:left="0"/>
+        <w:rPr>
+          <w:lang w:val="en-US"/>
+        </w:rPr>
+      </w:pPr>
+      <w:r>
+        <w:rPr>
+          <w:lang w:val="en-US"/>
+        </w:rPr>
+        <w:t xml:space="preserve">For the </w:t>
+      </w:r>
+      <w:r>
+        <w:rPr>
+          <w:lang w:val="en-US"/>
+        </w:rPr>
+        <w:t>raytracing</w:t>
+      </w:r>
+      <w:r>
+        <w:rPr>
+          <w:lang w:val="en-US"/>
+        </w:rPr>
+        <w:t>, the program creates a quad covering the entire screen, and the shader computes a ray for each pixel.</w:t>
+      </w:r>
+      <w:r>
+        <w:rPr>
+          <w:lang w:val="en-US"/>
+        </w:rPr>
+        <w:t xml:space="preserve"> The quad vertices are stored in a constant list in the </w:t>
+      </w:r>
+      <w:r>
+        <w:rPr>
+          <w:b/>
+          <w:bCs/>
+          <w:lang w:val="en-US"/>
+        </w:rPr>
+        <w:t>glutils.h</w:t>
+      </w:r>
+      <w:r>
+        <w:rPr>
+          <w:lang w:val="en-US"/>
+        </w:rPr>
+        <w:t xml:space="preserve"> file.</w:t>
+      </w:r>
+    </w:p>
+    <w:p>
+      <w:pPr>
+        <w:pStyle w:val="ListParagraph"/>
+        <w:ind w:left="0"/>
+        <w:rPr>
+          <w:lang w:val="en-US"/>
+        </w:rPr>
+      </w:pPr>
+    </w:p>
+    <w:p>
+      <w:pPr>
+        <w:pStyle w:val="ListParagraph"/>
+        <w:ind w:left="0"/>
+        <w:rPr>
+          <w:lang w:val="en-US"/>
+        </w:rPr>
+      </w:pPr>
+      <w:r>
+        <w:rPr>
+          <w:noProof/>
+          <w:lang w:val="en-US"/>
+        </w:rPr>
+        <w:drawing>
+          <wp:inline distT="0" distB="0" distL="0" distR="0" wp14:anchorId="1FE26212" wp14:editId="6B6CBBC7">
+            <wp:extent cx="3391373" cy="495369"/>
+            <wp:effectExtent l="0" t="0" r="0" b="0"/>
+            <wp:docPr id="1436766184" name="Picture 12" descr="A black background with white text&#10;&#10;AI-generated content may be incorrect."/>
+            <wp:cNvGraphicFramePr>
+              <a:graphicFrameLocks xmlns:a="http://schemas.openxmlformats.org/drawingml/2006/main" noChangeAspect="1"/>
+            </wp:cNvGraphicFramePr>
+            <a:graphic xmlns:a="http://schemas.openxmlformats.org/drawingml/2006/main">
+              <a:graphicData uri="http://schemas.openxmlformats.org/drawingml/2006/picture">
+                <pic:pic xmlns:pic="http://schemas.openxmlformats.org/drawingml/2006/picture">
+                  <pic:nvPicPr>
+                    <pic:cNvPr id="1436766184" name="Picture 12" descr="A black background with white text&#10;&#10;AI-generated content may be incorrect."/>
+                    <pic:cNvPicPr/>
+                  </pic:nvPicPr>
+                  <pic:blipFill>
+                    <a:blip r:embed="rId38">
+                      <a:extLst>
+                        <a:ext uri="{28A0092B-C50C-407E-A947-70E740481C1C}">
+                          <a14:useLocalDpi xmlns:a14="http://schemas.microsoft.com/office/drawing/2010/main" val="0"/>
+                        </a:ext>
+                      </a:extLst>
+                    </a:blip>
+                    <a:stretch>
+                      <a:fillRect/>
+                    </a:stretch>
+                  </pic:blipFill>
+                  <pic:spPr>
+                    <a:xfrm>
+                      <a:off x="0" y="0"/>
+                      <a:ext cx="3391373" cy="495369"/>
+                    </a:xfrm>
+                    <a:prstGeom prst="rect">
+                      <a:avLst/>
+                    </a:prstGeom>
+                  </pic:spPr>
+                </pic:pic>
+              </a:graphicData>
+            </a:graphic>
+          </wp:inline>
+        </w:drawing>
+      </w:r>
+    </w:p>
+    <w:p>
+      <w:pPr>
+        <w:pStyle w:val="ListParagraph"/>
+        <w:ind w:left="0"/>
+        <w:rPr>
+          <w:lang w:val="en-US"/>
+        </w:rPr>
+      </w:pPr>
+      <w:r>
+        <w:rPr>
+          <w:lang w:val="en-US"/>
+        </w:rPr>
+        <w:t>It is rendered exactly like the flat quad</w:t>
+      </w:r>
+      <w:r>
+        <w:rPr>
+          <w:lang w:val="en-US"/>
+        </w:rPr>
+        <w:t>.</w:t>
+      </w:r>
+    </w:p>
+    <w:p>
+      <w:pPr>
+        <w:pStyle w:val="ListParagraph"/>
+        <w:ind w:left="0"/>
+        <w:rPr>
           <w:lang w:val="en-US"/>
         </w:rPr>
       </w:pPr>
@@ -4072,6 +6133,119 @@
 <file path=word/numbering.xml><?xml version="1.0" encoding="utf-8"?>
 <w:numbering xmlns:wpc="http://schemas.microsoft.com/office/word/2010/wordprocessingCanvas" xmlns:cx="http://schemas.microsoft.com/office/drawing/2014/chartex" xmlns:cx1="http://schemas.microsoft.com/office/drawing/2015/9/8/chartex" xmlns:cx2="http://schemas.microsoft.com/office/drawing/2015/10/21/chartex" xmlns:cx3="http://schemas.microsoft.com/office/drawing/2016/5/9/chartex" xmlns:cx4="http://schemas.microsoft.com/office/drawing/2016/5/10/chartex" xmlns:cx5="http://schemas.microsoft.com/office/drawing/2016/5/11/chartex" xmlns:cx6="http://schemas.microsoft.com/office/drawing/2016/5/12/chartex" xmlns:cx7="http://schemas.microsoft.com/office/drawing/2016/5/13/chartex" xmlns:cx8="http://schemas.microsoft.com/office/drawing/2016/5/14/chartex" xmlns:mc="http://schemas.openxmlformats.org/markup-compatibility/2006" xmlns:aink="http://schemas.microsoft.com/office/drawing/2016/ink" xmlns:am3d="http://schemas.microsoft.com/office/drawing/2017/model3d" xmlns:o="urn:schemas-microsoft-com:office:office" xmlns:oel="http://schemas.microsoft.com/office/2019/extlst" xmlns:r="http://schemas.openxmlformats.org/officeDocument/2006/relationships" xmlns:m="http://schemas.openxmlformats.org/officeDocument/2006/math" xmlns:v="urn:schemas-microsoft-com:vml" xmlns:wp14="http://schemas.microsoft.com/office/word/2010/wordprocessingDrawing" xmlns:wp="http://schemas.openxmlformats.org/drawingml/2006/wordprocessingDrawing" xmlns:w10="urn:schemas-microsoft-com:office:word" xmlns:w="http://schemas.openxmlformats.org/wordprocessingml/2006/main" xmlns:w14="http://schemas.microsoft.com/office/word/2010/wordml" xmlns:w15="http://schemas.microsoft.com/office/word/2012/wordml" xmlns:w16cex="http://schemas.microsoft.com/office/word/2018/wordml/cex" xmlns:w16cid="http://schemas.microsoft.com/office/word/2016/wordml/cid" xmlns:w16="http://schemas.microsoft.com/office/word/2018/wordml" xmlns:w16du="http://schemas.microsoft.com/office/word/2023/wordml/word16du" xmlns:w16sdtdh="http://schemas.microsoft.com/office/word/2020/wordml/sdtdatahash" xmlns:w16sdtfl="http://schemas.microsoft.com/office/word/2024/wordml/sdtformatlock" xmlns:w16se="http://schemas.microsoft.com/office/word/2015/wordml/symex" xmlns:wpg="http://schemas.microsoft.com/office/word/2010/wordprocessingGroup" xmlns:wpi="http://schemas.microsoft.com/office/word/2010/wordprocessingInk" xmlns:wne="http://schemas.microsoft.com/office/word/2006/wordml" xmlns:wps="http://schemas.microsoft.com/office/word/2010/wordprocessingShape" mc:Ignorable="w14 w15 w16se w16cid w16 w16cex w16sdtdh w16sdtfl w16du wp14">
   <w:abstractNum w:abstractNumId="0" w15:restartNumberingAfterBreak="0">
+    <w:nsid w:val="0B961B95"/>
+    <w:multiLevelType w:val="hybridMultilevel"/>
+    <w:tmpl w:val="978A32E8"/>
+    <w:lvl w:ilvl="0" w:tplc="10000001">
+      <w:start w:val="1"/>
+      <w:numFmt w:val="bullet"/>
+      <w:lvlText w:val=""/>
+      <w:lvlJc w:val="left"/>
+      <w:pPr>
+        <w:ind w:left="720" w:hanging="360"/>
+      </w:pPr>
+      <w:rPr>
+        <w:rFonts w:ascii="Symbol" w:hAnsi="Symbol" w:hint="default"/>
+      </w:rPr>
+    </w:lvl>
+    <w:lvl w:ilvl="1" w:tplc="10000003" w:tentative="1">
+      <w:start w:val="1"/>
+      <w:numFmt w:val="bullet"/>
+      <w:lvlText w:val="o"/>
+      <w:lvlJc w:val="left"/>
+      <w:pPr>
+        <w:ind w:left="1440" w:hanging="360"/>
+      </w:pPr>
+      <w:rPr>
+        <w:rFonts w:ascii="Courier New" w:hAnsi="Courier New" w:cs="Courier New" w:hint="default"/>
+      </w:rPr>
+    </w:lvl>
+    <w:lvl w:ilvl="2" w:tplc="10000005" w:tentative="1">
+      <w:start w:val="1"/>
+      <w:numFmt w:val="bullet"/>
+      <w:lvlText w:val=""/>
+      <w:lvlJc w:val="left"/>
+      <w:pPr>
+        <w:ind w:left="2160" w:hanging="360"/>
+      </w:pPr>
+      <w:rPr>
+        <w:rFonts w:ascii="Wingdings" w:hAnsi="Wingdings" w:hint="default"/>
+      </w:rPr>
+    </w:lvl>
+    <w:lvl w:ilvl="3" w:tplc="10000001" w:tentative="1">
+      <w:start w:val="1"/>
+      <w:numFmt w:val="bullet"/>
+      <w:lvlText w:val=""/>
+      <w:lvlJc w:val="left"/>
+      <w:pPr>
+        <w:ind w:left="2880" w:hanging="360"/>
+      </w:pPr>
+      <w:rPr>
+        <w:rFonts w:ascii="Symbol" w:hAnsi="Symbol" w:hint="default"/>
+      </w:rPr>
+    </w:lvl>
+    <w:lvl w:ilvl="4" w:tplc="10000003" w:tentative="1">
+      <w:start w:val="1"/>
+      <w:numFmt w:val="bullet"/>
+      <w:lvlText w:val="o"/>
+      <w:lvlJc w:val="left"/>
+      <w:pPr>
+        <w:ind w:left="3600" w:hanging="360"/>
+      </w:pPr>
+      <w:rPr>
+        <w:rFonts w:ascii="Courier New" w:hAnsi="Courier New" w:cs="Courier New" w:hint="default"/>
+      </w:rPr>
+    </w:lvl>
+    <w:lvl w:ilvl="5" w:tplc="10000005" w:tentative="1">
+      <w:start w:val="1"/>
+      <w:numFmt w:val="bullet"/>
+      <w:lvlText w:val=""/>
+      <w:lvlJc w:val="left"/>
+      <w:pPr>
+        <w:ind w:left="4320" w:hanging="360"/>
+      </w:pPr>
+      <w:rPr>
+        <w:rFonts w:ascii="Wingdings" w:hAnsi="Wingdings" w:hint="default"/>
+      </w:rPr>
+    </w:lvl>
+    <w:lvl w:ilvl="6" w:tplc="10000001" w:tentative="1">
+      <w:start w:val="1"/>
+      <w:numFmt w:val="bullet"/>
+      <w:lvlText w:val=""/>
+      <w:lvlJc w:val="left"/>
+      <w:pPr>
+        <w:ind w:left="5040" w:hanging="360"/>
+      </w:pPr>
+      <w:rPr>
+        <w:rFonts w:ascii="Symbol" w:hAnsi="Symbol" w:hint="default"/>
+      </w:rPr>
+    </w:lvl>
+    <w:lvl w:ilvl="7" w:tplc="10000003" w:tentative="1">
+      <w:start w:val="1"/>
+      <w:numFmt w:val="bullet"/>
+      <w:lvlText w:val="o"/>
+      <w:lvlJc w:val="left"/>
+      <w:pPr>
+        <w:ind w:left="5760" w:hanging="360"/>
+      </w:pPr>
+      <w:rPr>
+        <w:rFonts w:ascii="Courier New" w:hAnsi="Courier New" w:cs="Courier New" w:hint="default"/>
+      </w:rPr>
+    </w:lvl>
+    <w:lvl w:ilvl="8" w:tplc="10000005" w:tentative="1">
+      <w:start w:val="1"/>
+      <w:numFmt w:val="bullet"/>
+      <w:lvlText w:val=""/>
+      <w:lvlJc w:val="left"/>
+      <w:pPr>
+        <w:ind w:left="6480" w:hanging="360"/>
+      </w:pPr>
+      <w:rPr>
+        <w:rFonts w:ascii="Wingdings" w:hAnsi="Wingdings" w:hint="default"/>
+      </w:rPr>
+    </w:lvl>
+  </w:abstractNum>
+  <w:abstractNum w:abstractNumId="1" w15:restartNumberingAfterBreak="0">
     <w:nsid w:val="0BFA39EF"/>
     <w:multiLevelType w:val="hybridMultilevel"/>
     <w:tmpl w:val="10EEEF9E"/>
@@ -4160,7 +6334,7 @@
       </w:pPr>
     </w:lvl>
   </w:abstractNum>
-  <w:abstractNum w:abstractNumId="1" w15:restartNumberingAfterBreak="0">
+  <w:abstractNum w:abstractNumId="2" w15:restartNumberingAfterBreak="0">
     <w:nsid w:val="0E417998"/>
     <w:multiLevelType w:val="hybridMultilevel"/>
     <w:tmpl w:val="3C52A8FA"/>
@@ -4246,7 +6420,7 @@
       </w:pPr>
     </w:lvl>
   </w:abstractNum>
-  <w:abstractNum w:abstractNumId="2" w15:restartNumberingAfterBreak="0">
+  <w:abstractNum w:abstractNumId="3" w15:restartNumberingAfterBreak="0">
     <w:nsid w:val="18CA38D6"/>
     <w:multiLevelType w:val="hybridMultilevel"/>
     <w:tmpl w:val="A0DE1790"/>
@@ -4335,7 +6509,7 @@
       </w:pPr>
     </w:lvl>
   </w:abstractNum>
-  <w:abstractNum w:abstractNumId="3" w15:restartNumberingAfterBreak="0">
+  <w:abstractNum w:abstractNumId="4" w15:restartNumberingAfterBreak="0">
     <w:nsid w:val="1AE4441F"/>
     <w:multiLevelType w:val="hybridMultilevel"/>
     <w:tmpl w:val="F060509E"/>
@@ -4424,7 +6598,7 @@
       </w:pPr>
     </w:lvl>
   </w:abstractNum>
-  <w:abstractNum w:abstractNumId="4" w15:restartNumberingAfterBreak="0">
+  <w:abstractNum w:abstractNumId="5" w15:restartNumberingAfterBreak="0">
     <w:nsid w:val="1E4F7E69"/>
     <w:multiLevelType w:val="hybridMultilevel"/>
     <w:tmpl w:val="E794DE50"/>
@@ -4513,7 +6687,7 @@
       </w:pPr>
     </w:lvl>
   </w:abstractNum>
-  <w:abstractNum w:abstractNumId="5" w15:restartNumberingAfterBreak="0">
+  <w:abstractNum w:abstractNumId="6" w15:restartNumberingAfterBreak="0">
     <w:nsid w:val="2A496766"/>
     <w:multiLevelType w:val="hybridMultilevel"/>
     <w:tmpl w:val="E22C5916"/>
@@ -4626,7 +6800,7 @@
       </w:rPr>
     </w:lvl>
   </w:abstractNum>
-  <w:abstractNum w:abstractNumId="6" w15:restartNumberingAfterBreak="0">
+  <w:abstractNum w:abstractNumId="7" w15:restartNumberingAfterBreak="0">
     <w:nsid w:val="2F6326CE"/>
     <w:multiLevelType w:val="hybridMultilevel"/>
     <w:tmpl w:val="10EEEF9E"/>
@@ -4715,7 +6889,7 @@
       </w:pPr>
     </w:lvl>
   </w:abstractNum>
-  <w:abstractNum w:abstractNumId="7" w15:restartNumberingAfterBreak="0">
+  <w:abstractNum w:abstractNumId="8" w15:restartNumberingAfterBreak="0">
     <w:nsid w:val="362207F6"/>
     <w:multiLevelType w:val="hybridMultilevel"/>
     <w:tmpl w:val="BEB817AC"/>
@@ -4804,7 +6978,7 @@
       </w:pPr>
     </w:lvl>
   </w:abstractNum>
-  <w:abstractNum w:abstractNumId="8" w15:restartNumberingAfterBreak="0">
+  <w:abstractNum w:abstractNumId="9" w15:restartNumberingAfterBreak="0">
     <w:nsid w:val="45F911B5"/>
     <w:multiLevelType w:val="hybridMultilevel"/>
     <w:tmpl w:val="790C6098"/>
@@ -4893,7 +7067,7 @@
       </w:pPr>
     </w:lvl>
   </w:abstractNum>
-  <w:abstractNum w:abstractNumId="9" w15:restartNumberingAfterBreak="0">
+  <w:abstractNum w:abstractNumId="10" w15:restartNumberingAfterBreak="0">
     <w:nsid w:val="47D866B8"/>
     <w:multiLevelType w:val="hybridMultilevel"/>
     <w:tmpl w:val="5C5ED78E"/>
@@ -4982,7 +7156,7 @@
       </w:pPr>
     </w:lvl>
   </w:abstractNum>
-  <w:abstractNum w:abstractNumId="10" w15:restartNumberingAfterBreak="0">
+  <w:abstractNum w:abstractNumId="11" w15:restartNumberingAfterBreak="0">
     <w:nsid w:val="47E55993"/>
     <w:multiLevelType w:val="hybridMultilevel"/>
     <w:tmpl w:val="0AC46864"/>
@@ -5071,7 +7245,7 @@
       </w:pPr>
     </w:lvl>
   </w:abstractNum>
-  <w:abstractNum w:abstractNumId="11" w15:restartNumberingAfterBreak="0">
+  <w:abstractNum w:abstractNumId="12" w15:restartNumberingAfterBreak="0">
     <w:nsid w:val="48C86699"/>
     <w:multiLevelType w:val="hybridMultilevel"/>
     <w:tmpl w:val="D1DA575C"/>
@@ -5160,7 +7334,7 @@
       </w:pPr>
     </w:lvl>
   </w:abstractNum>
-  <w:abstractNum w:abstractNumId="12" w15:restartNumberingAfterBreak="0">
+  <w:abstractNum w:abstractNumId="13" w15:restartNumberingAfterBreak="0">
     <w:nsid w:val="4B425742"/>
     <w:multiLevelType w:val="hybridMultilevel"/>
     <w:tmpl w:val="6860C770"/>
@@ -5249,7 +7423,7 @@
       </w:pPr>
     </w:lvl>
   </w:abstractNum>
-  <w:abstractNum w:abstractNumId="13" w15:restartNumberingAfterBreak="0">
+  <w:abstractNum w:abstractNumId="14" w15:restartNumberingAfterBreak="0">
     <w:nsid w:val="5D205330"/>
     <w:multiLevelType w:val="hybridMultilevel"/>
     <w:tmpl w:val="A4CCA092"/>
@@ -5338,7 +7512,7 @@
       </w:pPr>
     </w:lvl>
   </w:abstractNum>
-  <w:abstractNum w:abstractNumId="14" w15:restartNumberingAfterBreak="0">
+  <w:abstractNum w:abstractNumId="15" w15:restartNumberingAfterBreak="0">
     <w:nsid w:val="749B1F1A"/>
     <w:multiLevelType w:val="hybridMultilevel"/>
     <w:tmpl w:val="10EEEF9E"/>
@@ -5428,49 +7602,52 @@
     </w:lvl>
   </w:abstractNum>
   <w:num w:numId="1" w16cid:durableId="1992981918">
+    <w:abstractNumId w:val="8"/>
+  </w:num>
+  <w:num w:numId="2" w16cid:durableId="1998218547">
+    <w:abstractNumId w:val="6"/>
+  </w:num>
+  <w:num w:numId="3" w16cid:durableId="658339432">
+    <w:abstractNumId w:val="12"/>
+  </w:num>
+  <w:num w:numId="4" w16cid:durableId="1130780926">
+    <w:abstractNumId w:val="15"/>
+  </w:num>
+  <w:num w:numId="5" w16cid:durableId="439569559">
+    <w:abstractNumId w:val="2"/>
+  </w:num>
+  <w:num w:numId="6" w16cid:durableId="1401488769">
+    <w:abstractNumId w:val="14"/>
+  </w:num>
+  <w:num w:numId="7" w16cid:durableId="1486699636">
     <w:abstractNumId w:val="7"/>
   </w:num>
-  <w:num w:numId="2" w16cid:durableId="1998218547">
+  <w:num w:numId="8" w16cid:durableId="1659310923">
+    <w:abstractNumId w:val="11"/>
+  </w:num>
+  <w:num w:numId="9" w16cid:durableId="987827012">
+    <w:abstractNumId w:val="13"/>
+  </w:num>
+  <w:num w:numId="10" w16cid:durableId="539755258">
+    <w:abstractNumId w:val="3"/>
+  </w:num>
+  <w:num w:numId="11" w16cid:durableId="1023214067">
     <w:abstractNumId w:val="5"/>
   </w:num>
-  <w:num w:numId="3" w16cid:durableId="658339432">
-    <w:abstractNumId w:val="11"/>
+  <w:num w:numId="12" w16cid:durableId="1374650212">
+    <w:abstractNumId w:val="4"/>
   </w:num>
-  <w:num w:numId="4" w16cid:durableId="1130780926">
-    <w:abstractNumId w:val="14"/>
-  </w:num>
-  <w:num w:numId="5" w16cid:durableId="439569559">
+  <w:num w:numId="13" w16cid:durableId="1367557853">
     <w:abstractNumId w:val="1"/>
   </w:num>
-  <w:num w:numId="6" w16cid:durableId="1401488769">
-    <w:abstractNumId w:val="13"/>
-  </w:num>
-  <w:num w:numId="7" w16cid:durableId="1486699636">
-    <w:abstractNumId w:val="6"/>
-  </w:num>
-  <w:num w:numId="8" w16cid:durableId="1659310923">
+  <w:num w:numId="14" w16cid:durableId="316424317">
     <w:abstractNumId w:val="10"/>
   </w:num>
-  <w:num w:numId="9" w16cid:durableId="987827012">
-    <w:abstractNumId w:val="12"/>
-  </w:num>
-  <w:num w:numId="10" w16cid:durableId="539755258">
-    <w:abstractNumId w:val="2"/>
-  </w:num>
-  <w:num w:numId="11" w16cid:durableId="1023214067">
-    <w:abstractNumId w:val="4"/>
-  </w:num>
-  <w:num w:numId="12" w16cid:durableId="1374650212">
-    <w:abstractNumId w:val="3"/>
-  </w:num>
-  <w:num w:numId="13" w16cid:durableId="1367557853">
-    <w:abstractNumId w:val="0"/>
-  </w:num>
-  <w:num w:numId="14" w16cid:durableId="316424317">
+  <w:num w:numId="15" w16cid:durableId="113713025">
     <w:abstractNumId w:val="9"/>
   </w:num>
-  <w:num w:numId="15" w16cid:durableId="113713025">
-    <w:abstractNumId w:val="8"/>
+  <w:num w:numId="16" w16cid:durableId="1060177246">
+    <w:abstractNumId w:val="0"/>
   </w:num>
 </w:numbering>
 </file>
